--- a/document-merge-service/kt_bern/templatefiles/fr-decision-globale.docx
+++ b/document-merge-service/kt_bern/templatefiles/fr-decision-globale.docx
@@ -1,30 +1,21 @@
 
 <file path=word/document.xml><?xml version="1.0" encoding="utf-8"?>
-<w:document xmlns:o="urn:schemas-microsoft-com:office:office" xmlns:r="http://schemas.openxmlformats.org/officeDocument/2006/relationships" xmlns:v="urn:schemas-microsoft-com:vml" xmlns:w="http://schemas.openxmlformats.org/wordprocessingml/2006/main" xmlns:w10="urn:schemas-microsoft-com:office:word" xmlns:wp="http://schemas.openxmlformats.org/drawingml/2006/wordprocessingDrawing" xmlns:wps="http://schemas.microsoft.com/office/word/2010/wordprocessingShape" xmlns:wpg="http://schemas.microsoft.com/office/word/2010/wordprocessingGroup" xmlns:mc="http://schemas.openxmlformats.org/markup-compatibility/2006" xmlns:wp14="http://schemas.microsoft.com/office/word/2010/wordprocessingDrawing" xmlns:w14="http://schemas.microsoft.com/office/word/2010/wordml" xmlns:w15="http://schemas.microsoft.com/office/word/2012/wordml" mc:Ignorable="w14 wp14 w15">
+<w:document xmlns:wpc="http://schemas.microsoft.com/office/word/2010/wordprocessingCanvas" xmlns:cx="http://schemas.microsoft.com/office/drawing/2014/chartex" xmlns:cx1="http://schemas.microsoft.com/office/drawing/2015/9/8/chartex" xmlns:cx2="http://schemas.microsoft.com/office/drawing/2015/10/21/chartex" xmlns:cx3="http://schemas.microsoft.com/office/drawing/2016/5/9/chartex" xmlns:cx4="http://schemas.microsoft.com/office/drawing/2016/5/10/chartex" xmlns:cx5="http://schemas.microsoft.com/office/drawing/2016/5/11/chartex" xmlns:cx6="http://schemas.microsoft.com/office/drawing/2016/5/12/chartex" xmlns:cx7="http://schemas.microsoft.com/office/drawing/2016/5/13/chartex" xmlns:cx8="http://schemas.microsoft.com/office/drawing/2016/5/14/chartex" xmlns:mc="http://schemas.openxmlformats.org/markup-compatibility/2006" xmlns:aink="http://schemas.microsoft.com/office/drawing/2016/ink" xmlns:am3d="http://schemas.microsoft.com/office/drawing/2017/model3d" xmlns:o="urn:schemas-microsoft-com:office:office" xmlns:oel="http://schemas.microsoft.com/office/2019/extlst" xmlns:r="http://schemas.openxmlformats.org/officeDocument/2006/relationships" xmlns:m="http://schemas.openxmlformats.org/officeDocument/2006/math" xmlns:v="urn:schemas-microsoft-com:vml" xmlns:wp14="http://schemas.microsoft.com/office/word/2010/wordprocessingDrawing" xmlns:wp="http://schemas.openxmlformats.org/drawingml/2006/wordprocessingDrawing" xmlns:w10="urn:schemas-microsoft-com:office:word" xmlns:w="http://schemas.openxmlformats.org/wordprocessingml/2006/main" xmlns:w14="http://schemas.microsoft.com/office/word/2010/wordml" xmlns:w15="http://schemas.microsoft.com/office/word/2012/wordml" xmlns:w16cex="http://schemas.microsoft.com/office/word/2018/wordml/cex" xmlns:w16cid="http://schemas.microsoft.com/office/word/2016/wordml/cid" xmlns:w16="http://schemas.microsoft.com/office/word/2018/wordml" xmlns:w16sdtdh="http://schemas.microsoft.com/office/word/2020/wordml/sdtdatahash" xmlns:w16se="http://schemas.microsoft.com/office/word/2015/wordml/symex" xmlns:wpg="http://schemas.microsoft.com/office/word/2010/wordprocessingGroup" xmlns:wpi="http://schemas.microsoft.com/office/word/2010/wordprocessingInk" xmlns:wne="http://schemas.microsoft.com/office/word/2006/wordml" xmlns:wps="http://schemas.microsoft.com/office/word/2010/wordprocessingShape" mc:Ignorable="w14 w15 w16se w16cid w16 w16cex w16sdtdh wp14">
   <w:body>
     <w:p>
-      <w:pPr>
-        <w:pStyle w:val="Normal"/>
-        <w:rPr/>
-      </w:pPr>
-      <w:r>
-        <w:rPr/>
+      <w:r>
         <w:tab/>
       </w:r>
     </w:p>
     <w:tbl>
       <w:tblPr>
         <w:tblW w:w="14114" w:type="dxa"/>
-        <w:jc w:val="left"/>
-        <w:tblInd w:w="0" w:type="dxa"/>
         <w:tblLayout w:type="fixed"/>
         <w:tblCellMar>
-          <w:top w:w="0" w:type="dxa"/>
           <w:left w:w="0" w:type="dxa"/>
-          <w:bottom w:w="0" w:type="dxa"/>
           <w:right w:w="0" w:type="dxa"/>
         </w:tblCellMar>
-        <w:tblLook w:val="04a0" w:noHBand="0" w:noVBand="1" w:firstColumn="1" w:lastRow="0" w:lastColumn="0" w:firstRow="1"/>
+        <w:tblLook w:val="04A0" w:firstRow="1" w:lastRow="0" w:firstColumn="1" w:lastColumn="0" w:noHBand="0" w:noVBand="1"/>
       </w:tblPr>
       <w:tblGrid>
         <w:gridCol w:w="5044"/>
@@ -32,19 +23,16 @@
         <w:gridCol w:w="4026"/>
       </w:tblGrid>
       <w:tr>
-        <w:trPr/>
         <w:tc>
           <w:tcPr>
             <w:tcW w:w="5044" w:type="dxa"/>
-            <w:tcBorders/>
-            <w:shd w:fill="auto" w:val="clear"/>
+            <w:shd w:val="clear" w:color="auto" w:fill="auto"/>
           </w:tcPr>
           <w:p>
             <w:pPr>
               <w:pStyle w:val="TableContents"/>
-              <w:widowControl w:val="false"/>
+              <w:widowControl w:val="0"/>
               <w:rPr>
-                <w:b/>
                 <w:b/>
                 <w:bCs/>
               </w:rPr>
@@ -63,7 +51,6 @@
               </w:rPr>
               <w:t>AUTORITE_DIRECTRICE_NOM</w:t>
             </w:r>
-            <w:bookmarkStart w:id="0" w:name="_GoBack"/>
             <w:r>
               <w:rPr>
                 <w:b/>
@@ -71,19 +58,17 @@
               </w:rPr>
               <w:t>}}</w:t>
             </w:r>
-            <w:bookmarkEnd w:id="0"/>
           </w:p>
         </w:tc>
         <w:tc>
           <w:tcPr>
             <w:tcW w:w="5044" w:type="dxa"/>
-            <w:tcBorders/>
-            <w:shd w:fill="auto" w:val="clear"/>
+            <w:shd w:val="clear" w:color="auto" w:fill="auto"/>
           </w:tcPr>
           <w:p>
             <w:pPr>
               <w:pStyle w:val="TableContents"/>
-              <w:widowControl w:val="false"/>
+              <w:widowControl w:val="0"/>
               <w:rPr>
                 <w:lang w:val="fr-CH"/>
               </w:rPr>
@@ -97,10 +82,8 @@
           </w:p>
           <w:p>
             <w:pPr>
-              <w:pStyle w:val="Normal"/>
-              <w:widowControl w:val="false"/>
-              <w:spacing w:lineRule="exact" w:line="280" w:before="120" w:after="0"/>
-              <w:rPr/>
+              <w:widowControl w:val="0"/>
+              <w:spacing w:before="120" w:line="280" w:lineRule="exact"/>
             </w:pPr>
             <w:r>
               <w:rPr>
@@ -121,28 +104,23 @@
         <w:tc>
           <w:tcPr>
             <w:tcW w:w="4026" w:type="dxa"/>
-            <w:tcBorders/>
-            <w:shd w:fill="auto" w:val="clear"/>
+            <w:shd w:val="clear" w:color="auto" w:fill="auto"/>
           </w:tcPr>
           <w:p>
             <w:pPr>
               <w:pStyle w:val="TableContents"/>
-              <w:widowControl w:val="false"/>
+              <w:widowControl w:val="0"/>
               <w:jc w:val="right"/>
-              <w:rPr/>
             </w:pPr>
             <w:r>
-              <w:rPr/>
               <w:t>{{LEITBEHOERDE_STADT}}, {{HEUTE}}</w:t>
             </w:r>
           </w:p>
           <w:p>
             <w:pPr>
-              <w:pStyle w:val="Normal"/>
-              <w:widowControl w:val="false"/>
-              <w:spacing w:lineRule="exact" w:line="280" w:before="120" w:after="0"/>
+              <w:widowControl w:val="0"/>
+              <w:spacing w:before="120" w:line="280" w:lineRule="exact"/>
               <w:jc w:val="right"/>
-              <w:rPr/>
             </w:pPr>
             <w:r>
               <w:rPr>
@@ -162,17 +140,15 @@
         </w:tc>
       </w:tr>
       <w:tr>
-        <w:trPr/>
         <w:tc>
           <w:tcPr>
             <w:tcW w:w="5044" w:type="dxa"/>
-            <w:tcBorders/>
-            <w:shd w:fill="auto" w:val="clear"/>
+            <w:shd w:val="clear" w:color="auto" w:fill="auto"/>
           </w:tcPr>
           <w:p>
             <w:pPr>
               <w:pStyle w:val="TableContents"/>
-              <w:widowControl w:val="false"/>
+              <w:widowControl w:val="0"/>
               <w:rPr>
                 <w:lang w:val="fr-CH"/>
               </w:rPr>
@@ -188,7 +164,14 @@
                 <w:color w:val="161616"/>
                 <w:lang w:val="fr-CH"/>
               </w:rPr>
-              <w:t>AUTORITE_DIRECTRICE_ADRESSE_1</w:t>
+              <w:t>A</w:t>
+            </w:r>
+            <w:r>
+              <w:rPr>
+                <w:color w:val="161616"/>
+                <w:lang w:val="fr-CH"/>
+              </w:rPr>
+              <w:t>UTORITE_DIRECTRICE_ADRESSE_1</w:t>
             </w:r>
             <w:r>
               <w:rPr>
@@ -200,7 +183,7 @@
           <w:p>
             <w:pPr>
               <w:pStyle w:val="TableContents"/>
-              <w:widowControl w:val="false"/>
+              <w:widowControl w:val="0"/>
               <w:rPr>
                 <w:lang w:val="fr-CH"/>
               </w:rPr>
@@ -228,25 +211,18 @@
           <w:p>
             <w:pPr>
               <w:pStyle w:val="TableContents"/>
-              <w:widowControl w:val="false"/>
+              <w:widowControl w:val="0"/>
               <w:rPr>
                 <w:lang w:val="fr-CH"/>
               </w:rPr>
             </w:pPr>
-            <w:r>
-              <w:rPr>
-                <w:lang w:val="fr-CH"/>
-              </w:rPr>
-            </w:r>
           </w:p>
           <w:p>
             <w:pPr>
-              <w:pStyle w:val="Normal"/>
-              <w:widowControl w:val="false"/>
+              <w:widowControl w:val="0"/>
               <w:tabs>
-                <w:tab w:val="clear" w:pos="708"/>
-                <w:tab w:val="left" w:pos="993" w:leader="none"/>
-                <w:tab w:val="left" w:pos="5800" w:leader="none"/>
+                <w:tab w:val="left" w:pos="993"/>
+                <w:tab w:val="left" w:pos="5800"/>
               </w:tabs>
               <w:rPr>
                 <w:lang w:val="fr-CH"/>
@@ -283,12 +259,10 @@
           </w:p>
           <w:p>
             <w:pPr>
-              <w:pStyle w:val="Normal"/>
-              <w:widowControl w:val="false"/>
+              <w:widowControl w:val="0"/>
               <w:tabs>
-                <w:tab w:val="clear" w:pos="708"/>
-                <w:tab w:val="left" w:pos="993" w:leader="none"/>
-                <w:tab w:val="left" w:pos="5800" w:leader="none"/>
+                <w:tab w:val="left" w:pos="993"/>
+                <w:tab w:val="left" w:pos="5800"/>
               </w:tabs>
               <w:rPr>
                 <w:lang w:val="fr-CH"/>
@@ -319,28 +293,22 @@
           <w:p>
             <w:pPr>
               <w:pStyle w:val="TableContents"/>
-              <w:widowControl w:val="false"/>
+              <w:widowControl w:val="0"/>
               <w:rPr>
                 <w:lang w:val="fr-CH"/>
               </w:rPr>
             </w:pPr>
-            <w:r>
-              <w:rPr>
-                <w:lang w:val="fr-CH"/>
-              </w:rPr>
-            </w:r>
           </w:p>
         </w:tc>
         <w:tc>
           <w:tcPr>
             <w:tcW w:w="5044" w:type="dxa"/>
-            <w:tcBorders/>
-            <w:shd w:fill="auto" w:val="clear"/>
+            <w:shd w:val="clear" w:color="auto" w:fill="auto"/>
           </w:tcPr>
           <w:p>
             <w:pPr>
               <w:pStyle w:val="TableContents"/>
-              <w:widowControl w:val="false"/>
+              <w:widowControl w:val="0"/>
               <w:rPr>
                 <w:lang w:val="fr-CH"/>
               </w:rPr>
@@ -354,10 +322,8 @@
           </w:p>
           <w:p>
             <w:pPr>
-              <w:pStyle w:val="Normal"/>
-              <w:widowControl w:val="false"/>
-              <w:spacing w:lineRule="exact" w:line="280" w:before="120" w:after="0"/>
-              <w:rPr/>
+              <w:widowControl w:val="0"/>
+              <w:spacing w:before="120" w:line="280" w:lineRule="exact"/>
             </w:pPr>
             <w:r>
               <w:rPr>
@@ -378,23 +344,16 @@
         <w:tc>
           <w:tcPr>
             <w:tcW w:w="4026" w:type="dxa"/>
-            <w:tcBorders/>
-            <w:shd w:fill="auto" w:val="clear"/>
+            <w:shd w:val="clear" w:color="auto" w:fill="auto"/>
           </w:tcPr>
           <w:p>
             <w:pPr>
-              <w:pStyle w:val="Normal"/>
-              <w:widowControl w:val="false"/>
-              <w:spacing w:lineRule="exact" w:line="280" w:before="120" w:after="0"/>
+              <w:widowControl w:val="0"/>
+              <w:spacing w:before="120" w:line="280" w:lineRule="exact"/>
               <w:rPr>
                 <w:color w:val="000000"/>
               </w:rPr>
             </w:pPr>
-            <w:r>
-              <w:rPr>
-                <w:color w:val="000000"/>
-              </w:rPr>
-            </w:r>
           </w:p>
         </w:tc>
       </w:tr>
@@ -403,31 +362,22 @@
       <w:pPr>
         <w:pStyle w:val="Text"/>
         <w:tabs>
-          <w:tab w:val="clear" w:pos="708"/>
-          <w:tab w:val="left" w:pos="5670" w:leader="none"/>
+          <w:tab w:val="left" w:pos="5670"/>
         </w:tabs>
         <w:rPr>
           <w:b/>
-          <w:b/>
-        </w:rPr>
-      </w:pPr>
-      <w:r>
-        <w:rPr>
-          <w:b/>
-        </w:rPr>
-      </w:r>
-    </w:p>
-    <w:p>
-      <w:pPr>
-        <w:pStyle w:val="Heading2"/>
+        </w:rPr>
+      </w:pPr>
+    </w:p>
+    <w:p>
+      <w:pPr>
+        <w:pStyle w:val="berschrift2"/>
         <w:numPr>
           <w:ilvl w:val="1"/>
           <w:numId w:val="3"/>
         </w:numPr>
-        <w:rPr/>
-      </w:pPr>
-      <w:r>
-        <w:rPr/>
+      </w:pPr>
+      <w:r>
         <w:t>{{DECISION_CATEGORIE}}</w:t>
       </w:r>
     </w:p>
@@ -436,59 +386,36 @@
         <w:pStyle w:val="Text"/>
         <w:rPr>
           <w:b/>
-          <w:b/>
-        </w:rPr>
-      </w:pPr>
-      <w:r>
-        <w:rPr>
-          <w:b/>
-        </w:rPr>
-      </w:r>
+        </w:rPr>
+      </w:pPr>
     </w:p>
     <w:p>
       <w:pPr>
         <w:pStyle w:val="Text"/>
-        <w:rPr/>
-      </w:pPr>
-      <w:r>
-        <w:rPr/>
-      </w:r>
+      </w:pPr>
     </w:p>
     <w:tbl>
       <w:tblPr>
         <w:tblW w:w="9322" w:type="dxa"/>
-        <w:jc w:val="left"/>
-        <w:tblInd w:w="0" w:type="dxa"/>
         <w:tblLayout w:type="fixed"/>
-        <w:tblCellMar>
-          <w:top w:w="0" w:type="dxa"/>
-          <w:left w:w="108" w:type="dxa"/>
-          <w:bottom w:w="0" w:type="dxa"/>
-          <w:right w:w="108" w:type="dxa"/>
-        </w:tblCellMar>
-        <w:tblLook w:val="01e0" w:noHBand="0" w:noVBand="0" w:firstColumn="1" w:lastRow="1" w:lastColumn="1" w:firstRow="1"/>
+        <w:tblLook w:val="01E0" w:firstRow="1" w:lastRow="1" w:firstColumn="1" w:lastColumn="1" w:noHBand="0" w:noVBand="0"/>
       </w:tblPr>
       <w:tblGrid>
         <w:gridCol w:w="2969"/>
-        <w:gridCol w:w="6352"/>
+        <w:gridCol w:w="6353"/>
       </w:tblGrid>
       <w:tr>
-        <w:trPr/>
         <w:tc>
           <w:tcPr>
             <w:tcW w:w="2969" w:type="dxa"/>
-            <w:tcBorders/>
-            <w:shd w:fill="auto" w:val="clear"/>
+            <w:shd w:val="clear" w:color="auto" w:fill="auto"/>
           </w:tcPr>
           <w:p>
             <w:pPr>
-              <w:pStyle w:val="Normal"/>
-              <w:widowControl w:val="false"/>
-              <w:spacing w:lineRule="exact" w:line="280" w:before="120" w:after="0"/>
-              <w:rPr/>
+              <w:widowControl w:val="0"/>
+              <w:spacing w:before="120" w:line="280" w:lineRule="exact"/>
             </w:pPr>
             <w:r>
-              <w:rPr/>
               <w:t>Rue:</w:t>
             </w:r>
           </w:p>
@@ -496,37 +423,29 @@
         <w:tc>
           <w:tcPr>
             <w:tcW w:w="6352" w:type="dxa"/>
-            <w:tcBorders/>
-            <w:shd w:fill="auto" w:val="clear"/>
+            <w:shd w:val="clear" w:color="auto" w:fill="auto"/>
           </w:tcPr>
           <w:p>
             <w:pPr>
-              <w:pStyle w:val="Normal"/>
-              <w:widowControl w:val="false"/>
-              <w:spacing w:lineRule="exact" w:line="280" w:before="120" w:after="0"/>
-              <w:rPr/>
+              <w:widowControl w:val="0"/>
+              <w:spacing w:before="120" w:line="280" w:lineRule="exact"/>
             </w:pPr>
             <w:r>
-              <w:rPr/>
               <w:t>{{ADRESSE}}</w:t>
             </w:r>
           </w:p>
         </w:tc>
       </w:tr>
       <w:tr>
-        <w:trPr/>
         <w:tc>
           <w:tcPr>
             <w:tcW w:w="2969" w:type="dxa"/>
-            <w:tcBorders/>
-            <w:shd w:fill="auto" w:val="clear"/>
+            <w:shd w:val="clear" w:color="auto" w:fill="auto"/>
           </w:tcPr>
           <w:p>
             <w:pPr>
-              <w:pStyle w:val="Normal"/>
-              <w:widowControl w:val="false"/>
-              <w:spacing w:lineRule="exact" w:line="280" w:before="120" w:after="0"/>
-              <w:rPr/>
+              <w:widowControl w:val="0"/>
+              <w:spacing w:before="120" w:line="280" w:lineRule="exact"/>
             </w:pPr>
             <w:r>
               <w:rPr>
@@ -535,7 +454,6 @@
               <w:t>Parcelle</w:t>
             </w:r>
             <w:r>
-              <w:rPr/>
               <w:t xml:space="preserve"> n°:</w:t>
             </w:r>
           </w:p>
@@ -543,18 +461,14 @@
         <w:tc>
           <w:tcPr>
             <w:tcW w:w="6352" w:type="dxa"/>
-            <w:tcBorders/>
-            <w:shd w:fill="auto" w:val="clear"/>
+            <w:shd w:val="clear" w:color="auto" w:fill="auto"/>
           </w:tcPr>
           <w:p>
             <w:pPr>
-              <w:pStyle w:val="Normal"/>
-              <w:widowControl w:val="false"/>
-              <w:spacing w:lineRule="exact" w:line="280" w:before="120" w:after="0"/>
-              <w:rPr/>
+              <w:widowControl w:val="0"/>
+              <w:spacing w:before="120" w:line="280" w:lineRule="exact"/>
             </w:pPr>
             <w:r>
-              <w:rPr/>
               <w:t>{{</w:t>
             </w:r>
             <w:r>
@@ -564,26 +478,21 @@
               <w:t>PARCELLE</w:t>
             </w:r>
             <w:r>
-              <w:rPr/>
               <w:t>}}</w:t>
             </w:r>
           </w:p>
         </w:tc>
       </w:tr>
       <w:tr>
-        <w:trPr/>
         <w:tc>
           <w:tcPr>
             <w:tcW w:w="2969" w:type="dxa"/>
-            <w:tcBorders/>
-            <w:shd w:fill="auto" w:val="clear"/>
+            <w:shd w:val="clear" w:color="auto" w:fill="auto"/>
           </w:tcPr>
           <w:p>
             <w:pPr>
-              <w:pStyle w:val="Normal"/>
-              <w:widowControl w:val="false"/>
-              <w:spacing w:lineRule="exact" w:line="280" w:before="120" w:after="0"/>
-              <w:rPr/>
+              <w:widowControl w:val="0"/>
+              <w:spacing w:before="120" w:line="280" w:lineRule="exact"/>
             </w:pPr>
             <w:r>
               <w:rPr>
@@ -592,7 +501,6 @@
               <w:t>Projet de construction</w:t>
             </w:r>
             <w:r>
-              <w:rPr/>
               <w:t>:</w:t>
             </w:r>
           </w:p>
@@ -600,15 +508,12 @@
         <w:tc>
           <w:tcPr>
             <w:tcW w:w="6352" w:type="dxa"/>
-            <w:tcBorders/>
-            <w:shd w:fill="auto" w:val="clear"/>
+            <w:shd w:val="clear" w:color="auto" w:fill="auto"/>
           </w:tcPr>
           <w:p>
             <w:pPr>
-              <w:pStyle w:val="Normal"/>
-              <w:widowControl w:val="false"/>
-              <w:spacing w:lineRule="exact" w:line="280" w:before="120" w:after="0"/>
-              <w:rPr/>
+              <w:widowControl w:val="0"/>
+              <w:spacing w:before="120" w:line="280" w:lineRule="exact"/>
             </w:pPr>
             <w:r>
               <w:rPr>
@@ -620,19 +525,15 @@
         </w:tc>
       </w:tr>
       <w:tr>
-        <w:trPr/>
         <w:tc>
           <w:tcPr>
             <w:tcW w:w="2969" w:type="dxa"/>
-            <w:tcBorders/>
-            <w:shd w:fill="auto" w:val="clear"/>
+            <w:shd w:val="clear" w:color="auto" w:fill="auto"/>
           </w:tcPr>
           <w:p>
             <w:pPr>
-              <w:pStyle w:val="Normal"/>
-              <w:widowControl w:val="false"/>
-              <w:spacing w:lineRule="exact" w:line="280" w:before="120" w:after="0"/>
-              <w:rPr/>
+              <w:widowControl w:val="0"/>
+              <w:spacing w:before="120" w:line="280" w:lineRule="exact"/>
             </w:pPr>
             <w:r>
               <w:rPr>
@@ -641,7 +542,6 @@
               <w:t>Requérant/e</w:t>
             </w:r>
             <w:r>
-              <w:rPr/>
               <w:t>:</w:t>
             </w:r>
           </w:p>
@@ -649,15 +549,12 @@
         <w:tc>
           <w:tcPr>
             <w:tcW w:w="6352" w:type="dxa"/>
-            <w:tcBorders/>
-            <w:shd w:fill="auto" w:val="clear"/>
+            <w:shd w:val="clear" w:color="auto" w:fill="auto"/>
           </w:tcPr>
           <w:p>
             <w:pPr>
-              <w:pStyle w:val="Normal"/>
-              <w:widowControl w:val="false"/>
-              <w:spacing w:lineRule="exact" w:line="280" w:before="120" w:after="0"/>
-              <w:rPr/>
+              <w:widowControl w:val="0"/>
+              <w:spacing w:before="120" w:line="280" w:lineRule="exact"/>
             </w:pPr>
             <w:r>
               <w:rPr>
@@ -669,19 +566,15 @@
         </w:tc>
       </w:tr>
       <w:tr>
-        <w:trPr/>
         <w:tc>
           <w:tcPr>
             <w:tcW w:w="2969" w:type="dxa"/>
-            <w:tcBorders/>
-            <w:shd w:fill="auto" w:val="clear"/>
+            <w:shd w:val="clear" w:color="auto" w:fill="auto"/>
           </w:tcPr>
           <w:p>
             <w:pPr>
-              <w:pStyle w:val="Normal"/>
-              <w:widowControl w:val="false"/>
-              <w:spacing w:lineRule="exact" w:line="280" w:before="120" w:after="0"/>
-              <w:rPr/>
+              <w:widowControl w:val="0"/>
+              <w:spacing w:before="120" w:line="280" w:lineRule="exact"/>
             </w:pPr>
             <w:r>
               <w:rPr>
@@ -690,7 +583,6 @@
               <w:t>Auteur/e du projet</w:t>
             </w:r>
             <w:r>
-              <w:rPr/>
               <w:t>:</w:t>
             </w:r>
           </w:p>
@@ -698,15 +590,12 @@
         <w:tc>
           <w:tcPr>
             <w:tcW w:w="6352" w:type="dxa"/>
-            <w:tcBorders/>
-            <w:shd w:fill="auto" w:val="clear"/>
+            <w:shd w:val="clear" w:color="auto" w:fill="auto"/>
           </w:tcPr>
           <w:p>
             <w:pPr>
-              <w:pStyle w:val="Normal"/>
-              <w:widowControl w:val="false"/>
-              <w:spacing w:lineRule="exact" w:line="280" w:before="120" w:after="0"/>
-              <w:rPr/>
+              <w:widowControl w:val="0"/>
+              <w:spacing w:before="120" w:line="280" w:lineRule="exact"/>
             </w:pPr>
             <w:r>
               <w:rPr>
@@ -718,18 +607,15 @@
         </w:tc>
       </w:tr>
       <w:tr>
-        <w:trPr/>
         <w:tc>
           <w:tcPr>
             <w:tcW w:w="2969" w:type="dxa"/>
-            <w:tcBorders/>
-            <w:shd w:fill="auto" w:val="clear"/>
+            <w:shd w:val="clear" w:color="auto" w:fill="auto"/>
           </w:tcPr>
           <w:p>
             <w:pPr>
-              <w:pStyle w:val="Normal"/>
-              <w:widowControl w:val="false"/>
-              <w:spacing w:lineRule="exact" w:line="280" w:before="120" w:after="0"/>
+              <w:widowControl w:val="0"/>
+              <w:spacing w:before="120" w:line="280" w:lineRule="exact"/>
               <w:rPr>
                 <w:lang w:val="fr-CH"/>
               </w:rPr>
@@ -745,15 +631,12 @@
         <w:tc>
           <w:tcPr>
             <w:tcW w:w="6352" w:type="dxa"/>
-            <w:tcBorders/>
-            <w:shd w:fill="auto" w:val="clear"/>
+            <w:shd w:val="clear" w:color="auto" w:fill="auto"/>
           </w:tcPr>
           <w:p>
             <w:pPr>
-              <w:pStyle w:val="Normal"/>
-              <w:widowControl w:val="false"/>
-              <w:spacing w:lineRule="exact" w:line="280" w:before="120" w:after="0"/>
-              <w:rPr/>
+              <w:widowControl w:val="0"/>
+              <w:spacing w:before="120" w:line="280" w:lineRule="exact"/>
             </w:pPr>
             <w:r>
               <w:rPr>
@@ -765,19 +648,15 @@
         </w:tc>
       </w:tr>
       <w:tr>
-        <w:trPr/>
         <w:tc>
           <w:tcPr>
             <w:tcW w:w="2969" w:type="dxa"/>
-            <w:tcBorders/>
-            <w:shd w:fill="auto" w:val="clear"/>
+            <w:shd w:val="clear" w:color="auto" w:fill="auto"/>
           </w:tcPr>
           <w:p>
             <w:pPr>
-              <w:pStyle w:val="Normal"/>
-              <w:widowControl w:val="false"/>
-              <w:spacing w:lineRule="exact" w:line="280" w:before="120" w:after="0"/>
-              <w:rPr/>
+              <w:widowControl w:val="0"/>
+              <w:spacing w:before="120" w:line="280" w:lineRule="exact"/>
             </w:pPr>
             <w:r>
               <w:rPr>
@@ -786,7 +665,6 @@
               <w:t>Dérogations demandées</w:t>
             </w:r>
             <w:r>
-              <w:rPr/>
               <w:t>:</w:t>
             </w:r>
           </w:p>
@@ -794,14 +672,12 @@
         <w:tc>
           <w:tcPr>
             <w:tcW w:w="6352" w:type="dxa"/>
-            <w:tcBorders/>
-            <w:shd w:fill="auto" w:val="clear"/>
+            <w:shd w:val="clear" w:color="auto" w:fill="auto"/>
           </w:tcPr>
           <w:p>
             <w:pPr>
-              <w:pStyle w:val="Normal"/>
-              <w:widowControl w:val="false"/>
-              <w:spacing w:lineRule="exact" w:line="280" w:before="120" w:after="0"/>
+              <w:widowControl w:val="0"/>
+              <w:spacing w:before="120" w:line="280" w:lineRule="exact"/>
               <w:rPr>
                 <w:highlight w:val="yellow"/>
               </w:rPr>
@@ -817,22 +693,17 @@
         </w:tc>
       </w:tr>
       <w:tr>
-        <w:trPr/>
         <w:tc>
           <w:tcPr>
             <w:tcW w:w="2969" w:type="dxa"/>
-            <w:tcBorders/>
-            <w:shd w:fill="auto" w:val="clear"/>
+            <w:shd w:val="clear" w:color="auto" w:fill="auto"/>
           </w:tcPr>
           <w:p>
             <w:pPr>
-              <w:pStyle w:val="Normal"/>
-              <w:widowControl w:val="false"/>
-              <w:spacing w:lineRule="exact" w:line="280" w:before="120" w:after="0"/>
-              <w:rPr/>
+              <w:widowControl w:val="0"/>
+              <w:spacing w:before="120" w:line="280" w:lineRule="exact"/>
             </w:pPr>
             <w:r>
-              <w:rPr/>
               <w:t xml:space="preserve">Zone </w:t>
             </w:r>
             <w:r>
@@ -842,7 +713,6 @@
               <w:t>d'affectation</w:t>
             </w:r>
             <w:r>
-              <w:rPr/>
               <w:t>:</w:t>
             </w:r>
           </w:p>
@@ -850,40 +720,31 @@
         <w:tc>
           <w:tcPr>
             <w:tcW w:w="6352" w:type="dxa"/>
-            <w:tcBorders/>
-            <w:shd w:fill="auto" w:val="clear"/>
+            <w:shd w:val="clear" w:color="auto" w:fill="auto"/>
           </w:tcPr>
           <w:p>
             <w:pPr>
-              <w:pStyle w:val="Normal"/>
-              <w:widowControl w:val="false"/>
-              <w:spacing w:lineRule="exact" w:line="280" w:before="120" w:after="0"/>
-              <w:rPr/>
+              <w:widowControl w:val="0"/>
+              <w:spacing w:before="120" w:line="280" w:lineRule="exact"/>
             </w:pPr>
             <w:r>
-              <w:rPr/>
               <w:t>{{AFFECTATION_ZONE}}</w:t>
             </w:r>
           </w:p>
         </w:tc>
       </w:tr>
       <w:tr>
-        <w:trPr/>
         <w:tc>
           <w:tcPr>
             <w:tcW w:w="2969" w:type="dxa"/>
-            <w:tcBorders/>
-            <w:shd w:fill="auto" w:val="clear"/>
+            <w:shd w:val="clear" w:color="auto" w:fill="auto"/>
           </w:tcPr>
           <w:p>
             <w:pPr>
-              <w:pStyle w:val="Normal"/>
-              <w:widowControl w:val="false"/>
-              <w:spacing w:lineRule="exact" w:line="280" w:before="120" w:after="0"/>
-              <w:rPr/>
+              <w:widowControl w:val="0"/>
+              <w:spacing w:before="120" w:line="280" w:lineRule="exact"/>
             </w:pPr>
             <w:r>
-              <w:rPr/>
               <w:t>Plan de quartier:</w:t>
             </w:r>
           </w:p>
@@ -891,37 +752,29 @@
         <w:tc>
           <w:tcPr>
             <w:tcW w:w="6352" w:type="dxa"/>
-            <w:tcBorders/>
-            <w:shd w:fill="auto" w:val="clear"/>
+            <w:shd w:val="clear" w:color="auto" w:fill="auto"/>
           </w:tcPr>
           <w:p>
             <w:pPr>
-              <w:pStyle w:val="Normal"/>
-              <w:widowControl w:val="false"/>
-              <w:spacing w:lineRule="exact" w:line="280" w:before="120" w:after="0"/>
-              <w:rPr/>
+              <w:widowControl w:val="0"/>
+              <w:spacing w:before="120" w:line="280" w:lineRule="exact"/>
             </w:pPr>
             <w:r>
-              <w:rPr/>
               <w:t>{{PLAN_QUARTIER}}</w:t>
             </w:r>
           </w:p>
         </w:tc>
       </w:tr>
       <w:tr>
-        <w:trPr/>
         <w:tc>
           <w:tcPr>
             <w:tcW w:w="2969" w:type="dxa"/>
-            <w:tcBorders/>
-            <w:shd w:fill="auto" w:val="clear"/>
+            <w:shd w:val="clear" w:color="auto" w:fill="auto"/>
           </w:tcPr>
           <w:p>
             <w:pPr>
-              <w:pStyle w:val="Normal"/>
-              <w:widowControl w:val="false"/>
-              <w:spacing w:lineRule="exact" w:line="280" w:before="120" w:after="0"/>
-              <w:rPr/>
+              <w:widowControl w:val="0"/>
+              <w:spacing w:before="120" w:line="280" w:lineRule="exact"/>
             </w:pPr>
             <w:r>
               <w:rPr>
@@ -930,7 +783,6 @@
               <w:t>Zone/objet protégés</w:t>
             </w:r>
             <w:r>
-              <w:rPr/>
               <w:t>:</w:t>
             </w:r>
           </w:p>
@@ -938,18 +790,14 @@
         <w:tc>
           <w:tcPr>
             <w:tcW w:w="6352" w:type="dxa"/>
-            <w:tcBorders/>
-            <w:shd w:fill="auto" w:val="clear"/>
+            <w:shd w:val="clear" w:color="auto" w:fill="auto"/>
           </w:tcPr>
           <w:p>
             <w:pPr>
-              <w:pStyle w:val="Normal"/>
-              <w:widowControl w:val="false"/>
-              <w:spacing w:lineRule="exact" w:line="280" w:before="120" w:after="0"/>
-              <w:rPr/>
+              <w:widowControl w:val="0"/>
+              <w:spacing w:before="120" w:line="280" w:lineRule="exact"/>
             </w:pPr>
             <w:r>
-              <w:rPr/>
               <w:t xml:space="preserve">{{RECENSEMENT}} / </w:t>
             </w:r>
             <w:r>
@@ -963,19 +811,15 @@
         </w:tc>
       </w:tr>
       <w:tr>
-        <w:trPr/>
         <w:tc>
           <w:tcPr>
             <w:tcW w:w="2969" w:type="dxa"/>
-            <w:tcBorders/>
-            <w:shd w:fill="auto" w:val="clear"/>
+            <w:shd w:val="clear" w:color="auto" w:fill="auto"/>
           </w:tcPr>
           <w:p>
             <w:pPr>
-              <w:pStyle w:val="Normal"/>
-              <w:widowControl w:val="false"/>
-              <w:spacing w:lineRule="exact" w:line="280" w:before="120" w:after="0"/>
-              <w:rPr/>
+              <w:widowControl w:val="0"/>
+              <w:spacing w:before="120" w:line="280" w:lineRule="exact"/>
             </w:pPr>
             <w:r>
               <w:rPr>
@@ -984,7 +828,6 @@
               <w:t>Dépôt public</w:t>
             </w:r>
             <w:r>
-              <w:rPr/>
               <w:t>:</w:t>
             </w:r>
           </w:p>
@@ -992,37 +835,29 @@
         <w:tc>
           <w:tcPr>
             <w:tcW w:w="6352" w:type="dxa"/>
-            <w:tcBorders/>
-            <w:shd w:fill="auto" w:val="clear"/>
+            <w:shd w:val="clear" w:color="auto" w:fill="auto"/>
           </w:tcPr>
           <w:p>
             <w:pPr>
-              <w:pStyle w:val="Normal"/>
-              <w:widowControl w:val="false"/>
-              <w:spacing w:lineRule="exact" w:line="280" w:before="120" w:after="0"/>
-              <w:rPr/>
+              <w:widowControl w:val="0"/>
+              <w:spacing w:before="120" w:line="280" w:lineRule="exact"/>
             </w:pPr>
             <w:r>
-              <w:rPr/>
               <w:t>{{PUBLICATION_DEBUT}}</w:t>
             </w:r>
           </w:p>
         </w:tc>
       </w:tr>
       <w:tr>
-        <w:trPr/>
         <w:tc>
           <w:tcPr>
             <w:tcW w:w="2969" w:type="dxa"/>
-            <w:tcBorders/>
-            <w:shd w:fill="auto" w:val="clear"/>
+            <w:shd w:val="clear" w:color="auto" w:fill="auto"/>
           </w:tcPr>
           <w:p>
             <w:pPr>
-              <w:pStyle w:val="Normal"/>
-              <w:widowControl w:val="false"/>
-              <w:spacing w:lineRule="exact" w:line="280" w:before="120" w:after="0"/>
-              <w:rPr/>
+              <w:widowControl w:val="0"/>
+              <w:spacing w:before="120" w:line="280" w:lineRule="exact"/>
             </w:pPr>
             <w:r>
               <w:rPr>
@@ -1031,7 +866,6 @@
               <w:t>Réserves de droit</w:t>
             </w:r>
             <w:r>
-              <w:rPr/>
               <w:t>:</w:t>
             </w:r>
           </w:p>
@@ -1039,35 +873,26 @@
         <w:tc>
           <w:tcPr>
             <w:tcW w:w="6352" w:type="dxa"/>
-            <w:tcBorders/>
-            <w:shd w:fill="auto" w:val="clear"/>
+            <w:shd w:val="clear" w:color="auto" w:fill="auto"/>
           </w:tcPr>
           <w:p>
             <w:pPr>
-              <w:pStyle w:val="Normal"/>
-              <w:widowControl w:val="false"/>
-              <w:spacing w:lineRule="exact" w:line="280" w:before="120" w:after="0"/>
-              <w:rPr/>
+              <w:widowControl w:val="0"/>
+              <w:spacing w:before="120" w:line="280" w:lineRule="exact"/>
             </w:pPr>
-            <w:r>
-              <w:rPr/>
-            </w:r>
           </w:p>
         </w:tc>
       </w:tr>
       <w:tr>
-        <w:trPr/>
         <w:tc>
           <w:tcPr>
             <w:tcW w:w="2969" w:type="dxa"/>
-            <w:tcBorders/>
-            <w:shd w:fill="auto" w:val="clear"/>
+            <w:shd w:val="clear" w:color="auto" w:fill="auto"/>
           </w:tcPr>
           <w:p>
             <w:pPr>
-              <w:pStyle w:val="Normal"/>
-              <w:widowControl w:val="false"/>
-              <w:spacing w:lineRule="exact" w:line="280" w:before="120" w:after="0"/>
+              <w:widowControl w:val="0"/>
+              <w:spacing w:before="120" w:line="280" w:lineRule="exact"/>
               <w:rPr>
                 <w:lang w:val="fr-CH"/>
               </w:rPr>
@@ -1083,43 +908,31 @@
         <w:tc>
           <w:tcPr>
             <w:tcW w:w="6352" w:type="dxa"/>
-            <w:tcBorders/>
-            <w:shd w:fill="auto" w:val="clear"/>
+            <w:shd w:val="clear" w:color="auto" w:fill="auto"/>
           </w:tcPr>
           <w:p>
             <w:pPr>
-              <w:pStyle w:val="Normal"/>
-              <w:widowControl w:val="false"/>
-              <w:spacing w:lineRule="exact" w:line="280" w:before="120" w:after="0"/>
+              <w:widowControl w:val="0"/>
+              <w:spacing w:before="120" w:line="280" w:lineRule="exact"/>
               <w:rPr>
                 <w:lang w:val="fr-CH"/>
               </w:rPr>
             </w:pPr>
-            <w:r>
-              <w:rPr>
-                <w:lang w:val="fr-CH"/>
-              </w:rPr>
-            </w:r>
           </w:p>
         </w:tc>
       </w:tr>
       <w:tr>
-        <w:trPr/>
         <w:tc>
           <w:tcPr>
             <w:tcW w:w="2969" w:type="dxa"/>
-            <w:tcBorders/>
-            <w:shd w:fill="auto" w:val="clear"/>
+            <w:shd w:val="clear" w:color="auto" w:fill="auto"/>
           </w:tcPr>
           <w:p>
             <w:pPr>
-              <w:pStyle w:val="Normal"/>
-              <w:widowControl w:val="false"/>
-              <w:spacing w:lineRule="exact" w:line="280" w:before="120" w:after="0"/>
-              <w:rPr/>
+              <w:widowControl w:val="0"/>
+              <w:spacing w:before="120" w:line="280" w:lineRule="exact"/>
             </w:pPr>
             <w:r>
-              <w:rPr/>
               <w:t xml:space="preserve">EIE </w:t>
             </w:r>
             <w:r>
@@ -1129,7 +942,6 @@
               <w:t>obligatoire</w:t>
             </w:r>
             <w:r>
-              <w:rPr/>
               <w:t>:</w:t>
             </w:r>
           </w:p>
@@ -1137,34 +949,26 @@
         <w:tc>
           <w:tcPr>
             <w:tcW w:w="6352" w:type="dxa"/>
-            <w:tcBorders/>
-            <w:shd w:fill="auto" w:val="clear"/>
+            <w:shd w:val="clear" w:color="auto" w:fill="auto"/>
           </w:tcPr>
           <w:p>
             <w:pPr>
-              <w:pStyle w:val="Normal"/>
-              <w:widowControl w:val="false"/>
-              <w:spacing w:lineRule="exact" w:line="280" w:before="120" w:after="0"/>
-              <w:rPr/>
+              <w:widowControl w:val="0"/>
+              <w:spacing w:before="120" w:line="280" w:lineRule="exact"/>
             </w:pPr>
-            <w:r>
-              <w:rPr/>
-            </w:r>
           </w:p>
         </w:tc>
       </w:tr>
     </w:tbl>
     <w:p>
       <w:pPr>
-        <w:pStyle w:val="Heading3"/>
+        <w:pStyle w:val="berschrift3"/>
         <w:numPr>
           <w:ilvl w:val="2"/>
           <w:numId w:val="4"/>
         </w:numPr>
-        <w:rPr/>
-      </w:pPr>
-      <w:r>
-        <w:rPr/>
+      </w:pPr>
+      <w:r>
         <w:t xml:space="preserve">I. </w:t>
       </w:r>
       <w:r>
@@ -1176,7 +980,7 @@
     </w:p>
     <w:p>
       <w:pPr>
-        <w:pStyle w:val="TextBody"/>
+        <w:pStyle w:val="Textkrper"/>
         <w:numPr>
           <w:ilvl w:val="0"/>
           <w:numId w:val="5"/>
@@ -1189,26 +993,13 @@
         <w:rPr>
           <w:lang w:val="fr-CH"/>
         </w:rPr>
-        <w:t>La demande de permis de construire a été déposée le {{DEPOT_DEMANDE_DATE}}. Elle a fait l'objet d'une publication dans la feuille d'avis du {{PUBLICATION_1_FEUILLE_AVIS}} et du</w:t>
-      </w:r>
-      <w:r>
-        <w:rPr>
-          <w:shd w:fill="auto" w:val="clear"/>
-          <w:lang w:val="fr-CH"/>
-        </w:rPr>
-        <w:t xml:space="preserve"> {{PUBLICATION_2_FEUILLE_AVIS}}</w:t>
-      </w:r>
-      <w:r>
-        <w:rPr>
-          <w:lang w:val="fr-CH"/>
-        </w:rPr>
-        <w:t>.</w:t>
-      </w:r>
-    </w:p>
-    <w:p>
-      <w:pPr>
-        <w:pStyle w:val="TextBody"/>
-        <w:ind w:left="720" w:hanging="0"/>
+        <w:t>La demande de permis de construire a été déposée le {{DEPOT_DEMANDE_DATE}}. Elle a fait l'objet d'une publication dans la feuille d'avis du {{PUBLICATION_1_FEUILLE_AVIS}} et du {{PUBLICATION_2_FEUILLE_AVIS}}.</w:t>
+      </w:r>
+    </w:p>
+    <w:p>
+      <w:pPr>
+        <w:pStyle w:val="Textkrper"/>
+        <w:ind w:left="720"/>
         <w:rPr>
           <w:highlight w:val="green"/>
           <w:lang w:val="fr-CH"/>
@@ -1224,21 +1015,19 @@
     </w:p>
     <w:p>
       <w:pPr>
+        <w:pStyle w:val="Textkrper"/>
+        <w:ind w:left="720"/>
+        <w:rPr>
+          <w:lang w:val="fr-CH"/>
+        </w:rPr>
         <w:sectPr>
-          <w:footerReference w:type="default" r:id="rId2"/>
-          <w:type w:val="nextPage"/>
+          <w:footerReference w:type="default" r:id="rId11"/>
           <w:pgSz w:w="11906" w:h="16838"/>
-          <w:pgMar w:left="1418" w:right="1418" w:gutter="0" w:header="0" w:top="511" w:footer="851" w:bottom="1474"/>
-          <w:pgNumType w:fmt="decimal"/>
-          <w:formProt w:val="false"/>
-          <w:textDirection w:val="lrTb"/>
-          <w:docGrid w:type="default" w:linePitch="328" w:charSpace="9830"/>
+          <w:pgMar w:top="511" w:right="1418" w:bottom="1474" w:left="1418" w:header="0" w:footer="851" w:gutter="0"/>
+          <w:cols w:space="720"/>
+          <w:formProt w:val="0"/>
+          <w:docGrid w:linePitch="328" w:charSpace="9830"/>
         </w:sectPr>
-        <w:pStyle w:val="TextBody"/>
-        <w:ind w:left="720" w:hanging="0"/>
-        <w:rPr>
-          <w:lang w:val="fr-CH"/>
-        </w:rPr>
       </w:pPr>
       <w:r>
         <w:rPr>
@@ -1256,16 +1045,17 @@
     </w:p>
     <w:p>
       <w:pPr>
-        <w:pStyle w:val="TextBody"/>
-        <w:ind w:left="720" w:hanging="0"/>
-        <w:rPr>
-          <w:lang w:val="fr-CH"/>
-        </w:rPr>
-      </w:pPr>
-      <w:r>
-        <w:rPr>
-          <w:lang w:val="fr-CH"/>
-        </w:rPr>
+        <w:pStyle w:val="Textkrper"/>
+        <w:ind w:left="720"/>
+        <w:rPr>
+          <w:lang w:val="fr-CH"/>
+        </w:rPr>
+      </w:pPr>
+      <w:r>
+        <w:rPr>
+          <w:lang w:val="fr-CH"/>
+        </w:rPr>
+        <w:lastRenderedPageBreak/>
         <w:t xml:space="preserve">Une demande de permis de construire après-coup a été déposée le </w:t>
       </w:r>
       <w:r>
@@ -1279,25 +1069,12 @@
         <w:rPr>
           <w:lang w:val="fr-CH"/>
         </w:rPr>
-        <w:t xml:space="preserve">, dans le délai de 30 jours. Elle a fait l’objet d’une publication dans la feuille d’avis du </w:t>
-      </w:r>
-      <w:r>
-        <w:rPr>
-          <w:shd w:fill="auto" w:val="clear"/>
-          <w:lang w:val="fr-CH"/>
-        </w:rPr>
-        <w:t>{{PUBLICATION_1_FEUILLE_AVIS}} et du {{PUBLICATION_2_FEUILLE_AVIS}}</w:t>
-      </w:r>
-      <w:r>
-        <w:rPr>
-          <w:lang w:val="fr-CH"/>
-        </w:rPr>
-        <w:t>.</w:t>
-      </w:r>
-    </w:p>
-    <w:p>
-      <w:pPr>
-        <w:pStyle w:val="TextBody"/>
+        <w:t>, dans le délai de 30 jours. Elle a fait l’objet d’une publication dans la feuille d’avis du {{PUBLICATION_1_FEUILLE_AVIS}} et du {{PUBLICATION_2_FEUILLE_AVIS}}.</w:t>
+      </w:r>
+    </w:p>
+    <w:p>
+      <w:pPr>
+        <w:pStyle w:val="Textkrper"/>
         <w:numPr>
           <w:ilvl w:val="0"/>
           <w:numId w:val="5"/>
@@ -1324,13 +1101,18 @@
           <w:lang w:val="fr-CH"/>
         </w:rPr>
         <w:t>, la commune a constaté sa compétence pour statuer sur la présente demande de permis de construire. Elle a demandé les rapports officiels et les rapports techniques nécessaires:</w:t>
+      </w:r>
+      <w:r>
+        <w:rPr>
+          <w:lang w:val="fr-CH"/>
+        </w:rPr>
         <w:br/>
         <w:t>{{OFFICES_CANTONAUX_LISTE}}</w:t>
       </w:r>
     </w:p>
     <w:p>
       <w:pPr>
-        <w:pStyle w:val="TextBody"/>
+        <w:pStyle w:val="Textkrper"/>
         <w:numPr>
           <w:ilvl w:val="0"/>
           <w:numId w:val="5"/>
@@ -1348,8 +1130,8 @@
     </w:p>
     <w:p>
       <w:pPr>
-        <w:pStyle w:val="TextBody"/>
-        <w:ind w:left="720" w:hanging="0"/>
+        <w:pStyle w:val="Textkrper"/>
+        <w:ind w:left="720"/>
         <w:rPr>
           <w:lang w:val="fr-CH"/>
         </w:rPr>
@@ -1364,7 +1146,7 @@
     </w:p>
     <w:p>
       <w:pPr>
-        <w:pStyle w:val="TextBody"/>
+        <w:pStyle w:val="Textkrper"/>
         <w:numPr>
           <w:ilvl w:val="0"/>
           <w:numId w:val="5"/>
@@ -1382,7 +1164,7 @@
     </w:p>
     <w:p>
       <w:pPr>
-        <w:pStyle w:val="TextBody"/>
+        <w:pStyle w:val="Textkrper"/>
         <w:numPr>
           <w:ilvl w:val="0"/>
           <w:numId w:val="5"/>
@@ -1400,7 +1182,7 @@
     </w:p>
     <w:p>
       <w:pPr>
-        <w:pStyle w:val="TextBody"/>
+        <w:pStyle w:val="Textkrper"/>
         <w:numPr>
           <w:ilvl w:val="0"/>
           <w:numId w:val="5"/>
@@ -1418,7 +1200,7 @@
     </w:p>
     <w:p>
       <w:pPr>
-        <w:pStyle w:val="Heading3"/>
+        <w:pStyle w:val="berschrift3"/>
         <w:numPr>
           <w:ilvl w:val="2"/>
           <w:numId w:val="4"/>
@@ -1436,7 +1218,7 @@
     </w:p>
     <w:p>
       <w:pPr>
-        <w:pStyle w:val="TextBody"/>
+        <w:pStyle w:val="Textkrper"/>
         <w:numPr>
           <w:ilvl w:val="0"/>
           <w:numId w:val="6"/>
@@ -1454,7 +1236,7 @@
     </w:p>
     <w:p>
       <w:pPr>
-        <w:pStyle w:val="TextBody"/>
+        <w:pStyle w:val="Textkrper"/>
         <w:numPr>
           <w:ilvl w:val="0"/>
           <w:numId w:val="6"/>
@@ -1479,7 +1261,7 @@
     </w:p>
     <w:p>
       <w:pPr>
-        <w:pStyle w:val="TextBody"/>
+        <w:pStyle w:val="Textkrper"/>
         <w:numPr>
           <w:ilvl w:val="0"/>
           <w:numId w:val="6"/>
@@ -1510,7 +1292,7 @@
     </w:p>
     <w:p>
       <w:pPr>
-        <w:pStyle w:val="TextBody"/>
+        <w:pStyle w:val="Textkrper"/>
         <w:numPr>
           <w:ilvl w:val="0"/>
           <w:numId w:val="6"/>
@@ -1528,7 +1310,7 @@
     </w:p>
     <w:p>
       <w:pPr>
-        <w:pStyle w:val="TextBody"/>
+        <w:pStyle w:val="Textkrper"/>
         <w:numPr>
           <w:ilvl w:val="0"/>
           <w:numId w:val="6"/>
@@ -1553,7 +1335,7 @@
     </w:p>
     <w:p>
       <w:pPr>
-        <w:pStyle w:val="TextBody"/>
+        <w:pStyle w:val="Textkrper"/>
         <w:numPr>
           <w:ilvl w:val="0"/>
           <w:numId w:val="6"/>
@@ -1584,7 +1366,7 @@
     </w:p>
     <w:p>
       <w:pPr>
-        <w:pStyle w:val="TextBody"/>
+        <w:pStyle w:val="Textkrper"/>
         <w:numPr>
           <w:ilvl w:val="0"/>
           <w:numId w:val="6"/>
@@ -1597,13 +1379,20 @@
         <w:rPr>
           <w:lang w:val="fr-CH"/>
         </w:rPr>
-        <w:t>L'autorité d'octroi du permis de construire peut organiser des pourparlers de conciliation (art. 34 DPC). Il y a été renoncé en l'espèce étant donné que le respect des prescriptions de droit public doit être examiné d'office et que les faits déterminants pour le prononcé de la décision sont connus.</w:t>
-      </w:r>
-    </w:p>
-    <w:p>
-      <w:pPr>
-        <w:pStyle w:val="TextBody"/>
-        <w:ind w:left="720" w:hanging="0"/>
+        <w:t xml:space="preserve">L'autorité d'octroi du permis de construire peut organiser des pourparlers de conciliation (art. 34 DPC). Il y a été renoncé en l'espèce étant donné que le respect </w:t>
+      </w:r>
+      <w:r>
+        <w:rPr>
+          <w:lang w:val="fr-CH"/>
+        </w:rPr>
+        <w:lastRenderedPageBreak/>
+        <w:t>des prescriptions de droit public doit être examiné d'office et que les faits déterminants pour le prononcé de la décision sont connus.</w:t>
+      </w:r>
+    </w:p>
+    <w:p>
+      <w:pPr>
+        <w:pStyle w:val="Textkrper"/>
+        <w:ind w:left="720"/>
         <w:rPr>
           <w:lang w:val="fr-CH"/>
         </w:rPr>
@@ -1618,8 +1407,8 @@
     </w:p>
     <w:p>
       <w:pPr>
-        <w:pStyle w:val="TextBody"/>
-        <w:ind w:left="720" w:hanging="0"/>
+        <w:pStyle w:val="Textkrper"/>
+        <w:ind w:left="720"/>
         <w:rPr>
           <w:lang w:val="fr-CH"/>
         </w:rPr>
@@ -1646,8 +1435,8 @@
     </w:p>
     <w:p>
       <w:pPr>
-        <w:pStyle w:val="TextBody"/>
-        <w:ind w:left="720" w:hanging="0"/>
+        <w:pStyle w:val="Textkrper"/>
+        <w:ind w:left="720"/>
         <w:rPr>
           <w:lang w:val="fr-CH"/>
         </w:rPr>
@@ -1662,8 +1451,8 @@
     </w:p>
     <w:p>
       <w:pPr>
-        <w:pStyle w:val="TextBody"/>
-        <w:ind w:left="720" w:hanging="0"/>
+        <w:pStyle w:val="Textkrper"/>
+        <w:ind w:left="720"/>
         <w:rPr>
           <w:highlight w:val="green"/>
           <w:lang w:val="fr-CH"/>
@@ -1679,8 +1468,8 @@
     </w:p>
     <w:p>
       <w:pPr>
-        <w:pStyle w:val="TextBody"/>
-        <w:ind w:left="720" w:hanging="0"/>
+        <w:pStyle w:val="Textkrper"/>
+        <w:ind w:left="720"/>
         <w:rPr>
           <w:highlight w:val="green"/>
           <w:lang w:val="fr-CH"/>
@@ -1696,7 +1485,7 @@
     </w:p>
     <w:p>
       <w:pPr>
-        <w:pStyle w:val="TextBody"/>
+        <w:pStyle w:val="Textkrper"/>
         <w:numPr>
           <w:ilvl w:val="0"/>
           <w:numId w:val="6"/>
@@ -1721,7 +1510,7 @@
     </w:p>
     <w:p>
       <w:pPr>
-        <w:pStyle w:val="TextBody"/>
+        <w:pStyle w:val="Textkrper"/>
         <w:numPr>
           <w:ilvl w:val="0"/>
           <w:numId w:val="6"/>
@@ -1754,7 +1543,7 @@
     </w:p>
     <w:p>
       <w:pPr>
-        <w:pStyle w:val="TextBody"/>
+        <w:pStyle w:val="Textkrper"/>
         <w:numPr>
           <w:ilvl w:val="0"/>
           <w:numId w:val="6"/>
@@ -1772,7 +1561,7 @@
     </w:p>
     <w:p>
       <w:pPr>
-        <w:pStyle w:val="TextBody"/>
+        <w:pStyle w:val="Textkrper"/>
         <w:numPr>
           <w:ilvl w:val="0"/>
           <w:numId w:val="6"/>
@@ -1803,7 +1592,7 @@
     </w:p>
     <w:p>
       <w:pPr>
-        <w:pStyle w:val="TextBody"/>
+        <w:pStyle w:val="Textkrper"/>
         <w:numPr>
           <w:ilvl w:val="0"/>
           <w:numId w:val="6"/>
@@ -1823,15 +1612,13 @@
     </w:p>
     <w:p>
       <w:pPr>
-        <w:pStyle w:val="Heading3"/>
+        <w:pStyle w:val="berschrift3"/>
         <w:numPr>
           <w:ilvl w:val="2"/>
           <w:numId w:val="4"/>
         </w:numPr>
-        <w:rPr/>
-      </w:pPr>
-      <w:r>
-        <w:rPr/>
+      </w:pPr>
+      <w:r>
         <w:t xml:space="preserve">III. Quant au </w:t>
       </w:r>
       <w:r>
@@ -1843,7 +1630,7 @@
     </w:p>
     <w:p>
       <w:pPr>
-        <w:pStyle w:val="TextBody"/>
+        <w:pStyle w:val="Textkrper"/>
         <w:numPr>
           <w:ilvl w:val="0"/>
           <w:numId w:val="7"/>
@@ -1860,7 +1647,7 @@
       </w:r>
       <w:r>
         <w:rPr>
-          <w:rStyle w:val="PlaceholderText"/>
+          <w:rStyle w:val="Platzhaltertext"/>
           <w:lang w:val="fr-CH"/>
         </w:rPr>
         <w:t>.</w:t>
@@ -1874,7 +1661,7 @@
     </w:p>
     <w:p>
       <w:pPr>
-        <w:pStyle w:val="TextBody"/>
+        <w:pStyle w:val="Textkrper"/>
         <w:numPr>
           <w:ilvl w:val="0"/>
           <w:numId w:val="7"/>
@@ -1892,7 +1679,7 @@
     </w:p>
     <w:p>
       <w:pPr>
-        <w:pStyle w:val="TextBody"/>
+        <w:pStyle w:val="Textkrper"/>
         <w:numPr>
           <w:ilvl w:val="0"/>
           <w:numId w:val="7"/>
@@ -1902,7 +1689,6 @@
         </w:rPr>
       </w:pPr>
       <w:r>
-        <w:rPr/>
         <w:t>(</w:t>
       </w:r>
       <w:r>
@@ -1914,7 +1700,7 @@
     </w:p>
     <w:p>
       <w:pPr>
-        <w:pStyle w:val="TextBody"/>
+        <w:pStyle w:val="Textkrper"/>
         <w:numPr>
           <w:ilvl w:val="0"/>
           <w:numId w:val="7"/>
@@ -1932,7 +1718,7 @@
     </w:p>
     <w:p>
       <w:pPr>
-        <w:pStyle w:val="TextBody"/>
+        <w:pStyle w:val="Textkrper"/>
         <w:numPr>
           <w:ilvl w:val="0"/>
           <w:numId w:val="7"/>
@@ -1950,7 +1736,7 @@
     </w:p>
     <w:p>
       <w:pPr>
-        <w:pStyle w:val="TextBody"/>
+        <w:pStyle w:val="Textkrper"/>
         <w:numPr>
           <w:ilvl w:val="0"/>
           <w:numId w:val="7"/>
@@ -1968,7 +1754,7 @@
     </w:p>
     <w:p>
       <w:pPr>
-        <w:pStyle w:val="TextBody"/>
+        <w:pStyle w:val="Textkrper"/>
         <w:numPr>
           <w:ilvl w:val="0"/>
           <w:numId w:val="7"/>
@@ -1986,8 +1772,7 @@
     </w:p>
     <w:p>
       <w:pPr>
-        <w:pStyle w:val="TextBody"/>
-        <w:rPr/>
+        <w:pStyle w:val="Textkrper"/>
       </w:pPr>
       <w:r>
         <w:rPr>
@@ -1995,14 +1780,14 @@
         </w:rPr>
         <w:t xml:space="preserve">{% if DECISION_TYPE == </w:t>
       </w:r>
-      <w:bookmarkStart w:id="1" w:name="__DdeLink__467_162288330"/>
+      <w:bookmarkStart w:id="0" w:name="__DdeLink__467_162288330"/>
       <w:r>
         <w:rPr>
           <w:lang w:val="fr-CH"/>
         </w:rPr>
         <w:t>"</w:t>
       </w:r>
-      <w:bookmarkEnd w:id="1"/>
+      <w:bookmarkEnd w:id="0"/>
       <w:r>
         <w:rPr>
           <w:lang w:val="fr-CH"/>
@@ -2012,7 +1797,7 @@
     </w:p>
     <w:p>
       <w:pPr>
-        <w:pStyle w:val="TextBody"/>
+        <w:pStyle w:val="Textkrper"/>
         <w:rPr>
           <w:lang w:val="fr-CH"/>
         </w:rPr>
@@ -2026,7 +1811,7 @@
     </w:p>
     <w:p>
       <w:pPr>
-        <w:pStyle w:val="TextBody"/>
+        <w:pStyle w:val="Textkrper"/>
         <w:numPr>
           <w:ilvl w:val="0"/>
           <w:numId w:val="8"/>
@@ -2046,7 +1831,7 @@
     </w:p>
     <w:p>
       <w:pPr>
-        <w:pStyle w:val="TextBody"/>
+        <w:pStyle w:val="Textkrper"/>
         <w:rPr>
           <w:lang w:val="fr-CH"/>
         </w:rPr>
@@ -2060,7 +1845,7 @@
     </w:p>
     <w:p>
       <w:pPr>
-        <w:pStyle w:val="TextBody"/>
+        <w:pStyle w:val="Textkrper"/>
         <w:rPr>
           <w:highlight w:val="yellow"/>
           <w:lang w:val="fr-CH"/>
@@ -2070,40 +1855,31 @@
         <w:rPr>
           <w:lang w:val="fr-CH"/>
         </w:rPr>
+        <w:lastRenderedPageBreak/>
         <w:t>Le permis de construire général perd sa validité lorsque, dans les trois ans qui suivent son octroi entré en force, la demande de permis de construire portant sur le projet d’exécution n’a pas été déposée.</w:t>
       </w:r>
     </w:p>
     <w:p>
       <w:pPr>
-        <w:pStyle w:val="TextBody"/>
-        <w:rPr>
-          <w:lang w:val="fr-CH"/>
-        </w:rPr>
-      </w:pPr>
-      <w:bookmarkStart w:id="2" w:name="__DdeLink__432_2724048115"/>
-      <w:r>
-        <w:rPr>
-          <w:lang w:val="fr-CH"/>
-        </w:rPr>
+        <w:pStyle w:val="Textkrper"/>
+      </w:pPr>
+      <w:bookmarkStart w:id="1" w:name="__DdeLink__432_2724048115"/>
+      <w:r>
         <w:t>{% endif %}</w:t>
       </w:r>
-      <w:bookmarkEnd w:id="2"/>
-    </w:p>
-    <w:p>
-      <w:pPr>
-        <w:pStyle w:val="TextBody"/>
-        <w:rPr/>
-      </w:pPr>
-      <w:r>
-        <w:rPr>
-          <w:lang w:val="fr-CH"/>
-        </w:rPr>
+      <w:bookmarkEnd w:id="1"/>
+    </w:p>
+    <w:p>
+      <w:pPr>
+        <w:pStyle w:val="Textkrper"/>
+      </w:pPr>
+      <w:r>
         <w:t>{% if DECISION_TYPE == "TEILBAUBEWILLIGUNG" %}</w:t>
       </w:r>
     </w:p>
     <w:p>
       <w:pPr>
-        <w:pStyle w:val="TextBody"/>
+        <w:pStyle w:val="Textkrper"/>
         <w:rPr>
           <w:lang w:val="fr-CH"/>
         </w:rPr>
@@ -2117,7 +1893,7 @@
     </w:p>
     <w:p>
       <w:pPr>
-        <w:pStyle w:val="TextBody"/>
+        <w:pStyle w:val="Textkrper"/>
         <w:rPr>
           <w:lang w:val="fr-CH"/>
         </w:rPr>
@@ -2131,7 +1907,7 @@
     </w:p>
     <w:p>
       <w:pPr>
-        <w:pStyle w:val="TextBody"/>
+        <w:pStyle w:val="Textkrper"/>
         <w:numPr>
           <w:ilvl w:val="0"/>
           <w:numId w:val="9"/>
@@ -2151,7 +1927,7 @@
     </w:p>
     <w:p>
       <w:pPr>
-        <w:pStyle w:val="TextBody"/>
+        <w:pStyle w:val="Textkrper"/>
         <w:rPr>
           <w:highlight w:val="lightGray"/>
           <w:lang w:val="fr-CH"/>
@@ -2166,7 +1942,7 @@
     </w:p>
     <w:p>
       <w:pPr>
-        <w:pStyle w:val="TextBody"/>
+        <w:pStyle w:val="Textkrper"/>
         <w:rPr>
           <w:lang w:val="fr-CH"/>
         </w:rPr>
@@ -2180,8 +1956,10 @@
     </w:p>
     <w:p>
       <w:pPr>
-        <w:pStyle w:val="TextBody"/>
-        <w:rPr/>
+        <w:pStyle w:val="Textkrper"/>
+        <w:rPr>
+          <w:lang w:val="fr-FR"/>
+        </w:rPr>
       </w:pPr>
       <w:r>
         <w:rPr>
@@ -2192,7 +1970,7 @@
     </w:p>
     <w:p>
       <w:pPr>
-        <w:pStyle w:val="TextBody"/>
+        <w:pStyle w:val="Textkrper"/>
         <w:rPr>
           <w:rFonts w:cs="Arial"/>
           <w:lang w:val="fr-CH"/>
@@ -2244,7 +2022,7 @@
     </w:p>
     <w:p>
       <w:pPr>
-        <w:pStyle w:val="TextBody"/>
+        <w:pStyle w:val="Textkrper"/>
         <w:rPr>
           <w:rFonts w:cs="Arial"/>
           <w:lang w:val="fr-CH"/>
@@ -2260,7 +2038,7 @@
     </w:p>
     <w:p>
       <w:pPr>
-        <w:pStyle w:val="TextBody"/>
+        <w:pStyle w:val="Textkrper"/>
         <w:numPr>
           <w:ilvl w:val="0"/>
           <w:numId w:val="9"/>
@@ -2278,7 +2056,7 @@
     </w:p>
     <w:p>
       <w:pPr>
-        <w:pStyle w:val="TextBody"/>
+        <w:pStyle w:val="Textkrper"/>
         <w:rPr>
           <w:rFonts w:cs="Arial"/>
           <w:lang w:val="fr-CH"/>
@@ -2309,7 +2087,7 @@
     </w:p>
     <w:p>
       <w:pPr>
-        <w:pStyle w:val="TextBody"/>
+        <w:pStyle w:val="Textkrper"/>
         <w:rPr>
           <w:lang w:val="fr-CH"/>
         </w:rPr>
@@ -2323,8 +2101,10 @@
     </w:p>
     <w:p>
       <w:pPr>
-        <w:pStyle w:val="TextBody"/>
-        <w:rPr/>
+        <w:pStyle w:val="Textkrper"/>
+        <w:rPr>
+          <w:lang w:val="fr-FR"/>
+        </w:rPr>
       </w:pPr>
       <w:r>
         <w:rPr>
@@ -2335,7 +2115,7 @@
     </w:p>
     <w:p>
       <w:pPr>
-        <w:pStyle w:val="TextBody"/>
+        <w:pStyle w:val="Textkrper"/>
         <w:rPr>
           <w:rFonts w:cs="Arial"/>
           <w:lang w:val="fr-CH"/>
@@ -2365,12 +2145,12 @@
         <w:rPr>
           <w:rStyle w:val="FootnoteAnchor"/>
         </w:rPr>
-        <w:footnoteReference w:id="2"/>
-      </w:r>
-    </w:p>
-    <w:p>
-      <w:pPr>
-        <w:pStyle w:val="TextBody"/>
+        <w:footnoteReference w:id="1"/>
+      </w:r>
+    </w:p>
+    <w:p>
+      <w:pPr>
+        <w:pStyle w:val="Textkrper"/>
         <w:rPr>
           <w:lang w:val="fr-CH"/>
         </w:rPr>
@@ -2384,17 +2164,16 @@
     </w:p>
     <w:p>
       <w:pPr>
-        <w:pStyle w:val="TextBody"/>
-        <w:rPr/>
-      </w:pPr>
-      <w:r>
-        <w:rPr/>
+        <w:pStyle w:val="Textkrper"/>
+      </w:pPr>
+      <w:r>
+        <w:lastRenderedPageBreak/>
         <w:t>{% endif %}</w:t>
       </w:r>
     </w:p>
     <w:p>
       <w:pPr>
-        <w:pStyle w:val="Heading3"/>
+        <w:pStyle w:val="berschrift3"/>
         <w:numPr>
           <w:ilvl w:val="2"/>
           <w:numId w:val="3"/>
@@ -2412,8 +2191,7 @@
     </w:p>
     <w:p>
       <w:pPr>
-        <w:pStyle w:val="TextBody"/>
-        <w:rPr/>
+        <w:pStyle w:val="Textkrper"/>
       </w:pPr>
       <w:r>
         <w:rPr>
@@ -2425,7 +2203,7 @@
     </w:p>
     <w:p>
       <w:pPr>
-        <w:pStyle w:val="TextBody"/>
+        <w:pStyle w:val="Textkrper"/>
         <w:rPr>
           <w:lang w:val="en-US"/>
         </w:rPr>
@@ -2439,8 +2217,10 @@
     </w:p>
     <w:p>
       <w:pPr>
-        <w:pStyle w:val="TextBody"/>
-        <w:rPr/>
+        <w:pStyle w:val="Textkrper"/>
+        <w:rPr>
+          <w:lang w:val="fr-FR"/>
+        </w:rPr>
       </w:pPr>
       <w:r>
         <w:rPr>
@@ -2484,7 +2264,7 @@
     </w:p>
     <w:p>
       <w:pPr>
-        <w:pStyle w:val="TextBody"/>
+        <w:pStyle w:val="Textkrper"/>
         <w:rPr>
           <w:lang w:val="fr-CH"/>
         </w:rPr>
@@ -2498,7 +2278,7 @@
     </w:p>
     <w:p>
       <w:pPr>
-        <w:pStyle w:val="TextBody"/>
+        <w:pStyle w:val="Textkrper"/>
         <w:rPr>
           <w:lang w:val="fr-CH"/>
         </w:rPr>
@@ -2512,8 +2292,10 @@
     </w:p>
     <w:p>
       <w:pPr>
-        <w:pStyle w:val="TextBody"/>
-        <w:rPr/>
+        <w:pStyle w:val="Textkrper"/>
+        <w:rPr>
+          <w:lang w:val="fr-FR"/>
+        </w:rPr>
       </w:pPr>
       <w:r>
         <w:rPr>
@@ -2524,7 +2306,7 @@
     </w:p>
     <w:p>
       <w:pPr>
-        <w:pStyle w:val="TextBody"/>
+        <w:pStyle w:val="Textkrper"/>
         <w:rPr>
           <w:lang w:val="fr-CH"/>
         </w:rPr>
@@ -2538,7 +2320,7 @@
     </w:p>
     <w:p>
       <w:pPr>
-        <w:pStyle w:val="TextBody"/>
+        <w:pStyle w:val="Textkrper"/>
         <w:rPr>
           <w:lang w:val="fr-CH"/>
         </w:rPr>
@@ -2553,7 +2335,7 @@
     </w:p>
     <w:p>
       <w:pPr>
-        <w:pStyle w:val="TextBody"/>
+        <w:pStyle w:val="Textkrper"/>
         <w:rPr>
           <w:lang w:val="fr-CH"/>
         </w:rPr>
@@ -2567,7 +2349,7 @@
     </w:p>
     <w:p>
       <w:pPr>
-        <w:pStyle w:val="TextBody"/>
+        <w:pStyle w:val="Textkrper"/>
         <w:rPr>
           <w:lang w:val="fr-CH"/>
         </w:rPr>
@@ -2594,7 +2376,7 @@
     </w:p>
     <w:p>
       <w:pPr>
-        <w:pStyle w:val="TextBody"/>
+        <w:pStyle w:val="Textkrper"/>
         <w:rPr>
           <w:lang w:val="fr-CH"/>
         </w:rPr>
@@ -2608,8 +2390,10 @@
     </w:p>
     <w:p>
       <w:pPr>
-        <w:pStyle w:val="TextBody"/>
-        <w:rPr/>
+        <w:pStyle w:val="Textkrper"/>
+        <w:rPr>
+          <w:lang w:val="fr-FR"/>
+        </w:rPr>
       </w:pPr>
       <w:r>
         <w:rPr>
@@ -2620,7 +2404,7 @@
     </w:p>
     <w:p>
       <w:pPr>
-        <w:pStyle w:val="TextBody"/>
+        <w:pStyle w:val="Textkrper"/>
         <w:rPr>
           <w:lang w:val="fr-CH"/>
         </w:rPr>
@@ -2660,7 +2444,7 @@
     </w:p>
     <w:p>
       <w:pPr>
-        <w:pStyle w:val="TextBody"/>
+        <w:pStyle w:val="Textkrper"/>
         <w:rPr>
           <w:lang w:val="fr-CH"/>
         </w:rPr>
@@ -2674,7 +2458,7 @@
     </w:p>
     <w:p>
       <w:pPr>
-        <w:pStyle w:val="TextBody"/>
+        <w:pStyle w:val="Textkrper"/>
         <w:rPr>
           <w:lang w:val="fr-CH"/>
         </w:rPr>
@@ -2688,8 +2472,10 @@
     </w:p>
     <w:p>
       <w:pPr>
-        <w:pStyle w:val="TextBody"/>
-        <w:rPr/>
+        <w:pStyle w:val="Textkrper"/>
+        <w:rPr>
+          <w:lang w:val="fr-CH"/>
+        </w:rPr>
       </w:pPr>
       <w:r>
         <w:rPr>
@@ -2700,7 +2486,7 @@
     </w:p>
     <w:p>
       <w:pPr>
-        <w:pStyle w:val="TextBody"/>
+        <w:pStyle w:val="Textkrper"/>
         <w:rPr>
           <w:highlight w:val="lightGray"/>
           <w:lang w:val="fr-CH"/>
@@ -2715,33 +2501,23 @@
     </w:p>
     <w:p>
       <w:pPr>
-        <w:pStyle w:val="TextBody"/>
-        <w:rPr>
-          <w:lang w:val="fr-CH"/>
-        </w:rPr>
-      </w:pPr>
-      <w:r>
-        <w:rPr>
-          <w:lang w:val="fr-CH"/>
-        </w:rPr>
+        <w:pStyle w:val="Textkrper"/>
+      </w:pPr>
+      <w:r>
         <w:t>{% endif %}</w:t>
       </w:r>
     </w:p>
     <w:p>
       <w:pPr>
-        <w:pStyle w:val="TextBody"/>
-        <w:rPr/>
-      </w:pPr>
-      <w:r>
-        <w:rPr>
-          <w:lang w:val="fr-CH"/>
-        </w:rPr>
+        <w:pStyle w:val="Textkrper"/>
+      </w:pPr>
+      <w:r>
         <w:t>{% if DECISION_TYPE == "BAUABSCHLAG_MIT_WHST" %}</w:t>
       </w:r>
     </w:p>
     <w:p>
       <w:pPr>
-        <w:pStyle w:val="TextBody"/>
+        <w:pStyle w:val="Textkrper"/>
         <w:rPr>
           <w:lang w:val="fr-CH"/>
         </w:rPr>
@@ -2755,7 +2531,7 @@
     </w:p>
     <w:p>
       <w:pPr>
-        <w:pStyle w:val="TextBody"/>
+        <w:pStyle w:val="Textkrper"/>
         <w:rPr>
           <w:lang w:val="fr-CH"/>
         </w:rPr>
@@ -2785,20 +2561,15 @@
     </w:p>
     <w:p>
       <w:pPr>
-        <w:pStyle w:val="TextBody"/>
-        <w:rPr>
-          <w:lang w:val="fr-CH"/>
-        </w:rPr>
-      </w:pPr>
-      <w:r>
-        <w:rPr>
-          <w:lang w:val="fr-CH"/>
-        </w:rPr>
-      </w:r>
-    </w:p>
-    <w:p>
-      <w:pPr>
-        <w:pStyle w:val="TextBody"/>
+        <w:pStyle w:val="Textkrper"/>
+        <w:rPr>
+          <w:lang w:val="fr-CH"/>
+        </w:rPr>
+      </w:pPr>
+    </w:p>
+    <w:p>
+      <w:pPr>
+        <w:pStyle w:val="Textkrper"/>
         <w:rPr>
           <w:lang w:val="fr-CH"/>
         </w:rPr>
@@ -2812,7 +2583,7 @@
     </w:p>
     <w:p>
       <w:pPr>
-        <w:pStyle w:val="TextBody"/>
+        <w:pStyle w:val="Textkrper"/>
         <w:rPr>
           <w:lang w:val="fr-CH"/>
         </w:rPr>
@@ -2839,7 +2610,7 @@
     </w:p>
     <w:p>
       <w:pPr>
-        <w:pStyle w:val="TextBody"/>
+        <w:pStyle w:val="Textkrper"/>
         <w:rPr>
           <w:lang w:val="fr-CH"/>
         </w:rPr>
@@ -2854,21 +2625,22 @@
     </w:p>
     <w:p>
       <w:pPr>
-        <w:pStyle w:val="TextBody"/>
-        <w:rPr>
-          <w:lang w:val="fr-CH"/>
-        </w:rPr>
-      </w:pPr>
-      <w:r>
-        <w:rPr>
-          <w:lang w:val="fr-CH"/>
-        </w:rPr>
+        <w:pStyle w:val="Textkrper"/>
+        <w:rPr>
+          <w:lang w:val="fr-CH"/>
+        </w:rPr>
+      </w:pPr>
+      <w:r>
+        <w:rPr>
+          <w:lang w:val="fr-CH"/>
+        </w:rPr>
+        <w:lastRenderedPageBreak/>
         <w:t>La mise en œuvre de ces mesures doit être communiquée spontanément à l’autorité d’octroi du permis de construire. Le rétablissement de l’état antérieur est ordonné sous commination d'exécution par substitution (art. 47 LC).</w:t>
       </w:r>
     </w:p>
     <w:p>
       <w:pPr>
-        <w:pStyle w:val="TextBody"/>
+        <w:pStyle w:val="Textkrper"/>
         <w:rPr>
           <w:highlight w:val="yellow"/>
           <w:lang w:val="fr-CH"/>
@@ -2883,7 +2655,7 @@
     </w:p>
     <w:p>
       <w:pPr>
-        <w:pStyle w:val="TextBody"/>
+        <w:pStyle w:val="Textkrper"/>
         <w:rPr>
           <w:lang w:val="fr-CH"/>
         </w:rPr>
@@ -2910,7 +2682,7 @@
     </w:p>
     <w:p>
       <w:pPr>
-        <w:pStyle w:val="TextBody"/>
+        <w:pStyle w:val="Textkrper"/>
         <w:rPr>
           <w:lang w:val="en-US"/>
         </w:rPr>
@@ -2924,7 +2696,7 @@
     </w:p>
     <w:p>
       <w:pPr>
-        <w:pStyle w:val="TextBody"/>
+        <w:pStyle w:val="Textkrper"/>
         <w:rPr>
           <w:lang w:val="en-US"/>
         </w:rPr>
@@ -2935,14 +2707,14 @@
         </w:rPr>
         <w:t>{% if DECISION in ["conditionallyPositive</w:t>
       </w:r>
-      <w:bookmarkStart w:id="3" w:name="__DdeLink__4168_3978954449"/>
+      <w:bookmarkStart w:id="2" w:name="__DdeLink__4168_3978954449"/>
       <w:r>
         <w:rPr>
           <w:lang w:val="en-US"/>
         </w:rPr>
         <w:t>"</w:t>
       </w:r>
-      <w:bookmarkEnd w:id="3"/>
+      <w:bookmarkEnd w:id="2"/>
       <w:r>
         <w:rPr>
           <w:lang w:val="en-US"/>
@@ -2952,7 +2724,7 @@
     </w:p>
     <w:p>
       <w:pPr>
-        <w:pStyle w:val="TextBody"/>
+        <w:pStyle w:val="Textkrper"/>
         <w:numPr>
           <w:ilvl w:val="0"/>
           <w:numId w:val="14"/>
@@ -3035,24 +2807,22 @@
     </w:p>
     <w:p>
       <w:pPr>
-        <w:pStyle w:val="TextBody"/>
-        <w:rPr/>
-      </w:pPr>
-      <w:r>
-        <w:rPr/>
+        <w:pStyle w:val="Textkrper"/>
+      </w:pPr>
+      <w:r>
         <w:t>{% endif %}</w:t>
       </w:r>
     </w:p>
     <w:p>
       <w:pPr>
-        <w:pStyle w:val="TextBody"/>
+        <w:pStyle w:val="Textkrper"/>
         <w:numPr>
           <w:ilvl w:val="0"/>
           <w:numId w:val="13"/>
         </w:numPr>
         <w:tabs>
-          <w:tab w:val="clear" w:pos="708"/>
-          <w:tab w:val="left" w:pos="357" w:leader="none"/>
+          <w:tab w:val="clear" w:pos="720"/>
+          <w:tab w:val="left" w:pos="357"/>
         </w:tabs>
         <w:rPr>
           <w:lang w:val="fr-CH"/>
@@ -3087,12 +2857,11 @@
     </w:p>
     <w:p>
       <w:pPr>
-        <w:pStyle w:val="TextBody"/>
-        <w:tabs>
-          <w:tab w:val="clear" w:pos="708"/>
-          <w:tab w:val="left" w:pos="357" w:leader="none"/>
-        </w:tabs>
-        <w:ind w:left="720" w:hanging="0"/>
+        <w:pStyle w:val="Textkrper"/>
+        <w:tabs>
+          <w:tab w:val="left" w:pos="357"/>
+        </w:tabs>
+        <w:ind w:left="720"/>
         <w:rPr>
           <w:lang w:val="fr-CH"/>
         </w:rPr>
@@ -3106,12 +2875,11 @@
     </w:p>
     <w:p>
       <w:pPr>
-        <w:pStyle w:val="TextBody"/>
-        <w:tabs>
-          <w:tab w:val="clear" w:pos="708"/>
-          <w:tab w:val="left" w:pos="357" w:leader="none"/>
-        </w:tabs>
-        <w:ind w:left="720" w:hanging="0"/>
+        <w:pStyle w:val="Textkrper"/>
+        <w:tabs>
+          <w:tab w:val="left" w:pos="357"/>
+        </w:tabs>
+        <w:ind w:left="720"/>
         <w:rPr>
           <w:lang w:val="fr-CH"/>
         </w:rPr>
@@ -3125,13 +2893,11 @@
     </w:p>
     <w:p>
       <w:pPr>
-        <w:pStyle w:val="TextBody"/>
-        <w:tabs>
-          <w:tab w:val="clear" w:pos="708"/>
-          <w:tab w:val="left" w:pos="357" w:leader="none"/>
-        </w:tabs>
-        <w:ind w:left="720" w:hanging="0"/>
-        <w:rPr/>
+        <w:pStyle w:val="Textkrper"/>
+        <w:tabs>
+          <w:tab w:val="left" w:pos="357"/>
+        </w:tabs>
+        <w:ind w:left="720"/>
       </w:pPr>
       <w:r>
         <w:rPr>
@@ -3142,14 +2908,14 @@
     </w:p>
     <w:p>
       <w:pPr>
-        <w:pStyle w:val="TextBody"/>
+        <w:pStyle w:val="Textkrper"/>
         <w:numPr>
           <w:ilvl w:val="0"/>
           <w:numId w:val="15"/>
         </w:numPr>
         <w:tabs>
-          <w:tab w:val="clear" w:pos="708"/>
-          <w:tab w:val="left" w:pos="357" w:leader="none"/>
+          <w:tab w:val="clear" w:pos="720"/>
+          <w:tab w:val="left" w:pos="357"/>
         </w:tabs>
         <w:rPr>
           <w:lang w:val="fr-CH"/>
@@ -3171,14 +2937,14 @@
     </w:p>
     <w:p>
       <w:pPr>
-        <w:pStyle w:val="TextBody"/>
+        <w:pStyle w:val="Textkrper"/>
         <w:numPr>
           <w:ilvl w:val="0"/>
           <w:numId w:val="15"/>
         </w:numPr>
         <w:tabs>
-          <w:tab w:val="clear" w:pos="708"/>
-          <w:tab w:val="left" w:pos="357" w:leader="none"/>
+          <w:tab w:val="clear" w:pos="720"/>
+          <w:tab w:val="left" w:pos="357"/>
         </w:tabs>
         <w:rPr>
           <w:lang w:val="fr-CH"/>
@@ -3200,13 +2966,11 @@
     </w:p>
     <w:p>
       <w:pPr>
-        <w:pStyle w:val="TextBody"/>
-        <w:tabs>
-          <w:tab w:val="clear" w:pos="708"/>
-          <w:tab w:val="left" w:pos="357" w:leader="none"/>
-        </w:tabs>
-        <w:rPr>
-          <w:b/>
+        <w:pStyle w:val="Textkrper"/>
+        <w:tabs>
+          <w:tab w:val="left" w:pos="357"/>
+        </w:tabs>
+        <w:rPr>
           <w:b/>
           <w:bCs/>
           <w:lang w:val="fr-CH"/>
@@ -3240,10 +3004,9 @@
     </w:p>
     <w:p>
       <w:pPr>
-        <w:pStyle w:val="TextBody"/>
-        <w:tabs>
-          <w:tab w:val="clear" w:pos="708"/>
-          <w:tab w:val="left" w:pos="357" w:leader="none"/>
+        <w:pStyle w:val="Textkrper"/>
+        <w:tabs>
+          <w:tab w:val="left" w:pos="357"/>
         </w:tabs>
         <w:rPr>
           <w:lang w:val="fr-CH"/>
@@ -3278,13 +3041,11 @@
     </w:p>
     <w:p>
       <w:pPr>
-        <w:pStyle w:val="TextBody"/>
-        <w:tabs>
-          <w:tab w:val="clear" w:pos="708"/>
-          <w:tab w:val="left" w:pos="357" w:leader="none"/>
-        </w:tabs>
-        <w:rPr>
-          <w:b/>
+        <w:pStyle w:val="Textkrper"/>
+        <w:tabs>
+          <w:tab w:val="left" w:pos="357"/>
+        </w:tabs>
+        <w:rPr>
           <w:b/>
           <w:bCs/>
           <w:lang w:val="fr-CH"/>
@@ -3301,10 +3062,9 @@
     </w:p>
     <w:p>
       <w:pPr>
-        <w:pStyle w:val="TextBody"/>
-        <w:tabs>
-          <w:tab w:val="clear" w:pos="708"/>
-          <w:tab w:val="left" w:pos="357" w:leader="none"/>
+        <w:pStyle w:val="Textkrper"/>
+        <w:tabs>
+          <w:tab w:val="left" w:pos="357"/>
         </w:tabs>
         <w:rPr>
           <w:lang w:val="fr-CH"/>
@@ -3332,8 +3092,10 @@
     </w:p>
     <w:p>
       <w:pPr>
-        <w:pStyle w:val="TextBody"/>
-        <w:rPr/>
+        <w:pStyle w:val="Textkrper"/>
+        <w:rPr>
+          <w:lang w:val="fr-FR"/>
+        </w:rPr>
       </w:pPr>
       <w:r>
         <w:rPr>
@@ -3344,7 +3106,7 @@
     </w:p>
     <w:p>
       <w:pPr>
-        <w:pStyle w:val="TextBody"/>
+        <w:pStyle w:val="Textkrper"/>
         <w:rPr>
           <w:rFonts w:cs="Arial"/>
           <w:lang w:val="fr-CH"/>
@@ -3388,7 +3150,7 @@
     </w:p>
     <w:p>
       <w:pPr>
-        <w:pStyle w:val="TextBody"/>
+        <w:pStyle w:val="Textkrper"/>
         <w:rPr>
           <w:lang w:val="fr-CH"/>
         </w:rPr>
@@ -3402,13 +3164,11 @@
     </w:p>
     <w:p>
       <w:pPr>
-        <w:pStyle w:val="TextBody"/>
-        <w:tabs>
-          <w:tab w:val="clear" w:pos="708"/>
-          <w:tab w:val="left" w:pos="357" w:leader="none"/>
-        </w:tabs>
-        <w:rPr>
-          <w:b/>
+        <w:pStyle w:val="Textkrper"/>
+        <w:tabs>
+          <w:tab w:val="left" w:pos="357"/>
+        </w:tabs>
+        <w:rPr>
           <w:b/>
           <w:bCs/>
           <w:lang w:val="fr-CH"/>
@@ -3425,10 +3185,9 @@
     </w:p>
     <w:p>
       <w:pPr>
-        <w:pStyle w:val="TextBody"/>
-        <w:tabs>
-          <w:tab w:val="clear" w:pos="708"/>
-          <w:tab w:val="left" w:pos="357" w:leader="none"/>
+        <w:pStyle w:val="Textkrper"/>
+        <w:tabs>
+          <w:tab w:val="left" w:pos="357"/>
         </w:tabs>
         <w:rPr>
           <w:lang w:val="fr-CH"/>
@@ -3443,10 +3202,9 @@
     </w:p>
     <w:p>
       <w:pPr>
-        <w:pStyle w:val="TextBody"/>
-        <w:tabs>
-          <w:tab w:val="clear" w:pos="708"/>
-          <w:tab w:val="left" w:pos="357" w:leader="none"/>
+        <w:pStyle w:val="Textkrper"/>
+        <w:tabs>
+          <w:tab w:val="left" w:pos="357"/>
         </w:tabs>
         <w:rPr>
           <w:lang w:val="fr-CH"/>
@@ -3462,28 +3220,27 @@
     </w:p>
     <w:p>
       <w:pPr>
-        <w:pStyle w:val="TextBody"/>
-        <w:tabs>
-          <w:tab w:val="clear" w:pos="708"/>
-          <w:tab w:val="left" w:pos="357" w:leader="none"/>
-        </w:tabs>
-        <w:rPr>
-          <w:lang w:val="fr-CH"/>
-        </w:rPr>
-      </w:pPr>
-      <w:r>
-        <w:rPr>
-          <w:lang w:val="fr-CH"/>
-        </w:rPr>
+        <w:pStyle w:val="Textkrper"/>
+        <w:tabs>
+          <w:tab w:val="left" w:pos="357"/>
+        </w:tabs>
+        <w:rPr>
+          <w:lang w:val="fr-CH"/>
+        </w:rPr>
+      </w:pPr>
+      <w:r>
+        <w:rPr>
+          <w:lang w:val="fr-CH"/>
+        </w:rPr>
+        <w:lastRenderedPageBreak/>
         <w:t xml:space="preserve">Les oppositions suivantes sont rejetées: </w:t>
       </w:r>
     </w:p>
     <w:p>
       <w:pPr>
-        <w:pStyle w:val="TextBody"/>
-        <w:tabs>
-          <w:tab w:val="clear" w:pos="708"/>
-          <w:tab w:val="left" w:pos="357" w:leader="none"/>
+        <w:pStyle w:val="Textkrper"/>
+        <w:tabs>
+          <w:tab w:val="left" w:pos="357"/>
         </w:tabs>
         <w:rPr>
           <w:lang w:val="fr-CH"/>
@@ -3499,13 +3256,11 @@
     </w:p>
     <w:p>
       <w:pPr>
-        <w:pStyle w:val="TextBody"/>
-        <w:tabs>
-          <w:tab w:val="clear" w:pos="708"/>
-          <w:tab w:val="left" w:pos="357" w:leader="none"/>
-        </w:tabs>
-        <w:rPr>
-          <w:b/>
+        <w:pStyle w:val="Textkrper"/>
+        <w:tabs>
+          <w:tab w:val="left" w:pos="357"/>
+        </w:tabs>
+        <w:rPr>
           <w:b/>
           <w:bCs/>
           <w:lang w:val="fr-CH"/>
@@ -3522,10 +3277,9 @@
     </w:p>
     <w:p>
       <w:pPr>
-        <w:pStyle w:val="TextBody"/>
-        <w:tabs>
-          <w:tab w:val="clear" w:pos="708"/>
-          <w:tab w:val="left" w:pos="357" w:leader="none"/>
+        <w:pStyle w:val="Textkrper"/>
+        <w:tabs>
+          <w:tab w:val="left" w:pos="357"/>
         </w:tabs>
         <w:rPr>
           <w:lang w:val="fr-CH"/>
@@ -3540,10 +3294,9 @@
     </w:p>
     <w:p>
       <w:pPr>
-        <w:pStyle w:val="TextBody"/>
-        <w:tabs>
-          <w:tab w:val="clear" w:pos="708"/>
-          <w:tab w:val="left" w:pos="357" w:leader="none"/>
+        <w:pStyle w:val="Textkrper"/>
+        <w:tabs>
+          <w:tab w:val="left" w:pos="357"/>
         </w:tabs>
         <w:rPr>
           <w:lang w:val="fr-CH"/>
@@ -3559,9 +3312,8 @@
     </w:p>
     <w:p>
       <w:pPr>
-        <w:pStyle w:val="TextBody"/>
-        <w:rPr>
-          <w:b/>
+        <w:pStyle w:val="Textkrper"/>
+        <w:rPr>
           <w:b/>
           <w:bCs/>
           <w:lang w:val="fr-CH"/>
@@ -3578,10 +3330,9 @@
     </w:p>
     <w:p>
       <w:pPr>
-        <w:pStyle w:val="TextBody"/>
-        <w:tabs>
-          <w:tab w:val="clear" w:pos="708"/>
-          <w:tab w:val="left" w:pos="357" w:leader="none"/>
+        <w:pStyle w:val="Textkrper"/>
+        <w:tabs>
+          <w:tab w:val="left" w:pos="357"/>
         </w:tabs>
         <w:rPr>
           <w:lang w:val="fr-CH"/>
@@ -3596,10 +3347,9 @@
     </w:p>
     <w:p>
       <w:pPr>
-        <w:pStyle w:val="TextBody"/>
-        <w:tabs>
-          <w:tab w:val="clear" w:pos="708"/>
-          <w:tab w:val="left" w:pos="357" w:leader="none"/>
+        <w:pStyle w:val="Textkrper"/>
+        <w:tabs>
+          <w:tab w:val="left" w:pos="357"/>
         </w:tabs>
         <w:rPr>
           <w:lang w:val="fr-CH"/>
@@ -3615,13 +3365,11 @@
     </w:p>
     <w:p>
       <w:pPr>
-        <w:pStyle w:val="TextBody"/>
-        <w:tabs>
-          <w:tab w:val="clear" w:pos="708"/>
-          <w:tab w:val="left" w:pos="357" w:leader="none"/>
-        </w:tabs>
-        <w:rPr>
-          <w:b/>
+        <w:pStyle w:val="Textkrper"/>
+        <w:tabs>
+          <w:tab w:val="left" w:pos="357"/>
+        </w:tabs>
+        <w:rPr>
           <w:b/>
           <w:bCs/>
           <w:lang w:val="fr-CH"/>
@@ -3638,7 +3386,7 @@
     </w:p>
     <w:p>
       <w:pPr>
-        <w:pStyle w:val="TextBody"/>
+        <w:pStyle w:val="Textkrper"/>
         <w:rPr>
           <w:lang w:val="fr-CH"/>
         </w:rPr>
@@ -3653,34 +3401,28 @@
     <w:tbl>
       <w:tblPr>
         <w:tblW w:w="9070" w:type="dxa"/>
-        <w:jc w:val="left"/>
-        <w:tblInd w:w="0" w:type="dxa"/>
         <w:tblLayout w:type="fixed"/>
         <w:tblCellMar>
-          <w:top w:w="0" w:type="dxa"/>
           <w:left w:w="0" w:type="dxa"/>
-          <w:bottom w:w="0" w:type="dxa"/>
           <w:right w:w="0" w:type="dxa"/>
         </w:tblCellMar>
-        <w:tblLook w:val="04a0" w:noHBand="0" w:noVBand="1" w:firstColumn="1" w:lastRow="0" w:lastColumn="0" w:firstRow="1"/>
+        <w:tblLook w:val="04A0" w:firstRow="1" w:lastRow="0" w:firstColumn="1" w:lastColumn="0" w:noHBand="0" w:noVBand="1"/>
       </w:tblPr>
       <w:tblGrid>
-        <w:gridCol w:w="6397"/>
+        <w:gridCol w:w="6398"/>
         <w:gridCol w:w="2672"/>
       </w:tblGrid>
       <w:tr>
-        <w:trPr/>
         <w:tc>
           <w:tcPr>
             <w:tcW w:w="6397" w:type="dxa"/>
-            <w:tcBorders/>
-            <w:shd w:fill="auto" w:val="clear"/>
+            <w:shd w:val="clear" w:color="auto" w:fill="auto"/>
           </w:tcPr>
           <w:p>
             <w:pPr>
               <w:pStyle w:val="TableHeading"/>
-              <w:keepNext w:val="true"/>
-              <w:widowControl w:val="false"/>
+              <w:keepNext/>
+              <w:widowControl w:val="0"/>
               <w:jc w:val="left"/>
               <w:rPr>
                 <w:lang w:val="fr-CH"/>
@@ -3697,13 +3439,12 @@
         <w:tc>
           <w:tcPr>
             <w:tcW w:w="2672" w:type="dxa"/>
-            <w:tcBorders/>
-            <w:shd w:fill="auto" w:val="clear"/>
+            <w:shd w:val="clear" w:color="auto" w:fill="auto"/>
           </w:tcPr>
           <w:p>
             <w:pPr>
               <w:pStyle w:val="TableHeading"/>
-              <w:widowControl w:val="false"/>
+              <w:widowControl w:val="0"/>
               <w:jc w:val="right"/>
               <w:rPr>
                 <w:lang w:val="fr-CH"/>
@@ -3719,22 +3460,24 @@
         </w:tc>
       </w:tr>
       <w:tr>
-        <w:trPr/>
         <w:tc>
           <w:tcPr>
             <w:tcW w:w="6397" w:type="dxa"/>
-            <w:tcBorders/>
-            <w:shd w:fill="auto" w:val="clear"/>
+            <w:shd w:val="clear" w:color="auto" w:fill="auto"/>
           </w:tcPr>
           <w:p>
             <w:pPr>
               <w:pStyle w:val="TableContents"/>
-              <w:keepNext w:val="true"/>
-              <w:widowControl w:val="false"/>
-              <w:rPr/>
+              <w:keepNext/>
+              <w:widowControl w:val="0"/>
+              <w:rPr>
+                <w:lang w:val="en-US"/>
+              </w:rPr>
             </w:pPr>
             <w:r>
-              <w:rPr/>
+              <w:rPr>
+                <w:lang w:val="en-US"/>
+              </w:rPr>
               <w:t>{%tr for EMOLUMENT in EMOLUMENTS %}</w:t>
             </w:r>
           </w:p>
@@ -3742,44 +3485,33 @@
         <w:tc>
           <w:tcPr>
             <w:tcW w:w="2672" w:type="dxa"/>
-            <w:tcBorders/>
-            <w:shd w:fill="auto" w:val="clear"/>
+            <w:shd w:val="clear" w:color="auto" w:fill="auto"/>
           </w:tcPr>
           <w:p>
             <w:pPr>
               <w:pStyle w:val="TableContents"/>
-              <w:widowControl w:val="false"/>
+              <w:widowControl w:val="0"/>
               <w:jc w:val="right"/>
-              <w:rPr/>
+              <w:rPr>
+                <w:lang w:val="en-US"/>
+              </w:rPr>
             </w:pPr>
-            <w:r>
-              <w:rPr/>
-            </w:r>
           </w:p>
         </w:tc>
       </w:tr>
       <w:tr>
-        <w:trPr/>
         <w:tc>
           <w:tcPr>
             <w:tcW w:w="6397" w:type="dxa"/>
-            <w:tcBorders/>
-            <w:shd w:fill="auto" w:val="clear"/>
+            <w:shd w:val="clear" w:color="auto" w:fill="auto"/>
           </w:tcPr>
           <w:p>
             <w:pPr>
               <w:pStyle w:val="TableContents"/>
-              <w:keepNext w:val="true"/>
-              <w:widowControl w:val="false"/>
-              <w:rPr>
-                <w:highlight w:val="none"/>
-                <w:shd w:fill="auto" w:val="clear"/>
-              </w:rPr>
+              <w:keepNext/>
+              <w:widowControl w:val="0"/>
             </w:pPr>
             <w:r>
-              <w:rPr>
-                <w:shd w:fill="auto" w:val="clear"/>
-              </w:rPr>
               <w:t>{{EMOLUMENT.POSITION}}</w:t>
             </w:r>
           </w:p>
@@ -3787,46 +3519,34 @@
         <w:tc>
           <w:tcPr>
             <w:tcW w:w="2672" w:type="dxa"/>
-            <w:tcBorders/>
-            <w:shd w:fill="auto" w:val="clear"/>
+            <w:shd w:val="clear" w:color="auto" w:fill="auto"/>
           </w:tcPr>
           <w:p>
             <w:pPr>
               <w:pStyle w:val="TableContents"/>
-              <w:keepNext w:val="true"/>
-              <w:widowControl w:val="false"/>
+              <w:keepNext/>
+              <w:widowControl w:val="0"/>
               <w:jc w:val="right"/>
-              <w:rPr>
-                <w:highlight w:val="none"/>
-                <w:shd w:fill="auto" w:val="clear"/>
-              </w:rPr>
             </w:pPr>
             <w:r>
-              <w:rPr>
-                <w:shd w:fill="auto" w:val="clear"/>
-              </w:rPr>
               <w:t>{{EMOLUMENT.FORFAIT}}</w:t>
             </w:r>
           </w:p>
         </w:tc>
       </w:tr>
       <w:tr>
-        <w:trPr/>
         <w:tc>
           <w:tcPr>
             <w:tcW w:w="6397" w:type="dxa"/>
-            <w:tcBorders/>
-            <w:shd w:fill="auto" w:val="clear"/>
+            <w:shd w:val="clear" w:color="auto" w:fill="auto"/>
           </w:tcPr>
           <w:p>
             <w:pPr>
               <w:pStyle w:val="TableContents"/>
-              <w:keepNext w:val="true"/>
-              <w:widowControl w:val="false"/>
-              <w:rPr/>
+              <w:keepNext/>
+              <w:widowControl w:val="0"/>
             </w:pPr>
             <w:r>
-              <w:rPr/>
               <w:t>{%tr endfor %}</w:t>
             </w:r>
           </w:p>
@@ -3834,36 +3554,28 @@
         <w:tc>
           <w:tcPr>
             <w:tcW w:w="2672" w:type="dxa"/>
-            <w:tcBorders/>
-            <w:shd w:fill="auto" w:val="clear"/>
+            <w:shd w:val="clear" w:color="auto" w:fill="auto"/>
           </w:tcPr>
           <w:p>
             <w:pPr>
               <w:pStyle w:val="TableContents"/>
-              <w:widowControl w:val="false"/>
+              <w:widowControl w:val="0"/>
               <w:jc w:val="right"/>
-              <w:rPr/>
             </w:pPr>
-            <w:r>
-              <w:rPr/>
-            </w:r>
           </w:p>
         </w:tc>
       </w:tr>
       <w:tr>
-        <w:trPr/>
         <w:tc>
           <w:tcPr>
             <w:tcW w:w="6397" w:type="dxa"/>
-            <w:tcBorders/>
-            <w:shd w:fill="auto" w:val="clear"/>
+            <w:shd w:val="clear" w:color="auto" w:fill="auto"/>
           </w:tcPr>
           <w:p>
             <w:pPr>
               <w:pStyle w:val="TableContents"/>
-              <w:widowControl w:val="false"/>
+              <w:widowControl w:val="0"/>
               <w:rPr>
-                <w:b/>
                 <w:b/>
                 <w:bCs/>
               </w:rPr>
@@ -3880,16 +3592,14 @@
         <w:tc>
           <w:tcPr>
             <w:tcW w:w="2672" w:type="dxa"/>
-            <w:tcBorders/>
-            <w:shd w:fill="auto" w:val="clear"/>
+            <w:shd w:val="clear" w:color="auto" w:fill="auto"/>
           </w:tcPr>
           <w:p>
             <w:pPr>
               <w:pStyle w:val="TableContents"/>
-              <w:widowControl w:val="false"/>
+              <w:widowControl w:val="0"/>
               <w:jc w:val="right"/>
               <w:rPr>
-                <w:b/>
                 <w:b/>
                 <w:bCs/>
               </w:rPr>
@@ -3907,23 +3617,17 @@
     </w:tbl>
     <w:p>
       <w:pPr>
-        <w:pStyle w:val="TextBody"/>
-        <w:tabs>
-          <w:tab w:val="clear" w:pos="708"/>
-          <w:tab w:val="left" w:pos="357" w:leader="none"/>
-        </w:tabs>
-        <w:rPr/>
-      </w:pPr>
-      <w:r>
-        <w:rPr/>
-      </w:r>
-    </w:p>
-    <w:p>
-      <w:pPr>
-        <w:pStyle w:val="TextBody"/>
-        <w:tabs>
-          <w:tab w:val="clear" w:pos="708"/>
-          <w:tab w:val="left" w:pos="357" w:leader="none"/>
+        <w:pStyle w:val="Textkrper"/>
+        <w:tabs>
+          <w:tab w:val="left" w:pos="357"/>
+        </w:tabs>
+      </w:pPr>
+    </w:p>
+    <w:p>
+      <w:pPr>
+        <w:pStyle w:val="Textkrper"/>
+        <w:tabs>
+          <w:tab w:val="left" w:pos="357"/>
         </w:tabs>
         <w:rPr>
           <w:lang w:val="fr-CH"/>
@@ -3938,10 +3642,9 @@
     </w:p>
     <w:p>
       <w:pPr>
-        <w:pStyle w:val="TextBody"/>
-        <w:tabs>
-          <w:tab w:val="clear" w:pos="708"/>
-          <w:tab w:val="left" w:pos="357" w:leader="none"/>
+        <w:pStyle w:val="Textkrper"/>
+        <w:tabs>
+          <w:tab w:val="left" w:pos="357"/>
         </w:tabs>
         <w:rPr>
           <w:lang w:val="fr-CH"/>
@@ -3958,10 +3661,9 @@
     </w:p>
     <w:p>
       <w:pPr>
-        <w:pStyle w:val="TextBody"/>
-        <w:tabs>
-          <w:tab w:val="clear" w:pos="708"/>
-          <w:tab w:val="left" w:pos="357" w:leader="none"/>
+        <w:pStyle w:val="Textkrper"/>
+        <w:tabs>
+          <w:tab w:val="left" w:pos="357"/>
         </w:tabs>
         <w:rPr>
           <w:lang w:val="fr-CH"/>
@@ -3976,10 +3678,9 @@
     </w:p>
     <w:p>
       <w:pPr>
-        <w:pStyle w:val="TextBody"/>
-        <w:tabs>
-          <w:tab w:val="clear" w:pos="708"/>
-          <w:tab w:val="left" w:pos="357" w:leader="none"/>
+        <w:pStyle w:val="Textkrper"/>
+        <w:tabs>
+          <w:tab w:val="left" w:pos="357"/>
         </w:tabs>
         <w:rPr>
           <w:lang w:val="fr-CH"/>
@@ -3994,10 +3695,9 @@
     </w:p>
     <w:p>
       <w:pPr>
-        <w:pStyle w:val="TextBody"/>
-        <w:tabs>
-          <w:tab w:val="clear" w:pos="708"/>
-          <w:tab w:val="left" w:pos="357" w:leader="none"/>
+        <w:pStyle w:val="Textkrper"/>
+        <w:tabs>
+          <w:tab w:val="left" w:pos="357"/>
         </w:tabs>
         <w:rPr>
           <w:lang w:val="fr-CH"/>
@@ -4012,14 +3712,14 @@
     </w:p>
     <w:p>
       <w:pPr>
-        <w:pStyle w:val="TextBody"/>
+        <w:pStyle w:val="Textkrper"/>
         <w:numPr>
           <w:ilvl w:val="0"/>
           <w:numId w:val="10"/>
         </w:numPr>
         <w:tabs>
-          <w:tab w:val="clear" w:pos="708"/>
-          <w:tab w:val="left" w:pos="357" w:leader="none"/>
+          <w:tab w:val="clear" w:pos="720"/>
+          <w:tab w:val="left" w:pos="357"/>
         </w:tabs>
         <w:rPr>
           <w:lang w:val="fr-CH"/>
@@ -4034,14 +3734,14 @@
     </w:p>
     <w:p>
       <w:pPr>
-        <w:pStyle w:val="TextBody"/>
+        <w:pStyle w:val="Textkrper"/>
         <w:numPr>
           <w:ilvl w:val="0"/>
           <w:numId w:val="10"/>
         </w:numPr>
         <w:tabs>
-          <w:tab w:val="clear" w:pos="708"/>
-          <w:tab w:val="left" w:pos="357" w:leader="none"/>
+          <w:tab w:val="clear" w:pos="720"/>
+          <w:tab w:val="left" w:pos="357"/>
         </w:tabs>
         <w:rPr>
           <w:lang w:val="fr-CH"/>
@@ -4056,14 +3756,14 @@
     </w:p>
     <w:p>
       <w:pPr>
-        <w:pStyle w:val="TextBody"/>
+        <w:pStyle w:val="Textkrper"/>
         <w:numPr>
           <w:ilvl w:val="0"/>
           <w:numId w:val="10"/>
         </w:numPr>
         <w:tabs>
-          <w:tab w:val="clear" w:pos="708"/>
-          <w:tab w:val="left" w:pos="357" w:leader="none"/>
+          <w:tab w:val="clear" w:pos="720"/>
+          <w:tab w:val="left" w:pos="357"/>
         </w:tabs>
         <w:rPr>
           <w:lang w:val="fr-CH"/>
@@ -4078,13 +3778,11 @@
     </w:p>
     <w:p>
       <w:pPr>
-        <w:pStyle w:val="TextBody"/>
-        <w:tabs>
-          <w:tab w:val="clear" w:pos="708"/>
-          <w:tab w:val="left" w:pos="357" w:leader="none"/>
-        </w:tabs>
-        <w:rPr>
-          <w:b/>
+        <w:pStyle w:val="Textkrper"/>
+        <w:tabs>
+          <w:tab w:val="left" w:pos="357"/>
+        </w:tabs>
+        <w:rPr>
           <w:b/>
           <w:bCs/>
           <w:lang w:val="fr-CH"/>
@@ -4101,10 +3799,9 @@
     </w:p>
     <w:p>
       <w:pPr>
-        <w:pStyle w:val="TextBody"/>
-        <w:tabs>
-          <w:tab w:val="clear" w:pos="708"/>
-          <w:tab w:val="left" w:pos="357" w:leader="none"/>
+        <w:pStyle w:val="Textkrper"/>
+        <w:tabs>
+          <w:tab w:val="left" w:pos="357"/>
         </w:tabs>
         <w:rPr>
           <w:lang w:val="fr-CH"/>
@@ -4119,14 +3816,14 @@
     </w:p>
     <w:p>
       <w:pPr>
-        <w:pStyle w:val="TextBody"/>
+        <w:pStyle w:val="Textkrper"/>
         <w:numPr>
           <w:ilvl w:val="0"/>
           <w:numId w:val="11"/>
         </w:numPr>
         <w:tabs>
-          <w:tab w:val="clear" w:pos="708"/>
-          <w:tab w:val="left" w:pos="357" w:leader="none"/>
+          <w:tab w:val="clear" w:pos="720"/>
+          <w:tab w:val="left" w:pos="357"/>
         </w:tabs>
         <w:rPr>
           <w:lang w:val="fr-CH"/>
@@ -4141,14 +3838,14 @@
     </w:p>
     <w:p>
       <w:pPr>
-        <w:pStyle w:val="TextBody"/>
+        <w:pStyle w:val="Textkrper"/>
         <w:numPr>
           <w:ilvl w:val="0"/>
           <w:numId w:val="11"/>
         </w:numPr>
         <w:tabs>
-          <w:tab w:val="clear" w:pos="708"/>
-          <w:tab w:val="left" w:pos="357" w:leader="none"/>
+          <w:tab w:val="clear" w:pos="720"/>
+          <w:tab w:val="left" w:pos="357"/>
         </w:tabs>
         <w:rPr>
           <w:lang w:val="fr-CH"/>
@@ -4163,32 +3860,32 @@
     </w:p>
     <w:p>
       <w:pPr>
-        <w:pStyle w:val="TextBody"/>
-        <w:tabs>
-          <w:tab w:val="clear" w:pos="708"/>
-          <w:tab w:val="left" w:pos="357" w:leader="none"/>
-        </w:tabs>
-        <w:rPr>
-          <w:lang w:val="fr-CH"/>
-        </w:rPr>
-      </w:pPr>
-      <w:r>
-        <w:rPr>
-          <w:lang w:val="fr-CH"/>
-        </w:rPr>
+        <w:pStyle w:val="Textkrper"/>
+        <w:tabs>
+          <w:tab w:val="left" w:pos="357"/>
+        </w:tabs>
+        <w:rPr>
+          <w:lang w:val="fr-CH"/>
+        </w:rPr>
+      </w:pPr>
+      <w:r>
+        <w:rPr>
+          <w:lang w:val="fr-CH"/>
+        </w:rPr>
+        <w:lastRenderedPageBreak/>
         <w:t>La présente décision globale est notifiée par pli ordinaire</w:t>
       </w:r>
     </w:p>
     <w:p>
       <w:pPr>
-        <w:pStyle w:val="TextBody"/>
+        <w:pStyle w:val="Textkrper"/>
         <w:numPr>
           <w:ilvl w:val="0"/>
           <w:numId w:val="12"/>
         </w:numPr>
         <w:tabs>
-          <w:tab w:val="clear" w:pos="708"/>
-          <w:tab w:val="left" w:pos="357" w:leader="none"/>
+          <w:tab w:val="clear" w:pos="720"/>
+          <w:tab w:val="left" w:pos="357"/>
         </w:tabs>
         <w:rPr>
           <w:highlight w:val="green"/>
@@ -4205,14 +3902,14 @@
     </w:p>
     <w:p>
       <w:pPr>
-        <w:pStyle w:val="TextBody"/>
+        <w:pStyle w:val="Textkrper"/>
         <w:numPr>
           <w:ilvl w:val="0"/>
           <w:numId w:val="12"/>
         </w:numPr>
         <w:tabs>
-          <w:tab w:val="clear" w:pos="708"/>
-          <w:tab w:val="left" w:pos="357" w:leader="none"/>
+          <w:tab w:val="clear" w:pos="720"/>
+          <w:tab w:val="left" w:pos="357"/>
         </w:tabs>
         <w:rPr>
           <w:highlight w:val="green"/>
@@ -4229,14 +3926,14 @@
     </w:p>
     <w:p>
       <w:pPr>
-        <w:pStyle w:val="TextBody"/>
+        <w:pStyle w:val="Textkrper"/>
         <w:numPr>
           <w:ilvl w:val="0"/>
           <w:numId w:val="12"/>
         </w:numPr>
         <w:tabs>
-          <w:tab w:val="clear" w:pos="708"/>
-          <w:tab w:val="left" w:pos="357" w:leader="none"/>
+          <w:tab w:val="clear" w:pos="720"/>
+          <w:tab w:val="left" w:pos="357"/>
         </w:tabs>
         <w:rPr>
           <w:highlight w:val="green"/>
@@ -4253,14 +3950,14 @@
     </w:p>
     <w:p>
       <w:pPr>
-        <w:pStyle w:val="TextBody"/>
+        <w:pStyle w:val="Textkrper"/>
         <w:numPr>
           <w:ilvl w:val="0"/>
           <w:numId w:val="12"/>
         </w:numPr>
         <w:tabs>
-          <w:tab w:val="clear" w:pos="708"/>
-          <w:tab w:val="left" w:pos="357" w:leader="none"/>
+          <w:tab w:val="clear" w:pos="720"/>
+          <w:tab w:val="left" w:pos="357"/>
         </w:tabs>
         <w:rPr>
           <w:lang w:val="fr-CH"/>
@@ -4277,77 +3974,59 @@
       <w:pPr>
         <w:pStyle w:val="Text"/>
         <w:tabs>
-          <w:tab w:val="clear" w:pos="708"/>
-          <w:tab w:val="left" w:pos="357" w:leader="none"/>
-        </w:tabs>
-        <w:rPr>
-          <w:lang w:val="fr-CH"/>
-        </w:rPr>
-      </w:pPr>
-      <w:r>
-        <w:rPr>
-          <w:lang w:val="fr-CH"/>
-        </w:rPr>
-      </w:r>
+          <w:tab w:val="left" w:pos="357"/>
+        </w:tabs>
+        <w:rPr>
+          <w:lang w:val="fr-CH"/>
+        </w:rPr>
+      </w:pPr>
     </w:p>
     <w:tbl>
       <w:tblPr>
         <w:tblW w:w="9430" w:type="dxa"/>
-        <w:jc w:val="left"/>
         <w:tblInd w:w="70" w:type="dxa"/>
         <w:tblLayout w:type="fixed"/>
         <w:tblCellMar>
-          <w:top w:w="0" w:type="dxa"/>
           <w:left w:w="70" w:type="dxa"/>
-          <w:bottom w:w="0" w:type="dxa"/>
           <w:right w:w="70" w:type="dxa"/>
         </w:tblCellMar>
-        <w:tblLook w:val="0000" w:noHBand="0" w:noVBand="0" w:firstColumn="0" w:lastRow="0" w:lastColumn="0" w:firstRow="0"/>
+        <w:tblLook w:val="0000" w:firstRow="0" w:lastRow="0" w:firstColumn="0" w:lastColumn="0" w:noHBand="0" w:noVBand="0"/>
       </w:tblPr>
       <w:tblGrid>
-        <w:gridCol w:w="5459"/>
+        <w:gridCol w:w="5460"/>
         <w:gridCol w:w="3970"/>
       </w:tblGrid>
       <w:tr>
         <w:trPr>
-          <w:cantSplit w:val="true"/>
+          <w:cantSplit/>
         </w:trPr>
         <w:tc>
           <w:tcPr>
             <w:tcW w:w="5459" w:type="dxa"/>
-            <w:tcBorders/>
-            <w:shd w:fill="auto" w:val="clear"/>
+            <w:shd w:val="clear" w:color="auto" w:fill="auto"/>
           </w:tcPr>
           <w:p>
             <w:pPr>
-              <w:pStyle w:val="Normal"/>
-              <w:widowControl w:val="false"/>
+              <w:widowControl w:val="0"/>
               <w:rPr>
                 <w:rFonts w:cs="Arial"/>
                 <w:highlight w:val="green"/>
                 <w:lang w:val="fr-CH"/>
               </w:rPr>
             </w:pPr>
-            <w:r>
-              <w:rPr>
-                <w:rFonts w:cs="Arial"/>
-                <w:highlight w:val="green"/>
-                <w:lang w:val="fr-CH"/>
-              </w:rPr>
-            </w:r>
           </w:p>
         </w:tc>
         <w:tc>
           <w:tcPr>
             <w:tcW w:w="3970" w:type="dxa"/>
-            <w:tcBorders/>
-            <w:shd w:fill="auto" w:val="clear"/>
+            <w:shd w:val="clear" w:color="auto" w:fill="auto"/>
           </w:tcPr>
           <w:p>
             <w:pPr>
-              <w:pStyle w:val="Normal"/>
-              <w:widowControl w:val="false"/>
-              <w:rPr/>
+              <w:widowControl w:val="0"/>
+              <w:rPr>
+                <w:lang w:val="fr-FR"/>
+              </w:rPr>
             </w:pPr>
             <w:r>
               <w:rPr>
@@ -4359,18 +4038,8 @@
             <w:r>
               <w:fldChar w:fldCharType="begin"/>
             </w:r>
-            <w:r>
-              <w:rPr>
-                <w:highlight w:val="green"/>
-                <w:lang w:val="fr-CH"/>
-              </w:rPr>
-            </w:r>
-            <w:r>
-              <w:rPr>
-                <w:highlight w:val="green"/>
-                <w:lang w:val="fr-CH"/>
-              </w:rPr>
-            </w:r>
+            <w:bookmarkStart w:id="3" w:name="__Fieldmark__407_3979620031"/>
+            <w:bookmarkStart w:id="4" w:name="__Fieldmark__752_3562424084"/>
             <w:r>
               <w:rPr>
                 <w:highlight w:val="green"/>
@@ -4383,116 +4052,66 @@
                 <w:highlight w:val="green"/>
                 <w:lang w:val="fr-CH"/>
               </w:rPr>
-            </w:r>
-            <w:bookmarkStart w:id="4" w:name="__Fieldmark__407_3979620031"/>
-            <w:bookmarkStart w:id="5" w:name="__Fieldmark__752_3562424084"/>
-            <w:r>
-              <w:rPr>
-                <w:highlight w:val="green"/>
-                <w:lang w:val="fr-CH"/>
-              </w:rPr>
-            </w:r>
-            <w:r>
-              <w:rPr>
-                <w:highlight w:val="green"/>
-                <w:lang w:val="fr-CH"/>
-              </w:rPr>
               <w:fldChar w:fldCharType="end"/>
             </w:r>
+            <w:bookmarkEnd w:id="3"/>
             <w:bookmarkEnd w:id="4"/>
-            <w:bookmarkEnd w:id="5"/>
           </w:p>
           <w:p>
             <w:pPr>
-              <w:pStyle w:val="Normal"/>
-              <w:widowControl w:val="false"/>
+              <w:widowControl w:val="0"/>
               <w:rPr>
                 <w:rFonts w:cs="Arial"/>
                 <w:highlight w:val="green"/>
                 <w:lang w:val="fr-CH"/>
               </w:rPr>
             </w:pPr>
-            <w:r>
-              <w:rPr>
-                <w:rFonts w:cs="Arial"/>
-                <w:highlight w:val="green"/>
-                <w:lang w:val="fr-CH"/>
-              </w:rPr>
-            </w:r>
           </w:p>
           <w:p>
             <w:pPr>
-              <w:pStyle w:val="Normal"/>
-              <w:widowControl w:val="false"/>
+              <w:widowControl w:val="0"/>
               <w:rPr>
                 <w:rFonts w:cs="Arial"/>
                 <w:highlight w:val="green"/>
                 <w:lang w:val="fr-CH"/>
               </w:rPr>
             </w:pPr>
-            <w:r>
-              <w:rPr>
-                <w:rFonts w:cs="Arial"/>
-                <w:highlight w:val="green"/>
-                <w:lang w:val="fr-CH"/>
-              </w:rPr>
-            </w:r>
           </w:p>
           <w:p>
             <w:pPr>
-              <w:pStyle w:val="Normal"/>
-              <w:widowControl w:val="false"/>
-              <w:rPr/>
+              <w:widowControl w:val="0"/>
+              <w:rPr>
+                <w:lang w:val="fr-FR"/>
+              </w:rPr>
             </w:pPr>
             <w:r>
               <w:fldChar w:fldCharType="begin"/>
             </w:r>
-            <w:r>
-              <w:rPr/>
-            </w:r>
-            <w:r>
-              <w:rPr/>
-            </w:r>
-            <w:r>
-              <w:rPr/>
+            <w:bookmarkStart w:id="5" w:name="__Fieldmark__413_3979620031"/>
+            <w:bookmarkStart w:id="6" w:name="__Fieldmark__757_3562424084"/>
+            <w:r>
               <w:fldChar w:fldCharType="separate"/>
             </w:r>
             <w:r>
-              <w:rPr/>
-            </w:r>
-            <w:bookmarkStart w:id="6" w:name="__Fieldmark__413_3979620031"/>
-            <w:bookmarkStart w:id="7" w:name="__Fieldmark__757_3562424084"/>
-            <w:r>
-              <w:rPr/>
-            </w:r>
-            <w:r>
-              <w:rPr/>
               <w:fldChar w:fldCharType="end"/>
             </w:r>
+            <w:bookmarkEnd w:id="5"/>
             <w:bookmarkEnd w:id="6"/>
-            <w:bookmarkEnd w:id="7"/>
           </w:p>
         </w:tc>
       </w:tr>
     </w:tbl>
     <w:p>
       <w:pPr>
-        <w:pStyle w:val="Normal"/>
-        <w:rPr>
-          <w:lang w:val="fr-CH"/>
-        </w:rPr>
-      </w:pPr>
-      <w:r>
-        <w:rPr>
-          <w:lang w:val="fr-CH"/>
-        </w:rPr>
-      </w:r>
-    </w:p>
-    <w:p>
-      <w:pPr>
-        <w:pStyle w:val="TextBody"/>
-        <w:rPr>
-          <w:b/>
+        <w:rPr>
+          <w:lang w:val="fr-CH"/>
+        </w:rPr>
+      </w:pPr>
+    </w:p>
+    <w:p>
+      <w:pPr>
+        <w:pStyle w:val="Textkrper"/>
+        <w:rPr>
           <w:b/>
           <w:bCs/>
           <w:lang w:val="fr-CH"/>
@@ -4509,7 +4128,7 @@
     </w:p>
     <w:p>
       <w:pPr>
-        <w:pStyle w:val="TextBody"/>
+        <w:pStyle w:val="Textkrper"/>
         <w:rPr>
           <w:lang w:val="fr-CH"/>
         </w:rPr>
@@ -4523,7 +4142,7 @@
     </w:p>
     <w:p>
       <w:pPr>
-        <w:pStyle w:val="TextBody"/>
+        <w:pStyle w:val="Textkrper"/>
         <w:rPr>
           <w:lang w:val="fr-CH"/>
         </w:rPr>
@@ -4552,7 +4171,7 @@
     </w:p>
     <w:p>
       <w:pPr>
-        <w:pStyle w:val="TextBody"/>
+        <w:pStyle w:val="Textkrper"/>
         <w:rPr>
           <w:bCs/>
           <w:highlight w:val="yellow"/>
@@ -4592,7 +4211,7 @@
     </w:p>
     <w:p>
       <w:pPr>
-        <w:pStyle w:val="TextBody"/>
+        <w:pStyle w:val="Textkrper"/>
         <w:rPr>
           <w:lang w:val="fr-CH"/>
         </w:rPr>
@@ -4615,7 +4234,7 @@
     </w:p>
     <w:p>
       <w:pPr>
-        <w:pStyle w:val="TextBody"/>
+        <w:pStyle w:val="Textkrper"/>
         <w:rPr>
           <w:lang w:val="fr-CH"/>
         </w:rPr>
@@ -4638,9 +4257,8 @@
     </w:p>
     <w:p>
       <w:pPr>
-        <w:pStyle w:val="TextBody"/>
-        <w:rPr>
-          <w:b/>
+        <w:pStyle w:val="Textkrper"/>
+        <w:rPr>
           <w:b/>
           <w:bCs/>
           <w:lang w:val="fr-CH"/>
@@ -4664,23 +4282,21 @@
     </w:p>
     <w:p>
       <w:pPr>
-        <w:pStyle w:val="TextBody"/>
-        <w:rPr>
-          <w:lang w:val="fr-CH"/>
-        </w:rPr>
-      </w:pPr>
-      <w:r>
-        <w:rPr>
-          <w:lang w:val="fr-CH"/>
-        </w:rPr>
-      </w:r>
-      <w:r>
+        <w:pStyle w:val="Textkrper"/>
+        <w:rPr>
+          <w:lang w:val="fr-CH"/>
+        </w:rPr>
+      </w:pPr>
+      <w:r>
+        <w:rPr>
+          <w:lang w:val="fr-FR"/>
+        </w:rPr>
         <w:br w:type="page"/>
       </w:r>
     </w:p>
     <w:p>
       <w:pPr>
-        <w:pStyle w:val="Heading3"/>
+        <w:pStyle w:val="berschrift3"/>
         <w:numPr>
           <w:ilvl w:val="2"/>
           <w:numId w:val="2"/>
@@ -4693,39 +4309,34 @@
         <w:rPr>
           <w:lang w:val="fr-CH"/>
         </w:rPr>
+        <w:lastRenderedPageBreak/>
         <w:t>Annexe 1: conditions et charges</w:t>
       </w:r>
     </w:p>
     <w:tbl>
       <w:tblPr>
         <w:tblW w:w="9070" w:type="dxa"/>
-        <w:jc w:val="left"/>
-        <w:tblInd w:w="0" w:type="dxa"/>
         <w:tblLayout w:type="fixed"/>
         <w:tblCellMar>
-          <w:top w:w="0" w:type="dxa"/>
           <w:left w:w="0" w:type="dxa"/>
-          <w:bottom w:w="0" w:type="dxa"/>
           <w:right w:w="0" w:type="dxa"/>
         </w:tblCellMar>
-        <w:tblLook w:val="04a0" w:noHBand="0" w:noVBand="1" w:firstColumn="1" w:lastRow="0" w:lastColumn="0" w:firstRow="1"/>
+        <w:tblLook w:val="04A0" w:firstRow="1" w:lastRow="0" w:firstColumn="1" w:lastColumn="0" w:noHBand="0" w:noVBand="1"/>
       </w:tblPr>
       <w:tblGrid>
         <w:gridCol w:w="4079"/>
-        <w:gridCol w:w="4990"/>
+        <w:gridCol w:w="4991"/>
       </w:tblGrid>
       <w:tr>
-        <w:trPr/>
         <w:tc>
           <w:tcPr>
             <w:tcW w:w="4079" w:type="dxa"/>
-            <w:tcBorders/>
-            <w:shd w:fill="auto" w:val="clear"/>
+            <w:shd w:val="clear" w:color="auto" w:fill="auto"/>
           </w:tcPr>
           <w:p>
             <w:pPr>
               <w:pStyle w:val="TableHeading"/>
-              <w:widowControl w:val="false"/>
+              <w:widowControl w:val="0"/>
               <w:jc w:val="left"/>
               <w:rPr>
                 <w:lang w:val="fr-CH"/>
@@ -4742,13 +4353,12 @@
         <w:tc>
           <w:tcPr>
             <w:tcW w:w="4990" w:type="dxa"/>
-            <w:tcBorders/>
-            <w:shd w:fill="auto" w:val="clear"/>
+            <w:shd w:val="clear" w:color="auto" w:fill="auto"/>
           </w:tcPr>
           <w:p>
             <w:pPr>
               <w:pStyle w:val="TableHeading"/>
-              <w:widowControl w:val="false"/>
+              <w:widowControl w:val="0"/>
               <w:jc w:val="left"/>
               <w:rPr>
                 <w:lang w:val="fr-CH"/>
@@ -4764,22 +4374,17 @@
         </w:tc>
       </w:tr>
       <w:tr>
-        <w:trPr/>
         <w:tc>
           <w:tcPr>
             <w:tcW w:w="9069" w:type="dxa"/>
             <w:gridSpan w:val="2"/>
-            <w:tcBorders/>
-            <w:shd w:fill="auto" w:val="clear"/>
+            <w:shd w:val="clear" w:color="auto" w:fill="auto"/>
           </w:tcPr>
           <w:p>
             <w:pPr>
-              <w:pStyle w:val="Normal"/>
-              <w:widowControl w:val="false"/>
-              <w:rPr/>
+              <w:widowControl w:val="0"/>
             </w:pPr>
             <w:r>
-              <w:rPr/>
               <w:t>{{DISPOSITIONS_ANNEXES}}</w:t>
             </w:r>
           </w:p>
@@ -4788,61 +4393,64 @@
     </w:tbl>
     <w:p>
       <w:pPr>
-        <w:pStyle w:val="Heading3"/>
+        <w:pStyle w:val="berschrift3"/>
         <w:numPr>
           <w:ilvl w:val="2"/>
           <w:numId w:val="2"/>
         </w:numPr>
-        <w:spacing w:before="140" w:after="120"/>
-        <w:rPr/>
-      </w:pPr>
-      <w:r>
-        <w:rPr/>
-      </w:r>
+      </w:pPr>
     </w:p>
     <w:sectPr>
-      <w:headerReference w:type="default" r:id="rId3"/>
-      <w:footerReference w:type="default" r:id="rId4"/>
-      <w:footnotePr>
-        <w:numFmt w:val="decimal"/>
-      </w:footnotePr>
-      <w:type w:val="nextPage"/>
+      <w:headerReference w:type="default" r:id="rId12"/>
+      <w:footerReference w:type="default" r:id="rId13"/>
       <w:pgSz w:w="11906" w:h="16838"/>
-      <w:pgMar w:left="1418" w:right="1418" w:gutter="0" w:header="454" w:top="511" w:footer="1474" w:bottom="1757"/>
-      <w:pgNumType w:fmt="decimal"/>
-      <w:formProt w:val="false"/>
-      <w:textDirection w:val="lrTb"/>
-      <w:docGrid w:type="default" w:linePitch="328" w:charSpace="9830"/>
+      <w:pgMar w:top="511" w:right="1418" w:bottom="1757" w:left="1418" w:header="454" w:footer="1474" w:gutter="0"/>
+      <w:cols w:space="720"/>
+      <w:formProt w:val="0"/>
+      <w:docGrid w:linePitch="328" w:charSpace="9830"/>
     </w:sectPr>
   </w:body>
 </w:document>
 </file>
 
+<file path=word/endnotes.xml><?xml version="1.0" encoding="utf-8"?>
+<w:endnotes xmlns:wpc="http://schemas.microsoft.com/office/word/2010/wordprocessingCanvas" xmlns:cx="http://schemas.microsoft.com/office/drawing/2014/chartex" xmlns:cx1="http://schemas.microsoft.com/office/drawing/2015/9/8/chartex" xmlns:cx2="http://schemas.microsoft.com/office/drawing/2015/10/21/chartex" xmlns:cx3="http://schemas.microsoft.com/office/drawing/2016/5/9/chartex" xmlns:cx4="http://schemas.microsoft.com/office/drawing/2016/5/10/chartex" xmlns:cx5="http://schemas.microsoft.com/office/drawing/2016/5/11/chartex" xmlns:cx6="http://schemas.microsoft.com/office/drawing/2016/5/12/chartex" xmlns:cx7="http://schemas.microsoft.com/office/drawing/2016/5/13/chartex" xmlns:cx8="http://schemas.microsoft.com/office/drawing/2016/5/14/chartex" xmlns:mc="http://schemas.openxmlformats.org/markup-compatibility/2006" xmlns:aink="http://schemas.microsoft.com/office/drawing/2016/ink" xmlns:am3d="http://schemas.microsoft.com/office/drawing/2017/model3d" xmlns:o="urn:schemas-microsoft-com:office:office" xmlns:oel="http://schemas.microsoft.com/office/2019/extlst" xmlns:r="http://schemas.openxmlformats.org/officeDocument/2006/relationships" xmlns:m="http://schemas.openxmlformats.org/officeDocument/2006/math" xmlns:v="urn:schemas-microsoft-com:vml" xmlns:wp14="http://schemas.microsoft.com/office/word/2010/wordprocessingDrawing" xmlns:wp="http://schemas.openxmlformats.org/drawingml/2006/wordprocessingDrawing" xmlns:w10="urn:schemas-microsoft-com:office:word" xmlns:w="http://schemas.openxmlformats.org/wordprocessingml/2006/main" xmlns:w14="http://schemas.microsoft.com/office/word/2010/wordml" xmlns:w15="http://schemas.microsoft.com/office/word/2012/wordml" xmlns:w16cex="http://schemas.microsoft.com/office/word/2018/wordml/cex" xmlns:w16cid="http://schemas.microsoft.com/office/word/2016/wordml/cid" xmlns:w16="http://schemas.microsoft.com/office/word/2018/wordml" xmlns:w16sdtdh="http://schemas.microsoft.com/office/word/2020/wordml/sdtdatahash" xmlns:w16se="http://schemas.microsoft.com/office/word/2015/wordml/symex" xmlns:wpg="http://schemas.microsoft.com/office/word/2010/wordprocessingGroup" xmlns:wpi="http://schemas.microsoft.com/office/word/2010/wordprocessingInk" xmlns:wne="http://schemas.microsoft.com/office/word/2006/wordml" xmlns:wps="http://schemas.microsoft.com/office/word/2010/wordprocessingShape" mc:Ignorable="w14 w15 w16se w16cid w16 w16cex w16sdtdh wp14">
+  <w:endnote w:type="separator" w:id="-1">
+    <w:p>
+      <w:r>
+        <w:separator/>
+      </w:r>
+    </w:p>
+  </w:endnote>
+  <w:endnote w:type="continuationSeparator" w:id="0">
+    <w:p>
+      <w:r>
+        <w:continuationSeparator/>
+      </w:r>
+    </w:p>
+  </w:endnote>
+</w:endnotes>
+</file>
+
 <file path=word/footer1.xml><?xml version="1.0" encoding="utf-8"?>
-<w:ftr xmlns:o="urn:schemas-microsoft-com:office:office" xmlns:r="http://schemas.openxmlformats.org/officeDocument/2006/relationships" xmlns:v="urn:schemas-microsoft-com:vml" xmlns:w="http://schemas.openxmlformats.org/wordprocessingml/2006/main" xmlns:w10="urn:schemas-microsoft-com:office:word" xmlns:wp="http://schemas.openxmlformats.org/drawingml/2006/wordprocessingDrawing" xmlns:wps="http://schemas.microsoft.com/office/word/2010/wordprocessingShape" xmlns:wpg="http://schemas.microsoft.com/office/word/2010/wordprocessingGroup" xmlns:mc="http://schemas.openxmlformats.org/markup-compatibility/2006" xmlns:wp14="http://schemas.microsoft.com/office/word/2010/wordprocessingDrawing" xmlns:w14="http://schemas.microsoft.com/office/word/2010/wordml" xmlns:w15="http://schemas.microsoft.com/office/word/2012/wordml" mc:Ignorable="w14 wp14 w15">
+<w:ftr xmlns:wpc="http://schemas.microsoft.com/office/word/2010/wordprocessingCanvas" xmlns:cx="http://schemas.microsoft.com/office/drawing/2014/chartex" xmlns:cx1="http://schemas.microsoft.com/office/drawing/2015/9/8/chartex" xmlns:cx2="http://schemas.microsoft.com/office/drawing/2015/10/21/chartex" xmlns:cx3="http://schemas.microsoft.com/office/drawing/2016/5/9/chartex" xmlns:cx4="http://schemas.microsoft.com/office/drawing/2016/5/10/chartex" xmlns:cx5="http://schemas.microsoft.com/office/drawing/2016/5/11/chartex" xmlns:cx6="http://schemas.microsoft.com/office/drawing/2016/5/12/chartex" xmlns:cx7="http://schemas.microsoft.com/office/drawing/2016/5/13/chartex" xmlns:cx8="http://schemas.microsoft.com/office/drawing/2016/5/14/chartex" xmlns:mc="http://schemas.openxmlformats.org/markup-compatibility/2006" xmlns:aink="http://schemas.microsoft.com/office/drawing/2016/ink" xmlns:am3d="http://schemas.microsoft.com/office/drawing/2017/model3d" xmlns:o="urn:schemas-microsoft-com:office:office" xmlns:oel="http://schemas.microsoft.com/office/2019/extlst" xmlns:r="http://schemas.openxmlformats.org/officeDocument/2006/relationships" xmlns:m="http://schemas.openxmlformats.org/officeDocument/2006/math" xmlns:v="urn:schemas-microsoft-com:vml" xmlns:wp14="http://schemas.microsoft.com/office/word/2010/wordprocessingDrawing" xmlns:wp="http://schemas.openxmlformats.org/drawingml/2006/wordprocessingDrawing" xmlns:w10="urn:schemas-microsoft-com:office:word" xmlns:w="http://schemas.openxmlformats.org/wordprocessingml/2006/main" xmlns:w14="http://schemas.microsoft.com/office/word/2010/wordml" xmlns:w15="http://schemas.microsoft.com/office/word/2012/wordml" xmlns:w16cex="http://schemas.microsoft.com/office/word/2018/wordml/cex" xmlns:w16cid="http://schemas.microsoft.com/office/word/2016/wordml/cid" xmlns:w16="http://schemas.microsoft.com/office/word/2018/wordml" xmlns:w16sdtdh="http://schemas.microsoft.com/office/word/2020/wordml/sdtdatahash" xmlns:w16se="http://schemas.microsoft.com/office/word/2015/wordml/symex" xmlns:wpg="http://schemas.microsoft.com/office/word/2010/wordprocessingGroup" xmlns:wpi="http://schemas.microsoft.com/office/word/2010/wordprocessingInk" xmlns:wne="http://schemas.microsoft.com/office/word/2006/wordml" xmlns:wps="http://schemas.microsoft.com/office/word/2010/wordprocessingShape" mc:Ignorable="w14 w15 w16se w16cid w16 w16cex w16sdtdh wp14">
   <w:p>
     <w:pPr>
       <w:pStyle w:val="Pieddepage1"/>
-      <w:rPr/>
     </w:pPr>
     <w:r>
-      <w:rPr/>
       <w:fldChar w:fldCharType="begin"/>
     </w:r>
     <w:r>
-      <w:rPr/>
       <w:instrText xml:space="preserve"> FILENAME </w:instrText>
     </w:r>
     <w:r>
-      <w:rPr/>
       <w:fldChar w:fldCharType="separate"/>
     </w:r>
     <w:r>
-      <w:rPr/>
       <w:t>fr-decision-globale.docx</w:t>
     </w:r>
     <w:r>
-      <w:rPr/>
       <w:fldChar w:fldCharType="end"/>
     </w:r>
     <w:r>
@@ -4857,22 +4465,18 @@
 </file>
 
 <file path=word/footer2.xml><?xml version="1.0" encoding="utf-8"?>
-<w:ftr xmlns:o="urn:schemas-microsoft-com:office:office" xmlns:r="http://schemas.openxmlformats.org/officeDocument/2006/relationships" xmlns:v="urn:schemas-microsoft-com:vml" xmlns:w="http://schemas.openxmlformats.org/wordprocessingml/2006/main" xmlns:w10="urn:schemas-microsoft-com:office:word" xmlns:wp="http://schemas.openxmlformats.org/drawingml/2006/wordprocessingDrawing" xmlns:wps="http://schemas.microsoft.com/office/word/2010/wordprocessingShape" xmlns:wpg="http://schemas.microsoft.com/office/word/2010/wordprocessingGroup" xmlns:mc="http://schemas.openxmlformats.org/markup-compatibility/2006" xmlns:wp14="http://schemas.microsoft.com/office/word/2010/wordprocessingDrawing" xmlns:w14="http://schemas.microsoft.com/office/word/2010/wordml" xmlns:w15="http://schemas.microsoft.com/office/word/2012/wordml" mc:Ignorable="w14 wp14 w15">
+<w:ftr xmlns:wpc="http://schemas.microsoft.com/office/word/2010/wordprocessingCanvas" xmlns:cx="http://schemas.microsoft.com/office/drawing/2014/chartex" xmlns:cx1="http://schemas.microsoft.com/office/drawing/2015/9/8/chartex" xmlns:cx2="http://schemas.microsoft.com/office/drawing/2015/10/21/chartex" xmlns:cx3="http://schemas.microsoft.com/office/drawing/2016/5/9/chartex" xmlns:cx4="http://schemas.microsoft.com/office/drawing/2016/5/10/chartex" xmlns:cx5="http://schemas.microsoft.com/office/drawing/2016/5/11/chartex" xmlns:cx6="http://schemas.microsoft.com/office/drawing/2016/5/12/chartex" xmlns:cx7="http://schemas.microsoft.com/office/drawing/2016/5/13/chartex" xmlns:cx8="http://schemas.microsoft.com/office/drawing/2016/5/14/chartex" xmlns:mc="http://schemas.openxmlformats.org/markup-compatibility/2006" xmlns:aink="http://schemas.microsoft.com/office/drawing/2016/ink" xmlns:am3d="http://schemas.microsoft.com/office/drawing/2017/model3d" xmlns:o="urn:schemas-microsoft-com:office:office" xmlns:oel="http://schemas.microsoft.com/office/2019/extlst" xmlns:r="http://schemas.openxmlformats.org/officeDocument/2006/relationships" xmlns:m="http://schemas.openxmlformats.org/officeDocument/2006/math" xmlns:v="urn:schemas-microsoft-com:vml" xmlns:wp14="http://schemas.microsoft.com/office/word/2010/wordprocessingDrawing" xmlns:wp="http://schemas.openxmlformats.org/drawingml/2006/wordprocessingDrawing" xmlns:w10="urn:schemas-microsoft-com:office:word" xmlns:w="http://schemas.openxmlformats.org/wordprocessingml/2006/main" xmlns:w14="http://schemas.microsoft.com/office/word/2010/wordml" xmlns:w15="http://schemas.microsoft.com/office/word/2012/wordml" xmlns:w16cex="http://schemas.microsoft.com/office/word/2018/wordml/cex" xmlns:w16cid="http://schemas.microsoft.com/office/word/2016/wordml/cid" xmlns:w16="http://schemas.microsoft.com/office/word/2018/wordml" xmlns:w16sdtdh="http://schemas.microsoft.com/office/word/2020/wordml/sdtdatahash" xmlns:w16se="http://schemas.microsoft.com/office/word/2015/wordml/symex" xmlns:wpg="http://schemas.microsoft.com/office/word/2010/wordprocessingGroup" xmlns:wpi="http://schemas.microsoft.com/office/word/2010/wordprocessingInk" xmlns:wne="http://schemas.microsoft.com/office/word/2006/wordml" xmlns:wps="http://schemas.microsoft.com/office/word/2010/wordprocessingShape" mc:Ignorable="w14 w15 w16se w16cid w16 w16cex w16sdtdh wp14">
   <w:p>
     <w:pPr>
-      <w:pStyle w:val="Footer"/>
-      <w:rPr/>
+      <w:pStyle w:val="Fuzeile"/>
     </w:pPr>
-    <w:r>
-      <w:rPr/>
-    </w:r>
   </w:p>
 </w:ftr>
 </file>
 
 <file path=word/footnotes.xml><?xml version="1.0" encoding="utf-8"?>
-<w:footnotes xmlns:o="urn:schemas-microsoft-com:office:office" xmlns:r="http://schemas.openxmlformats.org/officeDocument/2006/relationships" xmlns:v="urn:schemas-microsoft-com:vml" xmlns:w="http://schemas.openxmlformats.org/wordprocessingml/2006/main" xmlns:w10="urn:schemas-microsoft-com:office:word" xmlns:wp="http://schemas.openxmlformats.org/drawingml/2006/wordprocessingDrawing" xmlns:wps="http://schemas.microsoft.com/office/word/2010/wordprocessingShape" xmlns:wpg="http://schemas.microsoft.com/office/word/2010/wordprocessingGroup" xmlns:mc="http://schemas.openxmlformats.org/markup-compatibility/2006" xmlns:wp14="http://schemas.microsoft.com/office/word/2010/wordprocessingDrawing" xmlns:w14="http://schemas.microsoft.com/office/word/2010/wordml" xmlns:w15="http://schemas.microsoft.com/office/word/2012/wordml" mc:Ignorable="w14 wp14 w15">
-  <w:footnote w:id="0" w:type="separator">
+<w:footnotes xmlns:wpc="http://schemas.microsoft.com/office/word/2010/wordprocessingCanvas" xmlns:cx="http://schemas.microsoft.com/office/drawing/2014/chartex" xmlns:cx1="http://schemas.microsoft.com/office/drawing/2015/9/8/chartex" xmlns:cx2="http://schemas.microsoft.com/office/drawing/2015/10/21/chartex" xmlns:cx3="http://schemas.microsoft.com/office/drawing/2016/5/9/chartex" xmlns:cx4="http://schemas.microsoft.com/office/drawing/2016/5/10/chartex" xmlns:cx5="http://schemas.microsoft.com/office/drawing/2016/5/11/chartex" xmlns:cx6="http://schemas.microsoft.com/office/drawing/2016/5/12/chartex" xmlns:cx7="http://schemas.microsoft.com/office/drawing/2016/5/13/chartex" xmlns:cx8="http://schemas.microsoft.com/office/drawing/2016/5/14/chartex" xmlns:mc="http://schemas.openxmlformats.org/markup-compatibility/2006" xmlns:aink="http://schemas.microsoft.com/office/drawing/2016/ink" xmlns:am3d="http://schemas.microsoft.com/office/drawing/2017/model3d" xmlns:o="urn:schemas-microsoft-com:office:office" xmlns:oel="http://schemas.microsoft.com/office/2019/extlst" xmlns:r="http://schemas.openxmlformats.org/officeDocument/2006/relationships" xmlns:m="http://schemas.openxmlformats.org/officeDocument/2006/math" xmlns:v="urn:schemas-microsoft-com:vml" xmlns:wp14="http://schemas.microsoft.com/office/word/2010/wordprocessingDrawing" xmlns:wp="http://schemas.openxmlformats.org/drawingml/2006/wordprocessingDrawing" xmlns:w10="urn:schemas-microsoft-com:office:word" xmlns:w="http://schemas.openxmlformats.org/wordprocessingml/2006/main" xmlns:w14="http://schemas.microsoft.com/office/word/2010/wordml" xmlns:w15="http://schemas.microsoft.com/office/word/2012/wordml" xmlns:w16cex="http://schemas.microsoft.com/office/word/2018/wordml/cex" xmlns:w16cid="http://schemas.microsoft.com/office/word/2016/wordml/cid" xmlns:w16="http://schemas.microsoft.com/office/word/2018/wordml" xmlns:w16sdtdh="http://schemas.microsoft.com/office/word/2020/wordml/sdtdatahash" xmlns:w16se="http://schemas.microsoft.com/office/word/2015/wordml/symex" xmlns:wpg="http://schemas.microsoft.com/office/word/2010/wordprocessingGroup" xmlns:wpi="http://schemas.microsoft.com/office/word/2010/wordprocessingInk" xmlns:wne="http://schemas.microsoft.com/office/word/2006/wordml" xmlns:wps="http://schemas.microsoft.com/office/word/2010/wordprocessingShape" mc:Ignorable="w14 w15 w16se w16cid w16 w16cex w16sdtdh wp14">
+  <w:footnote w:type="separator" w:id="-1">
     <w:p>
       <w:pPr>
         <w:rPr>
@@ -4884,7 +4488,7 @@
       </w:r>
     </w:p>
   </w:footnote>
-  <w:footnote w:id="1" w:type="continuationSeparator">
+  <w:footnote w:type="continuationSeparator" w:id="0">
     <w:p>
       <w:pPr>
         <w:rPr>
@@ -4896,11 +4500,13 @@
       </w:r>
     </w:p>
   </w:footnote>
-  <w:footnote w:id="2">
-    <w:p>
-      <w:pPr>
-        <w:pStyle w:val="Footnote"/>
-        <w:rPr/>
+  <w:footnote w:id="1">
+    <w:p>
+      <w:pPr>
+        <w:pStyle w:val="Funotentext"/>
+        <w:rPr>
+          <w:lang w:val="fr-FR"/>
+        </w:rPr>
       </w:pPr>
       <w:r>
         <w:rPr>
@@ -4916,7 +4522,6 @@
         <w:t xml:space="preserve"> </w:t>
       </w:r>
       <w:r>
-        <w:rPr/>
         <w:t xml:space="preserve">Zaugg Aldo/Ludwig Peter, Baugesetz des Kantons Bern vom 9. </w:t>
       </w:r>
       <w:r>
@@ -4938,67 +4543,302 @@
 </file>
 
 <file path=word/header1.xml><?xml version="1.0" encoding="utf-8"?>
-<w:hdr xmlns:o="urn:schemas-microsoft-com:office:office" xmlns:r="http://schemas.openxmlformats.org/officeDocument/2006/relationships" xmlns:v="urn:schemas-microsoft-com:vml" xmlns:w="http://schemas.openxmlformats.org/wordprocessingml/2006/main" xmlns:w10="urn:schemas-microsoft-com:office:word" xmlns:wp="http://schemas.openxmlformats.org/drawingml/2006/wordprocessingDrawing" xmlns:wps="http://schemas.microsoft.com/office/word/2010/wordprocessingShape" xmlns:wpg="http://schemas.microsoft.com/office/word/2010/wordprocessingGroup" xmlns:mc="http://schemas.openxmlformats.org/markup-compatibility/2006" xmlns:wp14="http://schemas.microsoft.com/office/word/2010/wordprocessingDrawing" xmlns:w14="http://schemas.microsoft.com/office/word/2010/wordml" xmlns:w15="http://schemas.microsoft.com/office/word/2012/wordml" mc:Ignorable="w14 wp14 w15">
+<w:hdr xmlns:wpc="http://schemas.microsoft.com/office/word/2010/wordprocessingCanvas" xmlns:cx="http://schemas.microsoft.com/office/drawing/2014/chartex" xmlns:cx1="http://schemas.microsoft.com/office/drawing/2015/9/8/chartex" xmlns:cx2="http://schemas.microsoft.com/office/drawing/2015/10/21/chartex" xmlns:cx3="http://schemas.microsoft.com/office/drawing/2016/5/9/chartex" xmlns:cx4="http://schemas.microsoft.com/office/drawing/2016/5/10/chartex" xmlns:cx5="http://schemas.microsoft.com/office/drawing/2016/5/11/chartex" xmlns:cx6="http://schemas.microsoft.com/office/drawing/2016/5/12/chartex" xmlns:cx7="http://schemas.microsoft.com/office/drawing/2016/5/13/chartex" xmlns:cx8="http://schemas.microsoft.com/office/drawing/2016/5/14/chartex" xmlns:mc="http://schemas.openxmlformats.org/markup-compatibility/2006" xmlns:aink="http://schemas.microsoft.com/office/drawing/2016/ink" xmlns:am3d="http://schemas.microsoft.com/office/drawing/2017/model3d" xmlns:o="urn:schemas-microsoft-com:office:office" xmlns:oel="http://schemas.microsoft.com/office/2019/extlst" xmlns:r="http://schemas.openxmlformats.org/officeDocument/2006/relationships" xmlns:m="http://schemas.openxmlformats.org/officeDocument/2006/math" xmlns:v="urn:schemas-microsoft-com:vml" xmlns:wp14="http://schemas.microsoft.com/office/word/2010/wordprocessingDrawing" xmlns:wp="http://schemas.openxmlformats.org/drawingml/2006/wordprocessingDrawing" xmlns:w10="urn:schemas-microsoft-com:office:word" xmlns:w="http://schemas.openxmlformats.org/wordprocessingml/2006/main" xmlns:w14="http://schemas.microsoft.com/office/word/2010/wordml" xmlns:w15="http://schemas.microsoft.com/office/word/2012/wordml" xmlns:w16cex="http://schemas.microsoft.com/office/word/2018/wordml/cex" xmlns:w16cid="http://schemas.microsoft.com/office/word/2016/wordml/cid" xmlns:w16="http://schemas.microsoft.com/office/word/2018/wordml" xmlns:w16sdtdh="http://schemas.microsoft.com/office/word/2020/wordml/sdtdatahash" xmlns:w16se="http://schemas.microsoft.com/office/word/2015/wordml/symex" xmlns:wpg="http://schemas.microsoft.com/office/word/2010/wordprocessingGroup" xmlns:wpi="http://schemas.microsoft.com/office/word/2010/wordprocessingInk" xmlns:wne="http://schemas.microsoft.com/office/word/2006/wordml" xmlns:wps="http://schemas.microsoft.com/office/word/2010/wordprocessingShape" mc:Ignorable="w14 w15 w16se w16cid w16 w16cex w16sdtdh wp14">
   <w:p>
     <w:pPr>
       <w:pStyle w:val="Pieddepage1"/>
       <w:tabs>
-        <w:tab w:val="center" w:pos="4536" w:leader="none"/>
-        <w:tab w:val="right" w:pos="8505" w:leader="none"/>
-        <w:tab w:val="right" w:pos="9072" w:leader="none"/>
+        <w:tab w:val="right" w:pos="8505"/>
       </w:tabs>
       <w:rPr>
         <w:lang w:eastAsia="de-DE"/>
       </w:rPr>
     </w:pPr>
-    <w:r>
-      <w:rPr>
-        <w:lang w:eastAsia="de-DE"/>
-      </w:rPr>
-    </w:r>
   </w:p>
   <w:p>
     <w:pPr>
       <w:pStyle w:val="Pieddepage1"/>
       <w:tabs>
-        <w:tab w:val="center" w:pos="4536" w:leader="none"/>
-        <w:tab w:val="right" w:pos="8505" w:leader="none"/>
-        <w:tab w:val="right" w:pos="9072" w:leader="none"/>
+        <w:tab w:val="right" w:pos="8505"/>
       </w:tabs>
       <w:rPr>
         <w:lang w:eastAsia="de-DE"/>
       </w:rPr>
     </w:pPr>
-    <w:r>
-      <w:rPr>
-        <w:lang w:eastAsia="de-DE"/>
-      </w:rPr>
-    </w:r>
   </w:p>
   <w:p>
     <w:pPr>
       <w:pStyle w:val="Pieddepage1"/>
       <w:tabs>
-        <w:tab w:val="center" w:pos="4536" w:leader="none"/>
-        <w:tab w:val="right" w:pos="8505" w:leader="none"/>
-        <w:tab w:val="right" w:pos="9072" w:leader="none"/>
+        <w:tab w:val="right" w:pos="8505"/>
       </w:tabs>
       <w:rPr>
         <w:lang w:eastAsia="de-DE"/>
       </w:rPr>
     </w:pPr>
-    <w:r>
-      <w:rPr>
-        <w:lang w:eastAsia="de-DE"/>
-      </w:rPr>
-    </w:r>
   </w:p>
 </w:hdr>
 </file>
 
 <file path=word/numbering.xml><?xml version="1.0" encoding="utf-8"?>
-<w:numbering xmlns:w="http://schemas.openxmlformats.org/wordprocessingml/2006/main" xmlns:o="urn:schemas-microsoft-com:office:office" xmlns:r="http://schemas.openxmlformats.org/officeDocument/2006/relationships" xmlns:v="urn:schemas-microsoft-com:vml" xmlns:mc="http://schemas.openxmlformats.org/markup-compatibility/2006" xmlns:w14="http://schemas.microsoft.com/office/word/2010/wordml" mc:Ignorable="w14">
-  <w:abstractNum w:abstractNumId="1">
+<w:numbering xmlns:wpc="http://schemas.microsoft.com/office/word/2010/wordprocessingCanvas" xmlns:cx="http://schemas.microsoft.com/office/drawing/2014/chartex" xmlns:cx1="http://schemas.microsoft.com/office/drawing/2015/9/8/chartex" xmlns:cx2="http://schemas.microsoft.com/office/drawing/2015/10/21/chartex" xmlns:cx3="http://schemas.microsoft.com/office/drawing/2016/5/9/chartex" xmlns:cx4="http://schemas.microsoft.com/office/drawing/2016/5/10/chartex" xmlns:cx5="http://schemas.microsoft.com/office/drawing/2016/5/11/chartex" xmlns:cx6="http://schemas.microsoft.com/office/drawing/2016/5/12/chartex" xmlns:cx7="http://schemas.microsoft.com/office/drawing/2016/5/13/chartex" xmlns:cx8="http://schemas.microsoft.com/office/drawing/2016/5/14/chartex" xmlns:mc="http://schemas.openxmlformats.org/markup-compatibility/2006" xmlns:aink="http://schemas.microsoft.com/office/drawing/2016/ink" xmlns:am3d="http://schemas.microsoft.com/office/drawing/2017/model3d" xmlns:o="urn:schemas-microsoft-com:office:office" xmlns:oel="http://schemas.microsoft.com/office/2019/extlst" xmlns:r="http://schemas.openxmlformats.org/officeDocument/2006/relationships" xmlns:m="http://schemas.openxmlformats.org/officeDocument/2006/math" xmlns:v="urn:schemas-microsoft-com:vml" xmlns:wp14="http://schemas.microsoft.com/office/word/2010/wordprocessingDrawing" xmlns:wp="http://schemas.openxmlformats.org/drawingml/2006/wordprocessingDrawing" xmlns:w10="urn:schemas-microsoft-com:office:word" xmlns:w="http://schemas.openxmlformats.org/wordprocessingml/2006/main" xmlns:w14="http://schemas.microsoft.com/office/word/2010/wordml" xmlns:w15="http://schemas.microsoft.com/office/word/2012/wordml" xmlns:w16cex="http://schemas.microsoft.com/office/word/2018/wordml/cex" xmlns:w16cid="http://schemas.microsoft.com/office/word/2016/wordml/cid" xmlns:w16="http://schemas.microsoft.com/office/word/2018/wordml" xmlns:w16sdtdh="http://schemas.microsoft.com/office/word/2020/wordml/sdtdatahash" xmlns:w16se="http://schemas.microsoft.com/office/word/2015/wordml/symex" xmlns:wpg="http://schemas.microsoft.com/office/word/2010/wordprocessingGroup" xmlns:wpi="http://schemas.microsoft.com/office/word/2010/wordprocessingInk" xmlns:wne="http://schemas.microsoft.com/office/word/2006/wordml" xmlns:wps="http://schemas.microsoft.com/office/word/2010/wordprocessingShape" mc:Ignorable="w14 w15 w16se w16cid w16 w16cex w16sdtdh wp14">
+  <w:abstractNum w:abstractNumId="0" w15:restartNumberingAfterBreak="0">
+    <w:nsid w:val="051645EF"/>
+    <w:multiLevelType w:val="multilevel"/>
+    <w:tmpl w:val="6840D788"/>
+    <w:lvl w:ilvl="0">
+      <w:start w:val="1"/>
+      <w:numFmt w:val="decimal"/>
+      <w:lvlText w:val="%1."/>
+      <w:lvlJc w:val="left"/>
+      <w:pPr>
+        <w:tabs>
+          <w:tab w:val="num" w:pos="720"/>
+        </w:tabs>
+        <w:ind w:left="720" w:hanging="360"/>
+      </w:pPr>
+    </w:lvl>
+    <w:lvl w:ilvl="1">
+      <w:start w:val="1"/>
+      <w:numFmt w:val="decimal"/>
+      <w:lvlText w:val="%2."/>
+      <w:lvlJc w:val="left"/>
+      <w:pPr>
+        <w:tabs>
+          <w:tab w:val="num" w:pos="1080"/>
+        </w:tabs>
+        <w:ind w:left="1080" w:hanging="360"/>
+      </w:pPr>
+    </w:lvl>
+    <w:lvl w:ilvl="2">
+      <w:start w:val="1"/>
+      <w:numFmt w:val="decimal"/>
+      <w:lvlText w:val="%3."/>
+      <w:lvlJc w:val="left"/>
+      <w:pPr>
+        <w:tabs>
+          <w:tab w:val="num" w:pos="1440"/>
+        </w:tabs>
+        <w:ind w:left="1440" w:hanging="360"/>
+      </w:pPr>
+    </w:lvl>
+    <w:lvl w:ilvl="3">
+      <w:start w:val="1"/>
+      <w:numFmt w:val="decimal"/>
+      <w:lvlText w:val="%4."/>
+      <w:lvlJc w:val="left"/>
+      <w:pPr>
+        <w:tabs>
+          <w:tab w:val="num" w:pos="1800"/>
+        </w:tabs>
+        <w:ind w:left="1800" w:hanging="360"/>
+      </w:pPr>
+    </w:lvl>
+    <w:lvl w:ilvl="4">
+      <w:start w:val="1"/>
+      <w:numFmt w:val="decimal"/>
+      <w:lvlText w:val="%5."/>
+      <w:lvlJc w:val="left"/>
+      <w:pPr>
+        <w:tabs>
+          <w:tab w:val="num" w:pos="2160"/>
+        </w:tabs>
+        <w:ind w:left="2160" w:hanging="360"/>
+      </w:pPr>
+    </w:lvl>
+    <w:lvl w:ilvl="5">
+      <w:start w:val="1"/>
+      <w:numFmt w:val="decimal"/>
+      <w:lvlText w:val="%6."/>
+      <w:lvlJc w:val="left"/>
+      <w:pPr>
+        <w:tabs>
+          <w:tab w:val="num" w:pos="2520"/>
+        </w:tabs>
+        <w:ind w:left="2520" w:hanging="360"/>
+      </w:pPr>
+    </w:lvl>
+    <w:lvl w:ilvl="6">
+      <w:start w:val="1"/>
+      <w:numFmt w:val="decimal"/>
+      <w:lvlText w:val="%7."/>
+      <w:lvlJc w:val="left"/>
+      <w:pPr>
+        <w:tabs>
+          <w:tab w:val="num" w:pos="2880"/>
+        </w:tabs>
+        <w:ind w:left="2880" w:hanging="360"/>
+      </w:pPr>
+    </w:lvl>
+    <w:lvl w:ilvl="7">
+      <w:start w:val="1"/>
+      <w:numFmt w:val="decimal"/>
+      <w:lvlText w:val="%8."/>
+      <w:lvlJc w:val="left"/>
+      <w:pPr>
+        <w:tabs>
+          <w:tab w:val="num" w:pos="3240"/>
+        </w:tabs>
+        <w:ind w:left="3240" w:hanging="360"/>
+      </w:pPr>
+    </w:lvl>
+    <w:lvl w:ilvl="8">
+      <w:start w:val="1"/>
+      <w:numFmt w:val="decimal"/>
+      <w:lvlText w:val="%9."/>
+      <w:lvlJc w:val="left"/>
+      <w:pPr>
+        <w:tabs>
+          <w:tab w:val="num" w:pos="3600"/>
+        </w:tabs>
+        <w:ind w:left="3600" w:hanging="360"/>
+      </w:pPr>
+    </w:lvl>
+  </w:abstractNum>
+  <w:abstractNum w:abstractNumId="1" w15:restartNumberingAfterBreak="0">
+    <w:nsid w:val="147922F6"/>
+    <w:multiLevelType w:val="multilevel"/>
+    <w:tmpl w:val="CAE6850C"/>
+    <w:lvl w:ilvl="0">
+      <w:start w:val="1"/>
+      <w:numFmt w:val="bullet"/>
+      <w:lvlText w:val=""/>
+      <w:lvlJc w:val="left"/>
+      <w:pPr>
+        <w:tabs>
+          <w:tab w:val="num" w:pos="720"/>
+        </w:tabs>
+        <w:ind w:left="720" w:hanging="360"/>
+      </w:pPr>
+      <w:rPr>
+        <w:rFonts w:ascii="Symbol" w:hAnsi="Symbol" w:cs="Symbol" w:hint="default"/>
+      </w:rPr>
+    </w:lvl>
+    <w:lvl w:ilvl="1">
+      <w:start w:val="1"/>
+      <w:numFmt w:val="bullet"/>
+      <w:lvlText w:val="◦"/>
+      <w:lvlJc w:val="left"/>
+      <w:pPr>
+        <w:tabs>
+          <w:tab w:val="num" w:pos="1080"/>
+        </w:tabs>
+        <w:ind w:left="1080" w:hanging="360"/>
+      </w:pPr>
+      <w:rPr>
+        <w:rFonts w:ascii="OpenSymbol" w:hAnsi="OpenSymbol" w:cs="OpenSymbol" w:hint="default"/>
+      </w:rPr>
+    </w:lvl>
+    <w:lvl w:ilvl="2">
+      <w:start w:val="1"/>
+      <w:numFmt w:val="bullet"/>
+      <w:lvlText w:val="▪"/>
+      <w:lvlJc w:val="left"/>
+      <w:pPr>
+        <w:tabs>
+          <w:tab w:val="num" w:pos="1440"/>
+        </w:tabs>
+        <w:ind w:left="1440" w:hanging="360"/>
+      </w:pPr>
+      <w:rPr>
+        <w:rFonts w:ascii="OpenSymbol" w:hAnsi="OpenSymbol" w:cs="OpenSymbol" w:hint="default"/>
+      </w:rPr>
+    </w:lvl>
+    <w:lvl w:ilvl="3">
+      <w:start w:val="1"/>
+      <w:numFmt w:val="bullet"/>
+      <w:lvlText w:val=""/>
+      <w:lvlJc w:val="left"/>
+      <w:pPr>
+        <w:tabs>
+          <w:tab w:val="num" w:pos="1800"/>
+        </w:tabs>
+        <w:ind w:left="1800" w:hanging="360"/>
+      </w:pPr>
+      <w:rPr>
+        <w:rFonts w:ascii="Symbol" w:hAnsi="Symbol" w:cs="Symbol" w:hint="default"/>
+      </w:rPr>
+    </w:lvl>
+    <w:lvl w:ilvl="4">
+      <w:start w:val="1"/>
+      <w:numFmt w:val="bullet"/>
+      <w:lvlText w:val="◦"/>
+      <w:lvlJc w:val="left"/>
+      <w:pPr>
+        <w:tabs>
+          <w:tab w:val="num" w:pos="2160"/>
+        </w:tabs>
+        <w:ind w:left="2160" w:hanging="360"/>
+      </w:pPr>
+      <w:rPr>
+        <w:rFonts w:ascii="OpenSymbol" w:hAnsi="OpenSymbol" w:cs="OpenSymbol" w:hint="default"/>
+      </w:rPr>
+    </w:lvl>
+    <w:lvl w:ilvl="5">
+      <w:start w:val="1"/>
+      <w:numFmt w:val="bullet"/>
+      <w:lvlText w:val="▪"/>
+      <w:lvlJc w:val="left"/>
+      <w:pPr>
+        <w:tabs>
+          <w:tab w:val="num" w:pos="2520"/>
+        </w:tabs>
+        <w:ind w:left="2520" w:hanging="360"/>
+      </w:pPr>
+      <w:rPr>
+        <w:rFonts w:ascii="OpenSymbol" w:hAnsi="OpenSymbol" w:cs="OpenSymbol" w:hint="default"/>
+      </w:rPr>
+    </w:lvl>
+    <w:lvl w:ilvl="6">
+      <w:start w:val="1"/>
+      <w:numFmt w:val="bullet"/>
+      <w:lvlText w:val=""/>
+      <w:lvlJc w:val="left"/>
+      <w:pPr>
+        <w:tabs>
+          <w:tab w:val="num" w:pos="2880"/>
+        </w:tabs>
+        <w:ind w:left="2880" w:hanging="360"/>
+      </w:pPr>
+      <w:rPr>
+        <w:rFonts w:ascii="Symbol" w:hAnsi="Symbol" w:cs="Symbol" w:hint="default"/>
+      </w:rPr>
+    </w:lvl>
+    <w:lvl w:ilvl="7">
+      <w:start w:val="1"/>
+      <w:numFmt w:val="bullet"/>
+      <w:lvlText w:val="◦"/>
+      <w:lvlJc w:val="left"/>
+      <w:pPr>
+        <w:tabs>
+          <w:tab w:val="num" w:pos="3240"/>
+        </w:tabs>
+        <w:ind w:left="3240" w:hanging="360"/>
+      </w:pPr>
+      <w:rPr>
+        <w:rFonts w:ascii="OpenSymbol" w:hAnsi="OpenSymbol" w:cs="OpenSymbol" w:hint="default"/>
+      </w:rPr>
+    </w:lvl>
+    <w:lvl w:ilvl="8">
+      <w:start w:val="1"/>
+      <w:numFmt w:val="bullet"/>
+      <w:lvlText w:val="▪"/>
+      <w:lvlJc w:val="left"/>
+      <w:pPr>
+        <w:tabs>
+          <w:tab w:val="num" w:pos="3600"/>
+        </w:tabs>
+        <w:ind w:left="3600" w:hanging="360"/>
+      </w:pPr>
+      <w:rPr>
+        <w:rFonts w:ascii="OpenSymbol" w:hAnsi="OpenSymbol" w:cs="OpenSymbol" w:hint="default"/>
+      </w:rPr>
+    </w:lvl>
+  </w:abstractNum>
+  <w:abstractNum w:abstractNumId="2" w15:restartNumberingAfterBreak="0">
+    <w:nsid w:val="179D0458"/>
+    <w:multiLevelType w:val="multilevel"/>
+    <w:tmpl w:val="88AE05A2"/>
     <w:lvl w:ilvl="0">
       <w:start w:val="1"/>
       <w:numFmt w:val="none"/>
@@ -5009,9 +4849,8 @@
         <w:tabs>
           <w:tab w:val="num" w:pos="0"/>
         </w:tabs>
-        <w:ind w:left="0" w:hanging="0"/>
-      </w:pPr>
-      <w:rPr/>
+        <w:ind w:left="0" w:firstLine="0"/>
+      </w:pPr>
     </w:lvl>
     <w:lvl w:ilvl="1">
       <w:start w:val="1"/>
@@ -5023,9 +4862,8 @@
         <w:tabs>
           <w:tab w:val="num" w:pos="0"/>
         </w:tabs>
-        <w:ind w:left="0" w:hanging="0"/>
-      </w:pPr>
-      <w:rPr/>
+        <w:ind w:left="0" w:firstLine="0"/>
+      </w:pPr>
     </w:lvl>
     <w:lvl w:ilvl="2">
       <w:start w:val="1"/>
@@ -5037,9 +4875,8 @@
         <w:tabs>
           <w:tab w:val="num" w:pos="0"/>
         </w:tabs>
-        <w:ind w:left="0" w:hanging="0"/>
-      </w:pPr>
-      <w:rPr/>
+        <w:ind w:left="0" w:firstLine="0"/>
+      </w:pPr>
     </w:lvl>
     <w:lvl w:ilvl="3">
       <w:start w:val="1"/>
@@ -5051,9 +4888,8 @@
         <w:tabs>
           <w:tab w:val="num" w:pos="0"/>
         </w:tabs>
-        <w:ind w:left="0" w:hanging="0"/>
-      </w:pPr>
-      <w:rPr/>
+        <w:ind w:left="0" w:firstLine="0"/>
+      </w:pPr>
     </w:lvl>
     <w:lvl w:ilvl="4">
       <w:start w:val="1"/>
@@ -5065,9 +4901,8 @@
         <w:tabs>
           <w:tab w:val="num" w:pos="0"/>
         </w:tabs>
-        <w:ind w:left="0" w:hanging="0"/>
-      </w:pPr>
-      <w:rPr/>
+        <w:ind w:left="0" w:firstLine="0"/>
+      </w:pPr>
     </w:lvl>
     <w:lvl w:ilvl="5">
       <w:start w:val="1"/>
@@ -5079,9 +4914,8 @@
         <w:tabs>
           <w:tab w:val="num" w:pos="0"/>
         </w:tabs>
-        <w:ind w:left="0" w:hanging="0"/>
-      </w:pPr>
-      <w:rPr/>
+        <w:ind w:left="0" w:firstLine="0"/>
+      </w:pPr>
     </w:lvl>
     <w:lvl w:ilvl="6">
       <w:start w:val="1"/>
@@ -5093,9 +4927,8 @@
         <w:tabs>
           <w:tab w:val="num" w:pos="0"/>
         </w:tabs>
-        <w:ind w:left="0" w:hanging="0"/>
-      </w:pPr>
-      <w:rPr/>
+        <w:ind w:left="0" w:firstLine="0"/>
+      </w:pPr>
     </w:lvl>
     <w:lvl w:ilvl="7">
       <w:start w:val="1"/>
@@ -5107,9 +4940,8 @@
         <w:tabs>
           <w:tab w:val="num" w:pos="0"/>
         </w:tabs>
-        <w:ind w:left="0" w:hanging="0"/>
-      </w:pPr>
-      <w:rPr/>
+        <w:ind w:left="0" w:firstLine="0"/>
+      </w:pPr>
     </w:lvl>
     <w:lvl w:ilvl="8">
       <w:start w:val="1"/>
@@ -5121,12 +4953,14 @@
         <w:tabs>
           <w:tab w:val="num" w:pos="0"/>
         </w:tabs>
-        <w:ind w:left="0" w:hanging="0"/>
-      </w:pPr>
-      <w:rPr/>
+        <w:ind w:left="0" w:firstLine="0"/>
+      </w:pPr>
     </w:lvl>
   </w:abstractNum>
-  <w:abstractNum w:abstractNumId="2">
+  <w:abstractNum w:abstractNumId="3" w15:restartNumberingAfterBreak="0">
+    <w:nsid w:val="207A1AE3"/>
+    <w:multiLevelType w:val="multilevel"/>
+    <w:tmpl w:val="714C057C"/>
     <w:lvl w:ilvl="0">
       <w:start w:val="1"/>
       <w:numFmt w:val="none"/>
@@ -5137,9 +4971,8 @@
         <w:tabs>
           <w:tab w:val="num" w:pos="0"/>
         </w:tabs>
-        <w:ind w:left="0" w:hanging="0"/>
-      </w:pPr>
-      <w:rPr/>
+        <w:ind w:left="0" w:firstLine="0"/>
+      </w:pPr>
     </w:lvl>
     <w:lvl w:ilvl="1">
       <w:start w:val="1"/>
@@ -5151,9 +4984,8 @@
         <w:tabs>
           <w:tab w:val="num" w:pos="0"/>
         </w:tabs>
-        <w:ind w:left="0" w:hanging="0"/>
-      </w:pPr>
-      <w:rPr/>
+        <w:ind w:left="0" w:firstLine="0"/>
+      </w:pPr>
     </w:lvl>
     <w:lvl w:ilvl="2">
       <w:start w:val="1"/>
@@ -5165,9 +4997,8 @@
         <w:tabs>
           <w:tab w:val="num" w:pos="0"/>
         </w:tabs>
-        <w:ind w:left="0" w:hanging="0"/>
-      </w:pPr>
-      <w:rPr/>
+        <w:ind w:left="0" w:firstLine="0"/>
+      </w:pPr>
     </w:lvl>
     <w:lvl w:ilvl="3">
       <w:start w:val="1"/>
@@ -5179,9 +5010,8 @@
         <w:tabs>
           <w:tab w:val="num" w:pos="0"/>
         </w:tabs>
-        <w:ind w:left="0" w:hanging="0"/>
-      </w:pPr>
-      <w:rPr/>
+        <w:ind w:left="0" w:firstLine="0"/>
+      </w:pPr>
     </w:lvl>
     <w:lvl w:ilvl="4">
       <w:start w:val="1"/>
@@ -5193,9 +5023,8 @@
         <w:tabs>
           <w:tab w:val="num" w:pos="0"/>
         </w:tabs>
-        <w:ind w:left="0" w:hanging="0"/>
-      </w:pPr>
-      <w:rPr/>
+        <w:ind w:left="0" w:firstLine="0"/>
+      </w:pPr>
     </w:lvl>
     <w:lvl w:ilvl="5">
       <w:start w:val="1"/>
@@ -5207,9 +5036,8 @@
         <w:tabs>
           <w:tab w:val="num" w:pos="0"/>
         </w:tabs>
-        <w:ind w:left="0" w:hanging="0"/>
-      </w:pPr>
-      <w:rPr/>
+        <w:ind w:left="0" w:firstLine="0"/>
+      </w:pPr>
     </w:lvl>
     <w:lvl w:ilvl="6">
       <w:start w:val="1"/>
@@ -5221,9 +5049,8 @@
         <w:tabs>
           <w:tab w:val="num" w:pos="0"/>
         </w:tabs>
-        <w:ind w:left="0" w:hanging="0"/>
-      </w:pPr>
-      <w:rPr/>
+        <w:ind w:left="0" w:firstLine="0"/>
+      </w:pPr>
     </w:lvl>
     <w:lvl w:ilvl="7">
       <w:start w:val="1"/>
@@ -5235,9 +5062,8 @@
         <w:tabs>
           <w:tab w:val="num" w:pos="0"/>
         </w:tabs>
-        <w:ind w:left="0" w:hanging="0"/>
-      </w:pPr>
-      <w:rPr/>
+        <w:ind w:left="0" w:firstLine="0"/>
+      </w:pPr>
     </w:lvl>
     <w:lvl w:ilvl="8">
       <w:start w:val="1"/>
@@ -5249,12 +5075,800 @@
         <w:tabs>
           <w:tab w:val="num" w:pos="0"/>
         </w:tabs>
-        <w:ind w:left="0" w:hanging="0"/>
-      </w:pPr>
-      <w:rPr/>
+        <w:ind w:left="0" w:firstLine="0"/>
+      </w:pPr>
     </w:lvl>
   </w:abstractNum>
-  <w:abstractNum w:abstractNumId="3">
+  <w:abstractNum w:abstractNumId="4" w15:restartNumberingAfterBreak="0">
+    <w:nsid w:val="20B8749B"/>
+    <w:multiLevelType w:val="multilevel"/>
+    <w:tmpl w:val="7714B528"/>
+    <w:lvl w:ilvl="0">
+      <w:start w:val="1"/>
+      <w:numFmt w:val="lowerLetter"/>
+      <w:lvlText w:val="%1)"/>
+      <w:lvlJc w:val="left"/>
+      <w:pPr>
+        <w:tabs>
+          <w:tab w:val="num" w:pos="720"/>
+        </w:tabs>
+        <w:ind w:left="720" w:hanging="360"/>
+      </w:pPr>
+    </w:lvl>
+    <w:lvl w:ilvl="1">
+      <w:start w:val="1"/>
+      <w:numFmt w:val="lowerLetter"/>
+      <w:lvlText w:val="%2)"/>
+      <w:lvlJc w:val="left"/>
+      <w:pPr>
+        <w:tabs>
+          <w:tab w:val="num" w:pos="1080"/>
+        </w:tabs>
+        <w:ind w:left="1080" w:hanging="360"/>
+      </w:pPr>
+    </w:lvl>
+    <w:lvl w:ilvl="2">
+      <w:start w:val="1"/>
+      <w:numFmt w:val="lowerLetter"/>
+      <w:lvlText w:val="%3)"/>
+      <w:lvlJc w:val="left"/>
+      <w:pPr>
+        <w:tabs>
+          <w:tab w:val="num" w:pos="1440"/>
+        </w:tabs>
+        <w:ind w:left="1440" w:hanging="360"/>
+      </w:pPr>
+    </w:lvl>
+    <w:lvl w:ilvl="3">
+      <w:start w:val="1"/>
+      <w:numFmt w:val="lowerLetter"/>
+      <w:lvlText w:val="%4)"/>
+      <w:lvlJc w:val="left"/>
+      <w:pPr>
+        <w:tabs>
+          <w:tab w:val="num" w:pos="1800"/>
+        </w:tabs>
+        <w:ind w:left="1800" w:hanging="360"/>
+      </w:pPr>
+    </w:lvl>
+    <w:lvl w:ilvl="4">
+      <w:start w:val="1"/>
+      <w:numFmt w:val="lowerLetter"/>
+      <w:lvlText w:val="%5)"/>
+      <w:lvlJc w:val="left"/>
+      <w:pPr>
+        <w:tabs>
+          <w:tab w:val="num" w:pos="2160"/>
+        </w:tabs>
+        <w:ind w:left="2160" w:hanging="360"/>
+      </w:pPr>
+    </w:lvl>
+    <w:lvl w:ilvl="5">
+      <w:start w:val="1"/>
+      <w:numFmt w:val="lowerLetter"/>
+      <w:lvlText w:val="%6)"/>
+      <w:lvlJc w:val="left"/>
+      <w:pPr>
+        <w:tabs>
+          <w:tab w:val="num" w:pos="2520"/>
+        </w:tabs>
+        <w:ind w:left="2520" w:hanging="360"/>
+      </w:pPr>
+    </w:lvl>
+    <w:lvl w:ilvl="6">
+      <w:start w:val="1"/>
+      <w:numFmt w:val="lowerLetter"/>
+      <w:lvlText w:val="%7)"/>
+      <w:lvlJc w:val="left"/>
+      <w:pPr>
+        <w:tabs>
+          <w:tab w:val="num" w:pos="2880"/>
+        </w:tabs>
+        <w:ind w:left="2880" w:hanging="360"/>
+      </w:pPr>
+    </w:lvl>
+    <w:lvl w:ilvl="7">
+      <w:start w:val="1"/>
+      <w:numFmt w:val="lowerLetter"/>
+      <w:lvlText w:val="%8)"/>
+      <w:lvlJc w:val="left"/>
+      <w:pPr>
+        <w:tabs>
+          <w:tab w:val="num" w:pos="3240"/>
+        </w:tabs>
+        <w:ind w:left="3240" w:hanging="360"/>
+      </w:pPr>
+    </w:lvl>
+    <w:lvl w:ilvl="8">
+      <w:start w:val="1"/>
+      <w:numFmt w:val="lowerLetter"/>
+      <w:lvlText w:val="%9)"/>
+      <w:lvlJc w:val="left"/>
+      <w:pPr>
+        <w:tabs>
+          <w:tab w:val="num" w:pos="3600"/>
+        </w:tabs>
+        <w:ind w:left="3600" w:hanging="360"/>
+      </w:pPr>
+    </w:lvl>
+  </w:abstractNum>
+  <w:abstractNum w:abstractNumId="5" w15:restartNumberingAfterBreak="0">
+    <w:nsid w:val="21851E3D"/>
+    <w:multiLevelType w:val="multilevel"/>
+    <w:tmpl w:val="60541150"/>
+    <w:lvl w:ilvl="0">
+      <w:start w:val="1"/>
+      <w:numFmt w:val="bullet"/>
+      <w:lvlText w:val="-"/>
+      <w:lvlJc w:val="left"/>
+      <w:pPr>
+        <w:tabs>
+          <w:tab w:val="num" w:pos="0"/>
+        </w:tabs>
+        <w:ind w:left="720" w:hanging="360"/>
+      </w:pPr>
+      <w:rPr>
+        <w:rFonts w:ascii="Arial" w:hAnsi="Arial" w:cs="Arial" w:hint="default"/>
+      </w:rPr>
+    </w:lvl>
+    <w:lvl w:ilvl="1">
+      <w:start w:val="1"/>
+      <w:numFmt w:val="bullet"/>
+      <w:lvlText w:val="o"/>
+      <w:lvlJc w:val="left"/>
+      <w:pPr>
+        <w:tabs>
+          <w:tab w:val="num" w:pos="0"/>
+        </w:tabs>
+        <w:ind w:left="1440" w:hanging="360"/>
+      </w:pPr>
+      <w:rPr>
+        <w:rFonts w:ascii="Courier New" w:hAnsi="Courier New" w:cs="Courier New" w:hint="default"/>
+      </w:rPr>
+    </w:lvl>
+    <w:lvl w:ilvl="2">
+      <w:start w:val="1"/>
+      <w:numFmt w:val="bullet"/>
+      <w:lvlText w:val=""/>
+      <w:lvlJc w:val="left"/>
+      <w:pPr>
+        <w:tabs>
+          <w:tab w:val="num" w:pos="0"/>
+        </w:tabs>
+        <w:ind w:left="2160" w:hanging="360"/>
+      </w:pPr>
+      <w:rPr>
+        <w:rFonts w:ascii="Wingdings" w:hAnsi="Wingdings" w:cs="Wingdings" w:hint="default"/>
+      </w:rPr>
+    </w:lvl>
+    <w:lvl w:ilvl="3">
+      <w:start w:val="1"/>
+      <w:numFmt w:val="bullet"/>
+      <w:lvlText w:val=""/>
+      <w:lvlJc w:val="left"/>
+      <w:pPr>
+        <w:tabs>
+          <w:tab w:val="num" w:pos="0"/>
+        </w:tabs>
+        <w:ind w:left="2880" w:hanging="360"/>
+      </w:pPr>
+      <w:rPr>
+        <w:rFonts w:ascii="Symbol" w:hAnsi="Symbol" w:cs="Symbol" w:hint="default"/>
+      </w:rPr>
+    </w:lvl>
+    <w:lvl w:ilvl="4">
+      <w:start w:val="1"/>
+      <w:numFmt w:val="bullet"/>
+      <w:lvlText w:val="o"/>
+      <w:lvlJc w:val="left"/>
+      <w:pPr>
+        <w:tabs>
+          <w:tab w:val="num" w:pos="0"/>
+        </w:tabs>
+        <w:ind w:left="3600" w:hanging="360"/>
+      </w:pPr>
+      <w:rPr>
+        <w:rFonts w:ascii="Courier New" w:hAnsi="Courier New" w:cs="Courier New" w:hint="default"/>
+      </w:rPr>
+    </w:lvl>
+    <w:lvl w:ilvl="5">
+      <w:start w:val="1"/>
+      <w:numFmt w:val="bullet"/>
+      <w:lvlText w:val=""/>
+      <w:lvlJc w:val="left"/>
+      <w:pPr>
+        <w:tabs>
+          <w:tab w:val="num" w:pos="0"/>
+        </w:tabs>
+        <w:ind w:left="4320" w:hanging="360"/>
+      </w:pPr>
+      <w:rPr>
+        <w:rFonts w:ascii="Wingdings" w:hAnsi="Wingdings" w:cs="Wingdings" w:hint="default"/>
+      </w:rPr>
+    </w:lvl>
+    <w:lvl w:ilvl="6">
+      <w:start w:val="1"/>
+      <w:numFmt w:val="bullet"/>
+      <w:lvlText w:val=""/>
+      <w:lvlJc w:val="left"/>
+      <w:pPr>
+        <w:tabs>
+          <w:tab w:val="num" w:pos="0"/>
+        </w:tabs>
+        <w:ind w:left="5040" w:hanging="360"/>
+      </w:pPr>
+      <w:rPr>
+        <w:rFonts w:ascii="Symbol" w:hAnsi="Symbol" w:cs="Symbol" w:hint="default"/>
+      </w:rPr>
+    </w:lvl>
+    <w:lvl w:ilvl="7">
+      <w:start w:val="1"/>
+      <w:numFmt w:val="bullet"/>
+      <w:lvlText w:val="o"/>
+      <w:lvlJc w:val="left"/>
+      <w:pPr>
+        <w:tabs>
+          <w:tab w:val="num" w:pos="0"/>
+        </w:tabs>
+        <w:ind w:left="5760" w:hanging="360"/>
+      </w:pPr>
+      <w:rPr>
+        <w:rFonts w:ascii="Courier New" w:hAnsi="Courier New" w:cs="Courier New" w:hint="default"/>
+      </w:rPr>
+    </w:lvl>
+    <w:lvl w:ilvl="8">
+      <w:start w:val="1"/>
+      <w:numFmt w:val="bullet"/>
+      <w:lvlText w:val=""/>
+      <w:lvlJc w:val="left"/>
+      <w:pPr>
+        <w:tabs>
+          <w:tab w:val="num" w:pos="0"/>
+        </w:tabs>
+        <w:ind w:left="6480" w:hanging="360"/>
+      </w:pPr>
+      <w:rPr>
+        <w:rFonts w:ascii="Wingdings" w:hAnsi="Wingdings" w:cs="Wingdings" w:hint="default"/>
+      </w:rPr>
+    </w:lvl>
+  </w:abstractNum>
+  <w:abstractNum w:abstractNumId="6" w15:restartNumberingAfterBreak="0">
+    <w:nsid w:val="21EF0276"/>
+    <w:multiLevelType w:val="multilevel"/>
+    <w:tmpl w:val="2570A3C4"/>
+    <w:lvl w:ilvl="0">
+      <w:start w:val="1"/>
+      <w:numFmt w:val="decimal"/>
+      <w:lvlText w:val="%1."/>
+      <w:lvlJc w:val="left"/>
+      <w:pPr>
+        <w:tabs>
+          <w:tab w:val="num" w:pos="720"/>
+        </w:tabs>
+        <w:ind w:left="720" w:hanging="360"/>
+      </w:pPr>
+    </w:lvl>
+    <w:lvl w:ilvl="1">
+      <w:start w:val="1"/>
+      <w:numFmt w:val="decimal"/>
+      <w:lvlText w:val="%2."/>
+      <w:lvlJc w:val="left"/>
+      <w:pPr>
+        <w:tabs>
+          <w:tab w:val="num" w:pos="1080"/>
+        </w:tabs>
+        <w:ind w:left="1080" w:hanging="360"/>
+      </w:pPr>
+    </w:lvl>
+    <w:lvl w:ilvl="2">
+      <w:start w:val="1"/>
+      <w:numFmt w:val="decimal"/>
+      <w:lvlText w:val="%3."/>
+      <w:lvlJc w:val="left"/>
+      <w:pPr>
+        <w:tabs>
+          <w:tab w:val="num" w:pos="1440"/>
+        </w:tabs>
+        <w:ind w:left="1440" w:hanging="360"/>
+      </w:pPr>
+    </w:lvl>
+    <w:lvl w:ilvl="3">
+      <w:start w:val="1"/>
+      <w:numFmt w:val="decimal"/>
+      <w:lvlText w:val="%4."/>
+      <w:lvlJc w:val="left"/>
+      <w:pPr>
+        <w:tabs>
+          <w:tab w:val="num" w:pos="1800"/>
+        </w:tabs>
+        <w:ind w:left="1800" w:hanging="360"/>
+      </w:pPr>
+    </w:lvl>
+    <w:lvl w:ilvl="4">
+      <w:start w:val="1"/>
+      <w:numFmt w:val="decimal"/>
+      <w:lvlText w:val="%5."/>
+      <w:lvlJc w:val="left"/>
+      <w:pPr>
+        <w:tabs>
+          <w:tab w:val="num" w:pos="2160"/>
+        </w:tabs>
+        <w:ind w:left="2160" w:hanging="360"/>
+      </w:pPr>
+    </w:lvl>
+    <w:lvl w:ilvl="5">
+      <w:start w:val="1"/>
+      <w:numFmt w:val="decimal"/>
+      <w:lvlText w:val="%6."/>
+      <w:lvlJc w:val="left"/>
+      <w:pPr>
+        <w:tabs>
+          <w:tab w:val="num" w:pos="2520"/>
+        </w:tabs>
+        <w:ind w:left="2520" w:hanging="360"/>
+      </w:pPr>
+    </w:lvl>
+    <w:lvl w:ilvl="6">
+      <w:start w:val="1"/>
+      <w:numFmt w:val="decimal"/>
+      <w:lvlText w:val="%7."/>
+      <w:lvlJc w:val="left"/>
+      <w:pPr>
+        <w:tabs>
+          <w:tab w:val="num" w:pos="2880"/>
+        </w:tabs>
+        <w:ind w:left="2880" w:hanging="360"/>
+      </w:pPr>
+    </w:lvl>
+    <w:lvl w:ilvl="7">
+      <w:start w:val="1"/>
+      <w:numFmt w:val="decimal"/>
+      <w:lvlText w:val="%8."/>
+      <w:lvlJc w:val="left"/>
+      <w:pPr>
+        <w:tabs>
+          <w:tab w:val="num" w:pos="3240"/>
+        </w:tabs>
+        <w:ind w:left="3240" w:hanging="360"/>
+      </w:pPr>
+    </w:lvl>
+    <w:lvl w:ilvl="8">
+      <w:start w:val="1"/>
+      <w:numFmt w:val="decimal"/>
+      <w:lvlText w:val="%9."/>
+      <w:lvlJc w:val="left"/>
+      <w:pPr>
+        <w:tabs>
+          <w:tab w:val="num" w:pos="3600"/>
+        </w:tabs>
+        <w:ind w:left="3600" w:hanging="360"/>
+      </w:pPr>
+    </w:lvl>
+  </w:abstractNum>
+  <w:abstractNum w:abstractNumId="7" w15:restartNumberingAfterBreak="0">
+    <w:nsid w:val="24C67980"/>
+    <w:multiLevelType w:val="multilevel"/>
+    <w:tmpl w:val="F11C45F6"/>
+    <w:lvl w:ilvl="0">
+      <w:start w:val="1"/>
+      <w:numFmt w:val="bullet"/>
+      <w:lvlText w:val=""/>
+      <w:lvlJc w:val="left"/>
+      <w:pPr>
+        <w:tabs>
+          <w:tab w:val="num" w:pos="720"/>
+        </w:tabs>
+        <w:ind w:left="720" w:hanging="360"/>
+      </w:pPr>
+      <w:rPr>
+        <w:rFonts w:ascii="Symbol" w:hAnsi="Symbol" w:cs="Symbol" w:hint="default"/>
+      </w:rPr>
+    </w:lvl>
+    <w:lvl w:ilvl="1">
+      <w:start w:val="1"/>
+      <w:numFmt w:val="bullet"/>
+      <w:lvlText w:val="◦"/>
+      <w:lvlJc w:val="left"/>
+      <w:pPr>
+        <w:tabs>
+          <w:tab w:val="num" w:pos="1080"/>
+        </w:tabs>
+        <w:ind w:left="1080" w:hanging="360"/>
+      </w:pPr>
+      <w:rPr>
+        <w:rFonts w:ascii="OpenSymbol" w:hAnsi="OpenSymbol" w:cs="OpenSymbol" w:hint="default"/>
+      </w:rPr>
+    </w:lvl>
+    <w:lvl w:ilvl="2">
+      <w:start w:val="1"/>
+      <w:numFmt w:val="bullet"/>
+      <w:lvlText w:val="▪"/>
+      <w:lvlJc w:val="left"/>
+      <w:pPr>
+        <w:tabs>
+          <w:tab w:val="num" w:pos="1440"/>
+        </w:tabs>
+        <w:ind w:left="1440" w:hanging="360"/>
+      </w:pPr>
+      <w:rPr>
+        <w:rFonts w:ascii="OpenSymbol" w:hAnsi="OpenSymbol" w:cs="OpenSymbol" w:hint="default"/>
+      </w:rPr>
+    </w:lvl>
+    <w:lvl w:ilvl="3">
+      <w:start w:val="1"/>
+      <w:numFmt w:val="bullet"/>
+      <w:lvlText w:val=""/>
+      <w:lvlJc w:val="left"/>
+      <w:pPr>
+        <w:tabs>
+          <w:tab w:val="num" w:pos="1800"/>
+        </w:tabs>
+        <w:ind w:left="1800" w:hanging="360"/>
+      </w:pPr>
+      <w:rPr>
+        <w:rFonts w:ascii="Symbol" w:hAnsi="Symbol" w:cs="Symbol" w:hint="default"/>
+      </w:rPr>
+    </w:lvl>
+    <w:lvl w:ilvl="4">
+      <w:start w:val="1"/>
+      <w:numFmt w:val="bullet"/>
+      <w:lvlText w:val="◦"/>
+      <w:lvlJc w:val="left"/>
+      <w:pPr>
+        <w:tabs>
+          <w:tab w:val="num" w:pos="2160"/>
+        </w:tabs>
+        <w:ind w:left="2160" w:hanging="360"/>
+      </w:pPr>
+      <w:rPr>
+        <w:rFonts w:ascii="OpenSymbol" w:hAnsi="OpenSymbol" w:cs="OpenSymbol" w:hint="default"/>
+      </w:rPr>
+    </w:lvl>
+    <w:lvl w:ilvl="5">
+      <w:start w:val="1"/>
+      <w:numFmt w:val="bullet"/>
+      <w:lvlText w:val="▪"/>
+      <w:lvlJc w:val="left"/>
+      <w:pPr>
+        <w:tabs>
+          <w:tab w:val="num" w:pos="2520"/>
+        </w:tabs>
+        <w:ind w:left="2520" w:hanging="360"/>
+      </w:pPr>
+      <w:rPr>
+        <w:rFonts w:ascii="OpenSymbol" w:hAnsi="OpenSymbol" w:cs="OpenSymbol" w:hint="default"/>
+      </w:rPr>
+    </w:lvl>
+    <w:lvl w:ilvl="6">
+      <w:start w:val="1"/>
+      <w:numFmt w:val="bullet"/>
+      <w:lvlText w:val=""/>
+      <w:lvlJc w:val="left"/>
+      <w:pPr>
+        <w:tabs>
+          <w:tab w:val="num" w:pos="2880"/>
+        </w:tabs>
+        <w:ind w:left="2880" w:hanging="360"/>
+      </w:pPr>
+      <w:rPr>
+        <w:rFonts w:ascii="Symbol" w:hAnsi="Symbol" w:cs="Symbol" w:hint="default"/>
+      </w:rPr>
+    </w:lvl>
+    <w:lvl w:ilvl="7">
+      <w:start w:val="1"/>
+      <w:numFmt w:val="bullet"/>
+      <w:lvlText w:val="◦"/>
+      <w:lvlJc w:val="left"/>
+      <w:pPr>
+        <w:tabs>
+          <w:tab w:val="num" w:pos="3240"/>
+        </w:tabs>
+        <w:ind w:left="3240" w:hanging="360"/>
+      </w:pPr>
+      <w:rPr>
+        <w:rFonts w:ascii="OpenSymbol" w:hAnsi="OpenSymbol" w:cs="OpenSymbol" w:hint="default"/>
+      </w:rPr>
+    </w:lvl>
+    <w:lvl w:ilvl="8">
+      <w:start w:val="1"/>
+      <w:numFmt w:val="bullet"/>
+      <w:lvlText w:val="▪"/>
+      <w:lvlJc w:val="left"/>
+      <w:pPr>
+        <w:tabs>
+          <w:tab w:val="num" w:pos="3600"/>
+        </w:tabs>
+        <w:ind w:left="3600" w:hanging="360"/>
+      </w:pPr>
+      <w:rPr>
+        <w:rFonts w:ascii="OpenSymbol" w:hAnsi="OpenSymbol" w:cs="OpenSymbol" w:hint="default"/>
+      </w:rPr>
+    </w:lvl>
+  </w:abstractNum>
+  <w:abstractNum w:abstractNumId="8" w15:restartNumberingAfterBreak="0">
+    <w:nsid w:val="2E6231DD"/>
+    <w:multiLevelType w:val="multilevel"/>
+    <w:tmpl w:val="54E66D0A"/>
+    <w:lvl w:ilvl="0">
+      <w:start w:val="1"/>
+      <w:numFmt w:val="bullet"/>
+      <w:lvlText w:val=""/>
+      <w:lvlJc w:val="left"/>
+      <w:pPr>
+        <w:tabs>
+          <w:tab w:val="num" w:pos="720"/>
+        </w:tabs>
+        <w:ind w:left="720" w:hanging="360"/>
+      </w:pPr>
+      <w:rPr>
+        <w:rFonts w:ascii="Symbol" w:hAnsi="Symbol" w:cs="Symbol" w:hint="default"/>
+      </w:rPr>
+    </w:lvl>
+    <w:lvl w:ilvl="1">
+      <w:start w:val="1"/>
+      <w:numFmt w:val="bullet"/>
+      <w:lvlText w:val="◦"/>
+      <w:lvlJc w:val="left"/>
+      <w:pPr>
+        <w:tabs>
+          <w:tab w:val="num" w:pos="1080"/>
+        </w:tabs>
+        <w:ind w:left="1080" w:hanging="360"/>
+      </w:pPr>
+      <w:rPr>
+        <w:rFonts w:ascii="OpenSymbol" w:hAnsi="OpenSymbol" w:cs="OpenSymbol" w:hint="default"/>
+      </w:rPr>
+    </w:lvl>
+    <w:lvl w:ilvl="2">
+      <w:start w:val="1"/>
+      <w:numFmt w:val="bullet"/>
+      <w:lvlText w:val="▪"/>
+      <w:lvlJc w:val="left"/>
+      <w:pPr>
+        <w:tabs>
+          <w:tab w:val="num" w:pos="1440"/>
+        </w:tabs>
+        <w:ind w:left="1440" w:hanging="360"/>
+      </w:pPr>
+      <w:rPr>
+        <w:rFonts w:ascii="OpenSymbol" w:hAnsi="OpenSymbol" w:cs="OpenSymbol" w:hint="default"/>
+      </w:rPr>
+    </w:lvl>
+    <w:lvl w:ilvl="3">
+      <w:start w:val="1"/>
+      <w:numFmt w:val="bullet"/>
+      <w:lvlText w:val=""/>
+      <w:lvlJc w:val="left"/>
+      <w:pPr>
+        <w:tabs>
+          <w:tab w:val="num" w:pos="1800"/>
+        </w:tabs>
+        <w:ind w:left="1800" w:hanging="360"/>
+      </w:pPr>
+      <w:rPr>
+        <w:rFonts w:ascii="Symbol" w:hAnsi="Symbol" w:cs="Symbol" w:hint="default"/>
+      </w:rPr>
+    </w:lvl>
+    <w:lvl w:ilvl="4">
+      <w:start w:val="1"/>
+      <w:numFmt w:val="bullet"/>
+      <w:lvlText w:val="◦"/>
+      <w:lvlJc w:val="left"/>
+      <w:pPr>
+        <w:tabs>
+          <w:tab w:val="num" w:pos="2160"/>
+        </w:tabs>
+        <w:ind w:left="2160" w:hanging="360"/>
+      </w:pPr>
+      <w:rPr>
+        <w:rFonts w:ascii="OpenSymbol" w:hAnsi="OpenSymbol" w:cs="OpenSymbol" w:hint="default"/>
+      </w:rPr>
+    </w:lvl>
+    <w:lvl w:ilvl="5">
+      <w:start w:val="1"/>
+      <w:numFmt w:val="bullet"/>
+      <w:lvlText w:val="▪"/>
+      <w:lvlJc w:val="left"/>
+      <w:pPr>
+        <w:tabs>
+          <w:tab w:val="num" w:pos="2520"/>
+        </w:tabs>
+        <w:ind w:left="2520" w:hanging="360"/>
+      </w:pPr>
+      <w:rPr>
+        <w:rFonts w:ascii="OpenSymbol" w:hAnsi="OpenSymbol" w:cs="OpenSymbol" w:hint="default"/>
+      </w:rPr>
+    </w:lvl>
+    <w:lvl w:ilvl="6">
+      <w:start w:val="1"/>
+      <w:numFmt w:val="bullet"/>
+      <w:lvlText w:val=""/>
+      <w:lvlJc w:val="left"/>
+      <w:pPr>
+        <w:tabs>
+          <w:tab w:val="num" w:pos="2880"/>
+        </w:tabs>
+        <w:ind w:left="2880" w:hanging="360"/>
+      </w:pPr>
+      <w:rPr>
+        <w:rFonts w:ascii="Symbol" w:hAnsi="Symbol" w:cs="Symbol" w:hint="default"/>
+      </w:rPr>
+    </w:lvl>
+    <w:lvl w:ilvl="7">
+      <w:start w:val="1"/>
+      <w:numFmt w:val="bullet"/>
+      <w:lvlText w:val="◦"/>
+      <w:lvlJc w:val="left"/>
+      <w:pPr>
+        <w:tabs>
+          <w:tab w:val="num" w:pos="3240"/>
+        </w:tabs>
+        <w:ind w:left="3240" w:hanging="360"/>
+      </w:pPr>
+      <w:rPr>
+        <w:rFonts w:ascii="OpenSymbol" w:hAnsi="OpenSymbol" w:cs="OpenSymbol" w:hint="default"/>
+      </w:rPr>
+    </w:lvl>
+    <w:lvl w:ilvl="8">
+      <w:start w:val="1"/>
+      <w:numFmt w:val="bullet"/>
+      <w:lvlText w:val="▪"/>
+      <w:lvlJc w:val="left"/>
+      <w:pPr>
+        <w:tabs>
+          <w:tab w:val="num" w:pos="3600"/>
+        </w:tabs>
+        <w:ind w:left="3600" w:hanging="360"/>
+      </w:pPr>
+      <w:rPr>
+        <w:rFonts w:ascii="OpenSymbol" w:hAnsi="OpenSymbol" w:cs="OpenSymbol" w:hint="default"/>
+      </w:rPr>
+    </w:lvl>
+  </w:abstractNum>
+  <w:abstractNum w:abstractNumId="9" w15:restartNumberingAfterBreak="0">
+    <w:nsid w:val="44F9483F"/>
+    <w:multiLevelType w:val="multilevel"/>
+    <w:tmpl w:val="ADE01DC0"/>
+    <w:lvl w:ilvl="0">
+      <w:start w:val="1"/>
+      <w:numFmt w:val="bullet"/>
+      <w:lvlText w:val=""/>
+      <w:lvlJc w:val="left"/>
+      <w:pPr>
+        <w:tabs>
+          <w:tab w:val="num" w:pos="720"/>
+        </w:tabs>
+        <w:ind w:left="720" w:hanging="360"/>
+      </w:pPr>
+      <w:rPr>
+        <w:rFonts w:ascii="Symbol" w:hAnsi="Symbol" w:cs="Symbol" w:hint="default"/>
+      </w:rPr>
+    </w:lvl>
+    <w:lvl w:ilvl="1">
+      <w:start w:val="1"/>
+      <w:numFmt w:val="bullet"/>
+      <w:lvlText w:val=""/>
+      <w:lvlJc w:val="left"/>
+      <w:pPr>
+        <w:tabs>
+          <w:tab w:val="num" w:pos="1080"/>
+        </w:tabs>
+        <w:ind w:left="1080" w:hanging="360"/>
+      </w:pPr>
+      <w:rPr>
+        <w:rFonts w:ascii="Symbol" w:hAnsi="Symbol" w:cs="Symbol" w:hint="default"/>
+      </w:rPr>
+    </w:lvl>
+    <w:lvl w:ilvl="2">
+      <w:start w:val="1"/>
+      <w:numFmt w:val="bullet"/>
+      <w:lvlText w:val=""/>
+      <w:lvlJc w:val="left"/>
+      <w:pPr>
+        <w:tabs>
+          <w:tab w:val="num" w:pos="1440"/>
+        </w:tabs>
+        <w:ind w:left="1440" w:hanging="360"/>
+      </w:pPr>
+      <w:rPr>
+        <w:rFonts w:ascii="Symbol" w:hAnsi="Symbol" w:cs="Symbol" w:hint="default"/>
+      </w:rPr>
+    </w:lvl>
+    <w:lvl w:ilvl="3">
+      <w:start w:val="1"/>
+      <w:numFmt w:val="bullet"/>
+      <w:lvlText w:val=""/>
+      <w:lvlJc w:val="left"/>
+      <w:pPr>
+        <w:tabs>
+          <w:tab w:val="num" w:pos="1800"/>
+        </w:tabs>
+        <w:ind w:left="1800" w:hanging="360"/>
+      </w:pPr>
+      <w:rPr>
+        <w:rFonts w:ascii="Symbol" w:hAnsi="Symbol" w:cs="Symbol" w:hint="default"/>
+      </w:rPr>
+    </w:lvl>
+    <w:lvl w:ilvl="4">
+      <w:start w:val="1"/>
+      <w:numFmt w:val="bullet"/>
+      <w:lvlText w:val=""/>
+      <w:lvlJc w:val="left"/>
+      <w:pPr>
+        <w:tabs>
+          <w:tab w:val="num" w:pos="2160"/>
+        </w:tabs>
+        <w:ind w:left="2160" w:hanging="360"/>
+      </w:pPr>
+      <w:rPr>
+        <w:rFonts w:ascii="Symbol" w:hAnsi="Symbol" w:cs="Symbol" w:hint="default"/>
+      </w:rPr>
+    </w:lvl>
+    <w:lvl w:ilvl="5">
+      <w:start w:val="1"/>
+      <w:numFmt w:val="bullet"/>
+      <w:lvlText w:val=""/>
+      <w:lvlJc w:val="left"/>
+      <w:pPr>
+        <w:tabs>
+          <w:tab w:val="num" w:pos="2520"/>
+        </w:tabs>
+        <w:ind w:left="2520" w:hanging="360"/>
+      </w:pPr>
+      <w:rPr>
+        <w:rFonts w:ascii="Symbol" w:hAnsi="Symbol" w:cs="Symbol" w:hint="default"/>
+      </w:rPr>
+    </w:lvl>
+    <w:lvl w:ilvl="6">
+      <w:start w:val="1"/>
+      <w:numFmt w:val="bullet"/>
+      <w:lvlText w:val=""/>
+      <w:lvlJc w:val="left"/>
+      <w:pPr>
+        <w:tabs>
+          <w:tab w:val="num" w:pos="2880"/>
+        </w:tabs>
+        <w:ind w:left="2880" w:hanging="360"/>
+      </w:pPr>
+      <w:rPr>
+        <w:rFonts w:ascii="Symbol" w:hAnsi="Symbol" w:cs="Symbol" w:hint="default"/>
+      </w:rPr>
+    </w:lvl>
+    <w:lvl w:ilvl="7">
+      <w:start w:val="1"/>
+      <w:numFmt w:val="bullet"/>
+      <w:lvlText w:val=""/>
+      <w:lvlJc w:val="left"/>
+      <w:pPr>
+        <w:tabs>
+          <w:tab w:val="num" w:pos="3240"/>
+        </w:tabs>
+        <w:ind w:left="3240" w:hanging="360"/>
+      </w:pPr>
+      <w:rPr>
+        <w:rFonts w:ascii="Symbol" w:hAnsi="Symbol" w:cs="Symbol" w:hint="default"/>
+      </w:rPr>
+    </w:lvl>
+    <w:lvl w:ilvl="8">
+      <w:start w:val="1"/>
+      <w:numFmt w:val="bullet"/>
+      <w:lvlText w:val=""/>
+      <w:lvlJc w:val="left"/>
+      <w:pPr>
+        <w:tabs>
+          <w:tab w:val="num" w:pos="3600"/>
+        </w:tabs>
+        <w:ind w:left="3600" w:hanging="360"/>
+      </w:pPr>
+      <w:rPr>
+        <w:rFonts w:ascii="Symbol" w:hAnsi="Symbol" w:cs="Symbol" w:hint="default"/>
+      </w:rPr>
+    </w:lvl>
+  </w:abstractNum>
+  <w:abstractNum w:abstractNumId="10" w15:restartNumberingAfterBreak="0">
+    <w:nsid w:val="470B3953"/>
+    <w:multiLevelType w:val="multilevel"/>
+    <w:tmpl w:val="CDACD48E"/>
     <w:lvl w:ilvl="0">
       <w:start w:val="1"/>
       <w:numFmt w:val="none"/>
@@ -5265,9 +5879,8 @@
         <w:tabs>
           <w:tab w:val="num" w:pos="0"/>
         </w:tabs>
-        <w:ind w:left="0" w:hanging="0"/>
-      </w:pPr>
-      <w:rPr/>
+        <w:ind w:left="0" w:firstLine="0"/>
+      </w:pPr>
     </w:lvl>
     <w:lvl w:ilvl="1">
       <w:start w:val="1"/>
@@ -5279,9 +5892,8 @@
         <w:tabs>
           <w:tab w:val="num" w:pos="0"/>
         </w:tabs>
-        <w:ind w:left="0" w:hanging="0"/>
-      </w:pPr>
-      <w:rPr/>
+        <w:ind w:left="0" w:firstLine="0"/>
+      </w:pPr>
     </w:lvl>
     <w:lvl w:ilvl="2">
       <w:start w:val="1"/>
@@ -5293,9 +5905,8 @@
         <w:tabs>
           <w:tab w:val="num" w:pos="0"/>
         </w:tabs>
-        <w:ind w:left="0" w:hanging="0"/>
-      </w:pPr>
-      <w:rPr/>
+        <w:ind w:left="0" w:firstLine="0"/>
+      </w:pPr>
     </w:lvl>
     <w:lvl w:ilvl="3">
       <w:start w:val="1"/>
@@ -5307,9 +5918,8 @@
         <w:tabs>
           <w:tab w:val="num" w:pos="0"/>
         </w:tabs>
-        <w:ind w:left="0" w:hanging="0"/>
-      </w:pPr>
-      <w:rPr/>
+        <w:ind w:left="0" w:firstLine="0"/>
+      </w:pPr>
     </w:lvl>
     <w:lvl w:ilvl="4">
       <w:start w:val="1"/>
@@ -5321,9 +5931,8 @@
         <w:tabs>
           <w:tab w:val="num" w:pos="0"/>
         </w:tabs>
-        <w:ind w:left="0" w:hanging="0"/>
-      </w:pPr>
-      <w:rPr/>
+        <w:ind w:left="0" w:firstLine="0"/>
+      </w:pPr>
     </w:lvl>
     <w:lvl w:ilvl="5">
       <w:start w:val="1"/>
@@ -5335,9 +5944,8 @@
         <w:tabs>
           <w:tab w:val="num" w:pos="0"/>
         </w:tabs>
-        <w:ind w:left="0" w:hanging="0"/>
-      </w:pPr>
-      <w:rPr/>
+        <w:ind w:left="0" w:firstLine="0"/>
+      </w:pPr>
     </w:lvl>
     <w:lvl w:ilvl="6">
       <w:start w:val="1"/>
@@ -5349,9 +5957,8 @@
         <w:tabs>
           <w:tab w:val="num" w:pos="0"/>
         </w:tabs>
-        <w:ind w:left="0" w:hanging="0"/>
-      </w:pPr>
-      <w:rPr/>
+        <w:ind w:left="0" w:firstLine="0"/>
+      </w:pPr>
     </w:lvl>
     <w:lvl w:ilvl="7">
       <w:start w:val="1"/>
@@ -5363,9 +5970,8 @@
         <w:tabs>
           <w:tab w:val="num" w:pos="0"/>
         </w:tabs>
-        <w:ind w:left="0" w:hanging="0"/>
-      </w:pPr>
-      <w:rPr/>
+        <w:ind w:left="0" w:firstLine="0"/>
+      </w:pPr>
     </w:lvl>
     <w:lvl w:ilvl="8">
       <w:start w:val="1"/>
@@ -5377,12 +5983,267 @@
         <w:tabs>
           <w:tab w:val="num" w:pos="0"/>
         </w:tabs>
-        <w:ind w:left="0" w:hanging="0"/>
-      </w:pPr>
-      <w:rPr/>
+        <w:ind w:left="0" w:firstLine="0"/>
+      </w:pPr>
     </w:lvl>
   </w:abstractNum>
-  <w:abstractNum w:abstractNumId="4">
+  <w:abstractNum w:abstractNumId="11" w15:restartNumberingAfterBreak="0">
+    <w:nsid w:val="47FC58F5"/>
+    <w:multiLevelType w:val="multilevel"/>
+    <w:tmpl w:val="CF08DAEC"/>
+    <w:lvl w:ilvl="0">
+      <w:start w:val="1"/>
+      <w:numFmt w:val="decimal"/>
+      <w:lvlText w:val="%1."/>
+      <w:lvlJc w:val="left"/>
+      <w:pPr>
+        <w:tabs>
+          <w:tab w:val="num" w:pos="720"/>
+        </w:tabs>
+        <w:ind w:left="720" w:hanging="360"/>
+      </w:pPr>
+    </w:lvl>
+    <w:lvl w:ilvl="1">
+      <w:start w:val="1"/>
+      <w:numFmt w:val="decimal"/>
+      <w:lvlText w:val="%2."/>
+      <w:lvlJc w:val="left"/>
+      <w:pPr>
+        <w:tabs>
+          <w:tab w:val="num" w:pos="1080"/>
+        </w:tabs>
+        <w:ind w:left="1080" w:hanging="360"/>
+      </w:pPr>
+    </w:lvl>
+    <w:lvl w:ilvl="2">
+      <w:start w:val="1"/>
+      <w:numFmt w:val="decimal"/>
+      <w:lvlText w:val="%3."/>
+      <w:lvlJc w:val="left"/>
+      <w:pPr>
+        <w:tabs>
+          <w:tab w:val="num" w:pos="1440"/>
+        </w:tabs>
+        <w:ind w:left="1440" w:hanging="360"/>
+      </w:pPr>
+    </w:lvl>
+    <w:lvl w:ilvl="3">
+      <w:start w:val="1"/>
+      <w:numFmt w:val="decimal"/>
+      <w:lvlText w:val="%4."/>
+      <w:lvlJc w:val="left"/>
+      <w:pPr>
+        <w:tabs>
+          <w:tab w:val="num" w:pos="1800"/>
+        </w:tabs>
+        <w:ind w:left="1800" w:hanging="360"/>
+      </w:pPr>
+    </w:lvl>
+    <w:lvl w:ilvl="4">
+      <w:start w:val="1"/>
+      <w:numFmt w:val="decimal"/>
+      <w:lvlText w:val="%5."/>
+      <w:lvlJc w:val="left"/>
+      <w:pPr>
+        <w:tabs>
+          <w:tab w:val="num" w:pos="2160"/>
+        </w:tabs>
+        <w:ind w:left="2160" w:hanging="360"/>
+      </w:pPr>
+    </w:lvl>
+    <w:lvl w:ilvl="5">
+      <w:start w:val="1"/>
+      <w:numFmt w:val="decimal"/>
+      <w:lvlText w:val="%6."/>
+      <w:lvlJc w:val="left"/>
+      <w:pPr>
+        <w:tabs>
+          <w:tab w:val="num" w:pos="2520"/>
+        </w:tabs>
+        <w:ind w:left="2520" w:hanging="360"/>
+      </w:pPr>
+    </w:lvl>
+    <w:lvl w:ilvl="6">
+      <w:start w:val="1"/>
+      <w:numFmt w:val="decimal"/>
+      <w:lvlText w:val="%7."/>
+      <w:lvlJc w:val="left"/>
+      <w:pPr>
+        <w:tabs>
+          <w:tab w:val="num" w:pos="2880"/>
+        </w:tabs>
+        <w:ind w:left="2880" w:hanging="360"/>
+      </w:pPr>
+    </w:lvl>
+    <w:lvl w:ilvl="7">
+      <w:start w:val="1"/>
+      <w:numFmt w:val="decimal"/>
+      <w:lvlText w:val="%8."/>
+      <w:lvlJc w:val="left"/>
+      <w:pPr>
+        <w:tabs>
+          <w:tab w:val="num" w:pos="3240"/>
+        </w:tabs>
+        <w:ind w:left="3240" w:hanging="360"/>
+      </w:pPr>
+    </w:lvl>
+    <w:lvl w:ilvl="8">
+      <w:start w:val="1"/>
+      <w:numFmt w:val="decimal"/>
+      <w:lvlText w:val="%9."/>
+      <w:lvlJc w:val="left"/>
+      <w:pPr>
+        <w:tabs>
+          <w:tab w:val="num" w:pos="3600"/>
+        </w:tabs>
+        <w:ind w:left="3600" w:hanging="360"/>
+      </w:pPr>
+    </w:lvl>
+  </w:abstractNum>
+  <w:abstractNum w:abstractNumId="12" w15:restartNumberingAfterBreak="0">
+    <w:nsid w:val="586014C5"/>
+    <w:multiLevelType w:val="multilevel"/>
+    <w:tmpl w:val="DCB46F2C"/>
+    <w:lvl w:ilvl="0">
+      <w:start w:val="1"/>
+      <w:numFmt w:val="bullet"/>
+      <w:lvlText w:val=""/>
+      <w:lvlJc w:val="left"/>
+      <w:pPr>
+        <w:tabs>
+          <w:tab w:val="num" w:pos="720"/>
+        </w:tabs>
+        <w:ind w:left="720" w:hanging="360"/>
+      </w:pPr>
+      <w:rPr>
+        <w:rFonts w:ascii="Symbol" w:hAnsi="Symbol" w:cs="Symbol" w:hint="default"/>
+      </w:rPr>
+    </w:lvl>
+    <w:lvl w:ilvl="1">
+      <w:start w:val="1"/>
+      <w:numFmt w:val="bullet"/>
+      <w:lvlText w:val="◦"/>
+      <w:lvlJc w:val="left"/>
+      <w:pPr>
+        <w:tabs>
+          <w:tab w:val="num" w:pos="1080"/>
+        </w:tabs>
+        <w:ind w:left="1080" w:hanging="360"/>
+      </w:pPr>
+      <w:rPr>
+        <w:rFonts w:ascii="OpenSymbol" w:hAnsi="OpenSymbol" w:cs="OpenSymbol" w:hint="default"/>
+      </w:rPr>
+    </w:lvl>
+    <w:lvl w:ilvl="2">
+      <w:start w:val="1"/>
+      <w:numFmt w:val="bullet"/>
+      <w:lvlText w:val="▪"/>
+      <w:lvlJc w:val="left"/>
+      <w:pPr>
+        <w:tabs>
+          <w:tab w:val="num" w:pos="1440"/>
+        </w:tabs>
+        <w:ind w:left="1440" w:hanging="360"/>
+      </w:pPr>
+      <w:rPr>
+        <w:rFonts w:ascii="OpenSymbol" w:hAnsi="OpenSymbol" w:cs="OpenSymbol" w:hint="default"/>
+      </w:rPr>
+    </w:lvl>
+    <w:lvl w:ilvl="3">
+      <w:start w:val="1"/>
+      <w:numFmt w:val="bullet"/>
+      <w:lvlText w:val=""/>
+      <w:lvlJc w:val="left"/>
+      <w:pPr>
+        <w:tabs>
+          <w:tab w:val="num" w:pos="1800"/>
+        </w:tabs>
+        <w:ind w:left="1800" w:hanging="360"/>
+      </w:pPr>
+      <w:rPr>
+        <w:rFonts w:ascii="Symbol" w:hAnsi="Symbol" w:cs="Symbol" w:hint="default"/>
+      </w:rPr>
+    </w:lvl>
+    <w:lvl w:ilvl="4">
+      <w:start w:val="1"/>
+      <w:numFmt w:val="bullet"/>
+      <w:lvlText w:val="◦"/>
+      <w:lvlJc w:val="left"/>
+      <w:pPr>
+        <w:tabs>
+          <w:tab w:val="num" w:pos="2160"/>
+        </w:tabs>
+        <w:ind w:left="2160" w:hanging="360"/>
+      </w:pPr>
+      <w:rPr>
+        <w:rFonts w:ascii="OpenSymbol" w:hAnsi="OpenSymbol" w:cs="OpenSymbol" w:hint="default"/>
+      </w:rPr>
+    </w:lvl>
+    <w:lvl w:ilvl="5">
+      <w:start w:val="1"/>
+      <w:numFmt w:val="bullet"/>
+      <w:lvlText w:val="▪"/>
+      <w:lvlJc w:val="left"/>
+      <w:pPr>
+        <w:tabs>
+          <w:tab w:val="num" w:pos="2520"/>
+        </w:tabs>
+        <w:ind w:left="2520" w:hanging="360"/>
+      </w:pPr>
+      <w:rPr>
+        <w:rFonts w:ascii="OpenSymbol" w:hAnsi="OpenSymbol" w:cs="OpenSymbol" w:hint="default"/>
+      </w:rPr>
+    </w:lvl>
+    <w:lvl w:ilvl="6">
+      <w:start w:val="1"/>
+      <w:numFmt w:val="bullet"/>
+      <w:lvlText w:val=""/>
+      <w:lvlJc w:val="left"/>
+      <w:pPr>
+        <w:tabs>
+          <w:tab w:val="num" w:pos="2880"/>
+        </w:tabs>
+        <w:ind w:left="2880" w:hanging="360"/>
+      </w:pPr>
+      <w:rPr>
+        <w:rFonts w:ascii="Symbol" w:hAnsi="Symbol" w:cs="Symbol" w:hint="default"/>
+      </w:rPr>
+    </w:lvl>
+    <w:lvl w:ilvl="7">
+      <w:start w:val="1"/>
+      <w:numFmt w:val="bullet"/>
+      <w:lvlText w:val="◦"/>
+      <w:lvlJc w:val="left"/>
+      <w:pPr>
+        <w:tabs>
+          <w:tab w:val="num" w:pos="3240"/>
+        </w:tabs>
+        <w:ind w:left="3240" w:hanging="360"/>
+      </w:pPr>
+      <w:rPr>
+        <w:rFonts w:ascii="OpenSymbol" w:hAnsi="OpenSymbol" w:cs="OpenSymbol" w:hint="default"/>
+      </w:rPr>
+    </w:lvl>
+    <w:lvl w:ilvl="8">
+      <w:start w:val="1"/>
+      <w:numFmt w:val="bullet"/>
+      <w:lvlText w:val="▪"/>
+      <w:lvlJc w:val="left"/>
+      <w:pPr>
+        <w:tabs>
+          <w:tab w:val="num" w:pos="3600"/>
+        </w:tabs>
+        <w:ind w:left="3600" w:hanging="360"/>
+      </w:pPr>
+      <w:rPr>
+        <w:rFonts w:ascii="OpenSymbol" w:hAnsi="OpenSymbol" w:cs="OpenSymbol" w:hint="default"/>
+      </w:rPr>
+    </w:lvl>
+  </w:abstractNum>
+  <w:abstractNum w:abstractNumId="13" w15:restartNumberingAfterBreak="0">
+    <w:nsid w:val="600D22B3"/>
+    <w:multiLevelType w:val="multilevel"/>
+    <w:tmpl w:val="A5844EB4"/>
     <w:lvl w:ilvl="0">
       <w:start w:val="1"/>
       <w:numFmt w:val="none"/>
@@ -5393,11 +6254,38 @@
         <w:tabs>
           <w:tab w:val="num" w:pos="0"/>
         </w:tabs>
-        <w:ind w:left="0" w:hanging="0"/>
-      </w:pPr>
-      <w:rPr/>
+        <w:ind w:left="0" w:firstLine="0"/>
+      </w:pPr>
     </w:lvl>
     <w:lvl w:ilvl="1">
+      <w:start w:val="1"/>
+      <w:numFmt w:val="none"/>
+      <w:pStyle w:val="berschrift2"/>
+      <w:suff w:val="nothing"/>
+      <w:lvlText w:val=""/>
+      <w:lvlJc w:val="left"/>
+      <w:pPr>
+        <w:tabs>
+          <w:tab w:val="num" w:pos="0"/>
+        </w:tabs>
+        <w:ind w:left="0" w:firstLine="0"/>
+      </w:pPr>
+    </w:lvl>
+    <w:lvl w:ilvl="2">
+      <w:start w:val="1"/>
+      <w:numFmt w:val="none"/>
+      <w:pStyle w:val="berschrift3"/>
+      <w:suff w:val="nothing"/>
+      <w:lvlText w:val=""/>
+      <w:lvlJc w:val="left"/>
+      <w:pPr>
+        <w:tabs>
+          <w:tab w:val="num" w:pos="0"/>
+        </w:tabs>
+        <w:ind w:left="0" w:firstLine="0"/>
+      </w:pPr>
+    </w:lvl>
+    <w:lvl w:ilvl="3">
       <w:start w:val="1"/>
       <w:numFmt w:val="none"/>
       <w:suff w:val="nothing"/>
@@ -5407,11 +6295,10 @@
         <w:tabs>
           <w:tab w:val="num" w:pos="0"/>
         </w:tabs>
-        <w:ind w:left="0" w:hanging="0"/>
-      </w:pPr>
-      <w:rPr/>
-    </w:lvl>
-    <w:lvl w:ilvl="2">
+        <w:ind w:left="0" w:firstLine="0"/>
+      </w:pPr>
+    </w:lvl>
+    <w:lvl w:ilvl="4">
       <w:start w:val="1"/>
       <w:numFmt w:val="none"/>
       <w:suff w:val="nothing"/>
@@ -5421,11 +6308,10 @@
         <w:tabs>
           <w:tab w:val="num" w:pos="0"/>
         </w:tabs>
-        <w:ind w:left="0" w:hanging="0"/>
-      </w:pPr>
-      <w:rPr/>
-    </w:lvl>
-    <w:lvl w:ilvl="3">
+        <w:ind w:left="0" w:firstLine="0"/>
+      </w:pPr>
+    </w:lvl>
+    <w:lvl w:ilvl="5">
       <w:start w:val="1"/>
       <w:numFmt w:val="none"/>
       <w:suff w:val="nothing"/>
@@ -5435,11 +6321,10 @@
         <w:tabs>
           <w:tab w:val="num" w:pos="0"/>
         </w:tabs>
-        <w:ind w:left="0" w:hanging="0"/>
-      </w:pPr>
-      <w:rPr/>
-    </w:lvl>
-    <w:lvl w:ilvl="4">
+        <w:ind w:left="0" w:firstLine="0"/>
+      </w:pPr>
+    </w:lvl>
+    <w:lvl w:ilvl="6">
       <w:start w:val="1"/>
       <w:numFmt w:val="none"/>
       <w:suff w:val="nothing"/>
@@ -5449,11 +6334,10 @@
         <w:tabs>
           <w:tab w:val="num" w:pos="0"/>
         </w:tabs>
-        <w:ind w:left="0" w:hanging="0"/>
-      </w:pPr>
-      <w:rPr/>
-    </w:lvl>
-    <w:lvl w:ilvl="5">
+        <w:ind w:left="0" w:firstLine="0"/>
+      </w:pPr>
+    </w:lvl>
+    <w:lvl w:ilvl="7">
       <w:start w:val="1"/>
       <w:numFmt w:val="none"/>
       <w:suff w:val="nothing"/>
@@ -5463,11 +6347,10 @@
         <w:tabs>
           <w:tab w:val="num" w:pos="0"/>
         </w:tabs>
-        <w:ind w:left="0" w:hanging="0"/>
-      </w:pPr>
-      <w:rPr/>
-    </w:lvl>
-    <w:lvl w:ilvl="6">
+        <w:ind w:left="0" w:firstLine="0"/>
+      </w:pPr>
+    </w:lvl>
+    <w:lvl w:ilvl="8">
       <w:start w:val="1"/>
       <w:numFmt w:val="none"/>
       <w:suff w:val="nothing"/>
@@ -5477,11 +6360,15 @@
         <w:tabs>
           <w:tab w:val="num" w:pos="0"/>
         </w:tabs>
-        <w:ind w:left="0" w:hanging="0"/>
-      </w:pPr>
-      <w:rPr/>
-    </w:lvl>
-    <w:lvl w:ilvl="7">
+        <w:ind w:left="0" w:firstLine="0"/>
+      </w:pPr>
+    </w:lvl>
+  </w:abstractNum>
+  <w:abstractNum w:abstractNumId="14" w15:restartNumberingAfterBreak="0">
+    <w:nsid w:val="715943FC"/>
+    <w:multiLevelType w:val="multilevel"/>
+    <w:tmpl w:val="CACCAAEE"/>
+    <w:lvl w:ilvl="0">
       <w:start w:val="1"/>
       <w:numFmt w:val="none"/>
       <w:suff w:val="nothing"/>
@@ -5491,11 +6378,10 @@
         <w:tabs>
           <w:tab w:val="num" w:pos="0"/>
         </w:tabs>
-        <w:ind w:left="0" w:hanging="0"/>
-      </w:pPr>
-      <w:rPr/>
-    </w:lvl>
-    <w:lvl w:ilvl="8">
+        <w:ind w:left="0" w:firstLine="0"/>
+      </w:pPr>
+    </w:lvl>
+    <w:lvl w:ilvl="1">
       <w:start w:val="1"/>
       <w:numFmt w:val="none"/>
       <w:suff w:val="nothing"/>
@@ -5505,369 +6391,105 @@
         <w:tabs>
           <w:tab w:val="num" w:pos="0"/>
         </w:tabs>
-        <w:ind w:left="0" w:hanging="0"/>
-      </w:pPr>
-      <w:rPr/>
+        <w:ind w:left="0" w:firstLine="0"/>
+      </w:pPr>
+    </w:lvl>
+    <w:lvl w:ilvl="2">
+      <w:start w:val="1"/>
+      <w:numFmt w:val="none"/>
+      <w:suff w:val="nothing"/>
+      <w:lvlText w:val=""/>
+      <w:lvlJc w:val="left"/>
+      <w:pPr>
+        <w:tabs>
+          <w:tab w:val="num" w:pos="0"/>
+        </w:tabs>
+        <w:ind w:left="0" w:firstLine="0"/>
+      </w:pPr>
+    </w:lvl>
+    <w:lvl w:ilvl="3">
+      <w:start w:val="1"/>
+      <w:numFmt w:val="none"/>
+      <w:suff w:val="nothing"/>
+      <w:lvlText w:val=""/>
+      <w:lvlJc w:val="left"/>
+      <w:pPr>
+        <w:tabs>
+          <w:tab w:val="num" w:pos="0"/>
+        </w:tabs>
+        <w:ind w:left="0" w:firstLine="0"/>
+      </w:pPr>
+    </w:lvl>
+    <w:lvl w:ilvl="4">
+      <w:start w:val="1"/>
+      <w:numFmt w:val="none"/>
+      <w:suff w:val="nothing"/>
+      <w:lvlText w:val=""/>
+      <w:lvlJc w:val="left"/>
+      <w:pPr>
+        <w:tabs>
+          <w:tab w:val="num" w:pos="0"/>
+        </w:tabs>
+        <w:ind w:left="0" w:firstLine="0"/>
+      </w:pPr>
+    </w:lvl>
+    <w:lvl w:ilvl="5">
+      <w:start w:val="1"/>
+      <w:numFmt w:val="none"/>
+      <w:suff w:val="nothing"/>
+      <w:lvlText w:val=""/>
+      <w:lvlJc w:val="left"/>
+      <w:pPr>
+        <w:tabs>
+          <w:tab w:val="num" w:pos="0"/>
+        </w:tabs>
+        <w:ind w:left="0" w:firstLine="0"/>
+      </w:pPr>
+    </w:lvl>
+    <w:lvl w:ilvl="6">
+      <w:start w:val="1"/>
+      <w:numFmt w:val="none"/>
+      <w:suff w:val="nothing"/>
+      <w:lvlText w:val=""/>
+      <w:lvlJc w:val="left"/>
+      <w:pPr>
+        <w:tabs>
+          <w:tab w:val="num" w:pos="0"/>
+        </w:tabs>
+        <w:ind w:left="0" w:firstLine="0"/>
+      </w:pPr>
+    </w:lvl>
+    <w:lvl w:ilvl="7">
+      <w:start w:val="1"/>
+      <w:numFmt w:val="none"/>
+      <w:suff w:val="nothing"/>
+      <w:lvlText w:val=""/>
+      <w:lvlJc w:val="left"/>
+      <w:pPr>
+        <w:tabs>
+          <w:tab w:val="num" w:pos="0"/>
+        </w:tabs>
+        <w:ind w:left="0" w:firstLine="0"/>
+      </w:pPr>
+    </w:lvl>
+    <w:lvl w:ilvl="8">
+      <w:start w:val="1"/>
+      <w:numFmt w:val="none"/>
+      <w:suff w:val="nothing"/>
+      <w:lvlText w:val=""/>
+      <w:lvlJc w:val="left"/>
+      <w:pPr>
+        <w:tabs>
+          <w:tab w:val="num" w:pos="0"/>
+        </w:tabs>
+        <w:ind w:left="0" w:firstLine="0"/>
+      </w:pPr>
     </w:lvl>
   </w:abstractNum>
-  <w:abstractNum w:abstractNumId="5">
-    <w:lvl w:ilvl="0">
-      <w:start w:val="1"/>
-      <w:numFmt w:val="decimal"/>
-      <w:lvlText w:val="%1."/>
-      <w:lvlJc w:val="left"/>
-      <w:pPr>
-        <w:tabs>
-          <w:tab w:val="num" w:pos="720"/>
-        </w:tabs>
-        <w:ind w:left="720" w:hanging="360"/>
-      </w:pPr>
-      <w:rPr/>
-    </w:lvl>
-    <w:lvl w:ilvl="1">
-      <w:start w:val="1"/>
-      <w:numFmt w:val="decimal"/>
-      <w:lvlText w:val="%2."/>
-      <w:lvlJc w:val="left"/>
-      <w:pPr>
-        <w:tabs>
-          <w:tab w:val="num" w:pos="1080"/>
-        </w:tabs>
-        <w:ind w:left="1080" w:hanging="360"/>
-      </w:pPr>
-      <w:rPr/>
-    </w:lvl>
-    <w:lvl w:ilvl="2">
-      <w:start w:val="1"/>
-      <w:numFmt w:val="decimal"/>
-      <w:lvlText w:val="%3."/>
-      <w:lvlJc w:val="left"/>
-      <w:pPr>
-        <w:tabs>
-          <w:tab w:val="num" w:pos="1440"/>
-        </w:tabs>
-        <w:ind w:left="1440" w:hanging="360"/>
-      </w:pPr>
-      <w:rPr/>
-    </w:lvl>
-    <w:lvl w:ilvl="3">
-      <w:start w:val="1"/>
-      <w:numFmt w:val="decimal"/>
-      <w:lvlText w:val="%4."/>
-      <w:lvlJc w:val="left"/>
-      <w:pPr>
-        <w:tabs>
-          <w:tab w:val="num" w:pos="1800"/>
-        </w:tabs>
-        <w:ind w:left="1800" w:hanging="360"/>
-      </w:pPr>
-      <w:rPr/>
-    </w:lvl>
-    <w:lvl w:ilvl="4">
-      <w:start w:val="1"/>
-      <w:numFmt w:val="decimal"/>
-      <w:lvlText w:val="%5."/>
-      <w:lvlJc w:val="left"/>
-      <w:pPr>
-        <w:tabs>
-          <w:tab w:val="num" w:pos="2160"/>
-        </w:tabs>
-        <w:ind w:left="2160" w:hanging="360"/>
-      </w:pPr>
-      <w:rPr/>
-    </w:lvl>
-    <w:lvl w:ilvl="5">
-      <w:start w:val="1"/>
-      <w:numFmt w:val="decimal"/>
-      <w:lvlText w:val="%6."/>
-      <w:lvlJc w:val="left"/>
-      <w:pPr>
-        <w:tabs>
-          <w:tab w:val="num" w:pos="2520"/>
-        </w:tabs>
-        <w:ind w:left="2520" w:hanging="360"/>
-      </w:pPr>
-      <w:rPr/>
-    </w:lvl>
-    <w:lvl w:ilvl="6">
-      <w:start w:val="1"/>
-      <w:numFmt w:val="decimal"/>
-      <w:lvlText w:val="%7."/>
-      <w:lvlJc w:val="left"/>
-      <w:pPr>
-        <w:tabs>
-          <w:tab w:val="num" w:pos="2880"/>
-        </w:tabs>
-        <w:ind w:left="2880" w:hanging="360"/>
-      </w:pPr>
-      <w:rPr/>
-    </w:lvl>
-    <w:lvl w:ilvl="7">
-      <w:start w:val="1"/>
-      <w:numFmt w:val="decimal"/>
-      <w:lvlText w:val="%8."/>
-      <w:lvlJc w:val="left"/>
-      <w:pPr>
-        <w:tabs>
-          <w:tab w:val="num" w:pos="3240"/>
-        </w:tabs>
-        <w:ind w:left="3240" w:hanging="360"/>
-      </w:pPr>
-      <w:rPr/>
-    </w:lvl>
-    <w:lvl w:ilvl="8">
-      <w:start w:val="1"/>
-      <w:numFmt w:val="decimal"/>
-      <w:lvlText w:val="%9."/>
-      <w:lvlJc w:val="left"/>
-      <w:pPr>
-        <w:tabs>
-          <w:tab w:val="num" w:pos="3600"/>
-        </w:tabs>
-        <w:ind w:left="3600" w:hanging="360"/>
-      </w:pPr>
-      <w:rPr/>
-    </w:lvl>
-  </w:abstractNum>
-  <w:abstractNum w:abstractNumId="6">
-    <w:lvl w:ilvl="0">
-      <w:start w:val="1"/>
-      <w:numFmt w:val="decimal"/>
-      <w:lvlText w:val="%1."/>
-      <w:lvlJc w:val="left"/>
-      <w:pPr>
-        <w:tabs>
-          <w:tab w:val="num" w:pos="720"/>
-        </w:tabs>
-        <w:ind w:left="720" w:hanging="360"/>
-      </w:pPr>
-      <w:rPr/>
-    </w:lvl>
-    <w:lvl w:ilvl="1">
-      <w:start w:val="1"/>
-      <w:numFmt w:val="decimal"/>
-      <w:lvlText w:val="%2."/>
-      <w:lvlJc w:val="left"/>
-      <w:pPr>
-        <w:tabs>
-          <w:tab w:val="num" w:pos="1080"/>
-        </w:tabs>
-        <w:ind w:left="1080" w:hanging="360"/>
-      </w:pPr>
-      <w:rPr/>
-    </w:lvl>
-    <w:lvl w:ilvl="2">
-      <w:start w:val="1"/>
-      <w:numFmt w:val="decimal"/>
-      <w:lvlText w:val="%3."/>
-      <w:lvlJc w:val="left"/>
-      <w:pPr>
-        <w:tabs>
-          <w:tab w:val="num" w:pos="1440"/>
-        </w:tabs>
-        <w:ind w:left="1440" w:hanging="360"/>
-      </w:pPr>
-      <w:rPr/>
-    </w:lvl>
-    <w:lvl w:ilvl="3">
-      <w:start w:val="1"/>
-      <w:numFmt w:val="decimal"/>
-      <w:lvlText w:val="%4."/>
-      <w:lvlJc w:val="left"/>
-      <w:pPr>
-        <w:tabs>
-          <w:tab w:val="num" w:pos="1800"/>
-        </w:tabs>
-        <w:ind w:left="1800" w:hanging="360"/>
-      </w:pPr>
-      <w:rPr/>
-    </w:lvl>
-    <w:lvl w:ilvl="4">
-      <w:start w:val="1"/>
-      <w:numFmt w:val="decimal"/>
-      <w:lvlText w:val="%5."/>
-      <w:lvlJc w:val="left"/>
-      <w:pPr>
-        <w:tabs>
-          <w:tab w:val="num" w:pos="2160"/>
-        </w:tabs>
-        <w:ind w:left="2160" w:hanging="360"/>
-      </w:pPr>
-      <w:rPr/>
-    </w:lvl>
-    <w:lvl w:ilvl="5">
-      <w:start w:val="1"/>
-      <w:numFmt w:val="decimal"/>
-      <w:lvlText w:val="%6."/>
-      <w:lvlJc w:val="left"/>
-      <w:pPr>
-        <w:tabs>
-          <w:tab w:val="num" w:pos="2520"/>
-        </w:tabs>
-        <w:ind w:left="2520" w:hanging="360"/>
-      </w:pPr>
-      <w:rPr/>
-    </w:lvl>
-    <w:lvl w:ilvl="6">
-      <w:start w:val="1"/>
-      <w:numFmt w:val="decimal"/>
-      <w:lvlText w:val="%7."/>
-      <w:lvlJc w:val="left"/>
-      <w:pPr>
-        <w:tabs>
-          <w:tab w:val="num" w:pos="2880"/>
-        </w:tabs>
-        <w:ind w:left="2880" w:hanging="360"/>
-      </w:pPr>
-      <w:rPr/>
-    </w:lvl>
-    <w:lvl w:ilvl="7">
-      <w:start w:val="1"/>
-      <w:numFmt w:val="decimal"/>
-      <w:lvlText w:val="%8."/>
-      <w:lvlJc w:val="left"/>
-      <w:pPr>
-        <w:tabs>
-          <w:tab w:val="num" w:pos="3240"/>
-        </w:tabs>
-        <w:ind w:left="3240" w:hanging="360"/>
-      </w:pPr>
-      <w:rPr/>
-    </w:lvl>
-    <w:lvl w:ilvl="8">
-      <w:start w:val="1"/>
-      <w:numFmt w:val="decimal"/>
-      <w:lvlText w:val="%9."/>
-      <w:lvlJc w:val="left"/>
-      <w:pPr>
-        <w:tabs>
-          <w:tab w:val="num" w:pos="3600"/>
-        </w:tabs>
-        <w:ind w:left="3600" w:hanging="360"/>
-      </w:pPr>
-      <w:rPr/>
-    </w:lvl>
-  </w:abstractNum>
-  <w:abstractNum w:abstractNumId="7">
-    <w:lvl w:ilvl="0">
-      <w:start w:val="1"/>
-      <w:numFmt w:val="decimal"/>
-      <w:lvlText w:val="%1."/>
-      <w:lvlJc w:val="left"/>
-      <w:pPr>
-        <w:tabs>
-          <w:tab w:val="num" w:pos="720"/>
-        </w:tabs>
-        <w:ind w:left="720" w:hanging="360"/>
-      </w:pPr>
-      <w:rPr/>
-    </w:lvl>
-    <w:lvl w:ilvl="1">
-      <w:start w:val="1"/>
-      <w:numFmt w:val="decimal"/>
-      <w:lvlText w:val="%2."/>
-      <w:lvlJc w:val="left"/>
-      <w:pPr>
-        <w:tabs>
-          <w:tab w:val="num" w:pos="1080"/>
-        </w:tabs>
-        <w:ind w:left="1080" w:hanging="360"/>
-      </w:pPr>
-      <w:rPr/>
-    </w:lvl>
-    <w:lvl w:ilvl="2">
-      <w:start w:val="1"/>
-      <w:numFmt w:val="decimal"/>
-      <w:lvlText w:val="%3."/>
-      <w:lvlJc w:val="left"/>
-      <w:pPr>
-        <w:tabs>
-          <w:tab w:val="num" w:pos="1440"/>
-        </w:tabs>
-        <w:ind w:left="1440" w:hanging="360"/>
-      </w:pPr>
-      <w:rPr/>
-    </w:lvl>
-    <w:lvl w:ilvl="3">
-      <w:start w:val="1"/>
-      <w:numFmt w:val="decimal"/>
-      <w:lvlText w:val="%4."/>
-      <w:lvlJc w:val="left"/>
-      <w:pPr>
-        <w:tabs>
-          <w:tab w:val="num" w:pos="1800"/>
-        </w:tabs>
-        <w:ind w:left="1800" w:hanging="360"/>
-      </w:pPr>
-      <w:rPr/>
-    </w:lvl>
-    <w:lvl w:ilvl="4">
-      <w:start w:val="1"/>
-      <w:numFmt w:val="decimal"/>
-      <w:lvlText w:val="%5."/>
-      <w:lvlJc w:val="left"/>
-      <w:pPr>
-        <w:tabs>
-          <w:tab w:val="num" w:pos="2160"/>
-        </w:tabs>
-        <w:ind w:left="2160" w:hanging="360"/>
-      </w:pPr>
-      <w:rPr/>
-    </w:lvl>
-    <w:lvl w:ilvl="5">
-      <w:start w:val="1"/>
-      <w:numFmt w:val="decimal"/>
-      <w:lvlText w:val="%6."/>
-      <w:lvlJc w:val="left"/>
-      <w:pPr>
-        <w:tabs>
-          <w:tab w:val="num" w:pos="2520"/>
-        </w:tabs>
-        <w:ind w:left="2520" w:hanging="360"/>
-      </w:pPr>
-      <w:rPr/>
-    </w:lvl>
-    <w:lvl w:ilvl="6">
-      <w:start w:val="1"/>
-      <w:numFmt w:val="decimal"/>
-      <w:lvlText w:val="%7."/>
-      <w:lvlJc w:val="left"/>
-      <w:pPr>
-        <w:tabs>
-          <w:tab w:val="num" w:pos="2880"/>
-        </w:tabs>
-        <w:ind w:left="2880" w:hanging="360"/>
-      </w:pPr>
-      <w:rPr/>
-    </w:lvl>
-    <w:lvl w:ilvl="7">
-      <w:start w:val="1"/>
-      <w:numFmt w:val="decimal"/>
-      <w:lvlText w:val="%8."/>
-      <w:lvlJc w:val="left"/>
-      <w:pPr>
-        <w:tabs>
-          <w:tab w:val="num" w:pos="3240"/>
-        </w:tabs>
-        <w:ind w:left="3240" w:hanging="360"/>
-      </w:pPr>
-      <w:rPr/>
-    </w:lvl>
-    <w:lvl w:ilvl="8">
-      <w:start w:val="1"/>
-      <w:numFmt w:val="decimal"/>
-      <w:lvlText w:val="%9."/>
-      <w:lvlJc w:val="left"/>
-      <w:pPr>
-        <w:tabs>
-          <w:tab w:val="num" w:pos="3600"/>
-        </w:tabs>
-        <w:ind w:left="3600" w:hanging="360"/>
-      </w:pPr>
-      <w:rPr/>
-    </w:lvl>
-  </w:abstractNum>
-  <w:abstractNum w:abstractNumId="8">
+  <w:abstractNum w:abstractNumId="15" w15:restartNumberingAfterBreak="0">
+    <w:nsid w:val="7CCC6C83"/>
+    <w:multiLevelType w:val="multilevel"/>
+    <w:tmpl w:val="6BF29F8A"/>
     <w:lvl w:ilvl="0">
       <w:start w:val="1"/>
       <w:numFmt w:val="bullet"/>
@@ -6004,1144 +6626,84 @@
       </w:rPr>
     </w:lvl>
   </w:abstractNum>
-  <w:abstractNum w:abstractNumId="9">
-    <w:lvl w:ilvl="0">
-      <w:start w:val="1"/>
-      <w:numFmt w:val="bullet"/>
-      <w:lvlText w:val="-"/>
-      <w:lvlJc w:val="left"/>
-      <w:pPr>
-        <w:tabs>
-          <w:tab w:val="num" w:pos="0"/>
-        </w:tabs>
-        <w:ind w:left="720" w:hanging="360"/>
-      </w:pPr>
-      <w:rPr>
-        <w:rFonts w:ascii="Arial" w:hAnsi="Arial" w:cs="Arial" w:hint="default"/>
-      </w:rPr>
-    </w:lvl>
-    <w:lvl w:ilvl="1">
-      <w:start w:val="1"/>
-      <w:numFmt w:val="bullet"/>
-      <w:lvlText w:val="o"/>
-      <w:lvlJc w:val="left"/>
-      <w:pPr>
-        <w:tabs>
-          <w:tab w:val="num" w:pos="0"/>
-        </w:tabs>
-        <w:ind w:left="1440" w:hanging="360"/>
-      </w:pPr>
-      <w:rPr>
-        <w:rFonts w:ascii="Courier New" w:hAnsi="Courier New" w:cs="Courier New" w:hint="default"/>
-      </w:rPr>
-    </w:lvl>
-    <w:lvl w:ilvl="2">
-      <w:start w:val="1"/>
-      <w:numFmt w:val="bullet"/>
-      <w:lvlText w:val=""/>
-      <w:lvlJc w:val="left"/>
-      <w:pPr>
-        <w:tabs>
-          <w:tab w:val="num" w:pos="0"/>
-        </w:tabs>
-        <w:ind w:left="2160" w:hanging="360"/>
-      </w:pPr>
-      <w:rPr>
-        <w:rFonts w:ascii="Wingdings" w:hAnsi="Wingdings" w:cs="Wingdings" w:hint="default"/>
-      </w:rPr>
-    </w:lvl>
-    <w:lvl w:ilvl="3">
-      <w:start w:val="1"/>
-      <w:numFmt w:val="bullet"/>
-      <w:lvlText w:val=""/>
-      <w:lvlJc w:val="left"/>
-      <w:pPr>
-        <w:tabs>
-          <w:tab w:val="num" w:pos="0"/>
-        </w:tabs>
-        <w:ind w:left="2880" w:hanging="360"/>
-      </w:pPr>
-      <w:rPr>
-        <w:rFonts w:ascii="Symbol" w:hAnsi="Symbol" w:cs="Symbol" w:hint="default"/>
-      </w:rPr>
-    </w:lvl>
-    <w:lvl w:ilvl="4">
-      <w:start w:val="1"/>
-      <w:numFmt w:val="bullet"/>
-      <w:lvlText w:val="o"/>
-      <w:lvlJc w:val="left"/>
-      <w:pPr>
-        <w:tabs>
-          <w:tab w:val="num" w:pos="0"/>
-        </w:tabs>
-        <w:ind w:left="3600" w:hanging="360"/>
-      </w:pPr>
-      <w:rPr>
-        <w:rFonts w:ascii="Courier New" w:hAnsi="Courier New" w:cs="Courier New" w:hint="default"/>
-      </w:rPr>
-    </w:lvl>
-    <w:lvl w:ilvl="5">
-      <w:start w:val="1"/>
-      <w:numFmt w:val="bullet"/>
-      <w:lvlText w:val=""/>
-      <w:lvlJc w:val="left"/>
-      <w:pPr>
-        <w:tabs>
-          <w:tab w:val="num" w:pos="0"/>
-        </w:tabs>
-        <w:ind w:left="4320" w:hanging="360"/>
-      </w:pPr>
-      <w:rPr>
-        <w:rFonts w:ascii="Wingdings" w:hAnsi="Wingdings" w:cs="Wingdings" w:hint="default"/>
-      </w:rPr>
-    </w:lvl>
-    <w:lvl w:ilvl="6">
-      <w:start w:val="1"/>
-      <w:numFmt w:val="bullet"/>
-      <w:lvlText w:val=""/>
-      <w:lvlJc w:val="left"/>
-      <w:pPr>
-        <w:tabs>
-          <w:tab w:val="num" w:pos="0"/>
-        </w:tabs>
-        <w:ind w:left="5040" w:hanging="360"/>
-      </w:pPr>
-      <w:rPr>
-        <w:rFonts w:ascii="Symbol" w:hAnsi="Symbol" w:cs="Symbol" w:hint="default"/>
-      </w:rPr>
-    </w:lvl>
-    <w:lvl w:ilvl="7">
-      <w:start w:val="1"/>
-      <w:numFmt w:val="bullet"/>
-      <w:lvlText w:val="o"/>
-      <w:lvlJc w:val="left"/>
-      <w:pPr>
-        <w:tabs>
-          <w:tab w:val="num" w:pos="0"/>
-        </w:tabs>
-        <w:ind w:left="5760" w:hanging="360"/>
-      </w:pPr>
-      <w:rPr>
-        <w:rFonts w:ascii="Courier New" w:hAnsi="Courier New" w:cs="Courier New" w:hint="default"/>
-      </w:rPr>
-    </w:lvl>
-    <w:lvl w:ilvl="8">
-      <w:start w:val="1"/>
-      <w:numFmt w:val="bullet"/>
-      <w:lvlText w:val=""/>
-      <w:lvlJc w:val="left"/>
-      <w:pPr>
-        <w:tabs>
-          <w:tab w:val="num" w:pos="0"/>
-        </w:tabs>
-        <w:ind w:left="6480" w:hanging="360"/>
-      </w:pPr>
-      <w:rPr>
-        <w:rFonts w:ascii="Wingdings" w:hAnsi="Wingdings" w:cs="Wingdings" w:hint="default"/>
-      </w:rPr>
-    </w:lvl>
-  </w:abstractNum>
-  <w:abstractNum w:abstractNumId="10">
-    <w:lvl w:ilvl="0">
-      <w:start w:val="1"/>
-      <w:numFmt w:val="lowerLetter"/>
-      <w:lvlText w:val="%1)"/>
-      <w:lvlJc w:val="left"/>
-      <w:pPr>
-        <w:tabs>
-          <w:tab w:val="num" w:pos="720"/>
-        </w:tabs>
-        <w:ind w:left="720" w:hanging="360"/>
-      </w:pPr>
-      <w:rPr/>
-    </w:lvl>
-    <w:lvl w:ilvl="1">
-      <w:start w:val="1"/>
-      <w:numFmt w:val="lowerLetter"/>
-      <w:lvlText w:val="%2)"/>
-      <w:lvlJc w:val="left"/>
-      <w:pPr>
-        <w:tabs>
-          <w:tab w:val="num" w:pos="1080"/>
-        </w:tabs>
-        <w:ind w:left="1080" w:hanging="360"/>
-      </w:pPr>
-      <w:rPr/>
-    </w:lvl>
-    <w:lvl w:ilvl="2">
-      <w:start w:val="1"/>
-      <w:numFmt w:val="lowerLetter"/>
-      <w:lvlText w:val="%3)"/>
-      <w:lvlJc w:val="left"/>
-      <w:pPr>
-        <w:tabs>
-          <w:tab w:val="num" w:pos="1440"/>
-        </w:tabs>
-        <w:ind w:left="1440" w:hanging="360"/>
-      </w:pPr>
-      <w:rPr/>
-    </w:lvl>
-    <w:lvl w:ilvl="3">
-      <w:start w:val="1"/>
-      <w:numFmt w:val="lowerLetter"/>
-      <w:lvlText w:val="%4)"/>
-      <w:lvlJc w:val="left"/>
-      <w:pPr>
-        <w:tabs>
-          <w:tab w:val="num" w:pos="1800"/>
-        </w:tabs>
-        <w:ind w:left="1800" w:hanging="360"/>
-      </w:pPr>
-      <w:rPr/>
-    </w:lvl>
-    <w:lvl w:ilvl="4">
-      <w:start w:val="1"/>
-      <w:numFmt w:val="lowerLetter"/>
-      <w:lvlText w:val="%5)"/>
-      <w:lvlJc w:val="left"/>
-      <w:pPr>
-        <w:tabs>
-          <w:tab w:val="num" w:pos="2160"/>
-        </w:tabs>
-        <w:ind w:left="2160" w:hanging="360"/>
-      </w:pPr>
-      <w:rPr/>
-    </w:lvl>
-    <w:lvl w:ilvl="5">
-      <w:start w:val="1"/>
-      <w:numFmt w:val="lowerLetter"/>
-      <w:lvlText w:val="%6)"/>
-      <w:lvlJc w:val="left"/>
-      <w:pPr>
-        <w:tabs>
-          <w:tab w:val="num" w:pos="2520"/>
-        </w:tabs>
-        <w:ind w:left="2520" w:hanging="360"/>
-      </w:pPr>
-      <w:rPr/>
-    </w:lvl>
-    <w:lvl w:ilvl="6">
-      <w:start w:val="1"/>
-      <w:numFmt w:val="lowerLetter"/>
-      <w:lvlText w:val="%7)"/>
-      <w:lvlJc w:val="left"/>
-      <w:pPr>
-        <w:tabs>
-          <w:tab w:val="num" w:pos="2880"/>
-        </w:tabs>
-        <w:ind w:left="2880" w:hanging="360"/>
-      </w:pPr>
-      <w:rPr/>
-    </w:lvl>
-    <w:lvl w:ilvl="7">
-      <w:start w:val="1"/>
-      <w:numFmt w:val="lowerLetter"/>
-      <w:lvlText w:val="%8)"/>
-      <w:lvlJc w:val="left"/>
-      <w:pPr>
-        <w:tabs>
-          <w:tab w:val="num" w:pos="3240"/>
-        </w:tabs>
-        <w:ind w:left="3240" w:hanging="360"/>
-      </w:pPr>
-      <w:rPr/>
-    </w:lvl>
-    <w:lvl w:ilvl="8">
-      <w:start w:val="1"/>
-      <w:numFmt w:val="lowerLetter"/>
-      <w:lvlText w:val="%9)"/>
-      <w:lvlJc w:val="left"/>
-      <w:pPr>
-        <w:tabs>
-          <w:tab w:val="num" w:pos="3600"/>
-        </w:tabs>
-        <w:ind w:left="3600" w:hanging="360"/>
-      </w:pPr>
-      <w:rPr/>
-    </w:lvl>
-  </w:abstractNum>
-  <w:abstractNum w:abstractNumId="11">
-    <w:lvl w:ilvl="0">
-      <w:start w:val="1"/>
-      <w:numFmt w:val="bullet"/>
-      <w:lvlText w:val=""/>
-      <w:lvlJc w:val="left"/>
-      <w:pPr>
-        <w:tabs>
-          <w:tab w:val="num" w:pos="720"/>
-        </w:tabs>
-        <w:ind w:left="720" w:hanging="360"/>
-      </w:pPr>
-      <w:rPr>
-        <w:rFonts w:ascii="Symbol" w:hAnsi="Symbol" w:cs="Symbol" w:hint="default"/>
-      </w:rPr>
-    </w:lvl>
-    <w:lvl w:ilvl="1">
-      <w:start w:val="1"/>
-      <w:numFmt w:val="bullet"/>
-      <w:lvlText w:val=""/>
-      <w:lvlJc w:val="left"/>
-      <w:pPr>
-        <w:tabs>
-          <w:tab w:val="num" w:pos="1080"/>
-        </w:tabs>
-        <w:ind w:left="1080" w:hanging="360"/>
-      </w:pPr>
-      <w:rPr>
-        <w:rFonts w:ascii="Symbol" w:hAnsi="Symbol" w:cs="Symbol" w:hint="default"/>
-      </w:rPr>
-    </w:lvl>
-    <w:lvl w:ilvl="2">
-      <w:start w:val="1"/>
-      <w:numFmt w:val="bullet"/>
-      <w:lvlText w:val=""/>
-      <w:lvlJc w:val="left"/>
-      <w:pPr>
-        <w:tabs>
-          <w:tab w:val="num" w:pos="1440"/>
-        </w:tabs>
-        <w:ind w:left="1440" w:hanging="360"/>
-      </w:pPr>
-      <w:rPr>
-        <w:rFonts w:ascii="Symbol" w:hAnsi="Symbol" w:cs="Symbol" w:hint="default"/>
-      </w:rPr>
-    </w:lvl>
-    <w:lvl w:ilvl="3">
-      <w:start w:val="1"/>
-      <w:numFmt w:val="bullet"/>
-      <w:lvlText w:val=""/>
-      <w:lvlJc w:val="left"/>
-      <w:pPr>
-        <w:tabs>
-          <w:tab w:val="num" w:pos="1800"/>
-        </w:tabs>
-        <w:ind w:left="1800" w:hanging="360"/>
-      </w:pPr>
-      <w:rPr>
-        <w:rFonts w:ascii="Symbol" w:hAnsi="Symbol" w:cs="Symbol" w:hint="default"/>
-      </w:rPr>
-    </w:lvl>
-    <w:lvl w:ilvl="4">
-      <w:start w:val="1"/>
-      <w:numFmt w:val="bullet"/>
-      <w:lvlText w:val=""/>
-      <w:lvlJc w:val="left"/>
-      <w:pPr>
-        <w:tabs>
-          <w:tab w:val="num" w:pos="2160"/>
-        </w:tabs>
-        <w:ind w:left="2160" w:hanging="360"/>
-      </w:pPr>
-      <w:rPr>
-        <w:rFonts w:ascii="Symbol" w:hAnsi="Symbol" w:cs="Symbol" w:hint="default"/>
-      </w:rPr>
-    </w:lvl>
-    <w:lvl w:ilvl="5">
-      <w:start w:val="1"/>
-      <w:numFmt w:val="bullet"/>
-      <w:lvlText w:val=""/>
-      <w:lvlJc w:val="left"/>
-      <w:pPr>
-        <w:tabs>
-          <w:tab w:val="num" w:pos="2520"/>
-        </w:tabs>
-        <w:ind w:left="2520" w:hanging="360"/>
-      </w:pPr>
-      <w:rPr>
-        <w:rFonts w:ascii="Symbol" w:hAnsi="Symbol" w:cs="Symbol" w:hint="default"/>
-      </w:rPr>
-    </w:lvl>
-    <w:lvl w:ilvl="6">
-      <w:start w:val="1"/>
-      <w:numFmt w:val="bullet"/>
-      <w:lvlText w:val=""/>
-      <w:lvlJc w:val="left"/>
-      <w:pPr>
-        <w:tabs>
-          <w:tab w:val="num" w:pos="2880"/>
-        </w:tabs>
-        <w:ind w:left="2880" w:hanging="360"/>
-      </w:pPr>
-      <w:rPr>
-        <w:rFonts w:ascii="Symbol" w:hAnsi="Symbol" w:cs="Symbol" w:hint="default"/>
-      </w:rPr>
-    </w:lvl>
-    <w:lvl w:ilvl="7">
-      <w:start w:val="1"/>
-      <w:numFmt w:val="bullet"/>
-      <w:lvlText w:val=""/>
-      <w:lvlJc w:val="left"/>
-      <w:pPr>
-        <w:tabs>
-          <w:tab w:val="num" w:pos="3240"/>
-        </w:tabs>
-        <w:ind w:left="3240" w:hanging="360"/>
-      </w:pPr>
-      <w:rPr>
-        <w:rFonts w:ascii="Symbol" w:hAnsi="Symbol" w:cs="Symbol" w:hint="default"/>
-      </w:rPr>
-    </w:lvl>
-    <w:lvl w:ilvl="8">
-      <w:start w:val="1"/>
-      <w:numFmt w:val="bullet"/>
-      <w:lvlText w:val=""/>
-      <w:lvlJc w:val="left"/>
-      <w:pPr>
-        <w:tabs>
-          <w:tab w:val="num" w:pos="3600"/>
-        </w:tabs>
-        <w:ind w:left="3600" w:hanging="360"/>
-      </w:pPr>
-      <w:rPr>
-        <w:rFonts w:ascii="Symbol" w:hAnsi="Symbol" w:cs="Symbol" w:hint="default"/>
-      </w:rPr>
-    </w:lvl>
-  </w:abstractNum>
-  <w:abstractNum w:abstractNumId="12">
-    <w:lvl w:ilvl="0">
-      <w:start w:val="1"/>
-      <w:numFmt w:val="bullet"/>
-      <w:lvlText w:val=""/>
-      <w:lvlJc w:val="left"/>
-      <w:pPr>
-        <w:tabs>
-          <w:tab w:val="num" w:pos="720"/>
-        </w:tabs>
-        <w:ind w:left="720" w:hanging="360"/>
-      </w:pPr>
-      <w:rPr>
-        <w:rFonts w:ascii="Symbol" w:hAnsi="Symbol" w:cs="Symbol" w:hint="default"/>
-      </w:rPr>
-    </w:lvl>
-    <w:lvl w:ilvl="1">
-      <w:start w:val="1"/>
-      <w:numFmt w:val="bullet"/>
-      <w:lvlText w:val="◦"/>
-      <w:lvlJc w:val="left"/>
-      <w:pPr>
-        <w:tabs>
-          <w:tab w:val="num" w:pos="1080"/>
-        </w:tabs>
-        <w:ind w:left="1080" w:hanging="360"/>
-      </w:pPr>
-      <w:rPr>
-        <w:rFonts w:ascii="OpenSymbol" w:hAnsi="OpenSymbol" w:cs="OpenSymbol" w:hint="default"/>
-      </w:rPr>
-    </w:lvl>
-    <w:lvl w:ilvl="2">
-      <w:start w:val="1"/>
-      <w:numFmt w:val="bullet"/>
-      <w:lvlText w:val="▪"/>
-      <w:lvlJc w:val="left"/>
-      <w:pPr>
-        <w:tabs>
-          <w:tab w:val="num" w:pos="1440"/>
-        </w:tabs>
-        <w:ind w:left="1440" w:hanging="360"/>
-      </w:pPr>
-      <w:rPr>
-        <w:rFonts w:ascii="OpenSymbol" w:hAnsi="OpenSymbol" w:cs="OpenSymbol" w:hint="default"/>
-      </w:rPr>
-    </w:lvl>
-    <w:lvl w:ilvl="3">
-      <w:start w:val="1"/>
-      <w:numFmt w:val="bullet"/>
-      <w:lvlText w:val=""/>
-      <w:lvlJc w:val="left"/>
-      <w:pPr>
-        <w:tabs>
-          <w:tab w:val="num" w:pos="1800"/>
-        </w:tabs>
-        <w:ind w:left="1800" w:hanging="360"/>
-      </w:pPr>
-      <w:rPr>
-        <w:rFonts w:ascii="Symbol" w:hAnsi="Symbol" w:cs="Symbol" w:hint="default"/>
-      </w:rPr>
-    </w:lvl>
-    <w:lvl w:ilvl="4">
-      <w:start w:val="1"/>
-      <w:numFmt w:val="bullet"/>
-      <w:lvlText w:val="◦"/>
-      <w:lvlJc w:val="left"/>
-      <w:pPr>
-        <w:tabs>
-          <w:tab w:val="num" w:pos="2160"/>
-        </w:tabs>
-        <w:ind w:left="2160" w:hanging="360"/>
-      </w:pPr>
-      <w:rPr>
-        <w:rFonts w:ascii="OpenSymbol" w:hAnsi="OpenSymbol" w:cs="OpenSymbol" w:hint="default"/>
-      </w:rPr>
-    </w:lvl>
-    <w:lvl w:ilvl="5">
-      <w:start w:val="1"/>
-      <w:numFmt w:val="bullet"/>
-      <w:lvlText w:val="▪"/>
-      <w:lvlJc w:val="left"/>
-      <w:pPr>
-        <w:tabs>
-          <w:tab w:val="num" w:pos="2520"/>
-        </w:tabs>
-        <w:ind w:left="2520" w:hanging="360"/>
-      </w:pPr>
-      <w:rPr>
-        <w:rFonts w:ascii="OpenSymbol" w:hAnsi="OpenSymbol" w:cs="OpenSymbol" w:hint="default"/>
-      </w:rPr>
-    </w:lvl>
-    <w:lvl w:ilvl="6">
-      <w:start w:val="1"/>
-      <w:numFmt w:val="bullet"/>
-      <w:lvlText w:val=""/>
-      <w:lvlJc w:val="left"/>
-      <w:pPr>
-        <w:tabs>
-          <w:tab w:val="num" w:pos="2880"/>
-        </w:tabs>
-        <w:ind w:left="2880" w:hanging="360"/>
-      </w:pPr>
-      <w:rPr>
-        <w:rFonts w:ascii="Symbol" w:hAnsi="Symbol" w:cs="Symbol" w:hint="default"/>
-      </w:rPr>
-    </w:lvl>
-    <w:lvl w:ilvl="7">
-      <w:start w:val="1"/>
-      <w:numFmt w:val="bullet"/>
-      <w:lvlText w:val="◦"/>
-      <w:lvlJc w:val="left"/>
-      <w:pPr>
-        <w:tabs>
-          <w:tab w:val="num" w:pos="3240"/>
-        </w:tabs>
-        <w:ind w:left="3240" w:hanging="360"/>
-      </w:pPr>
-      <w:rPr>
-        <w:rFonts w:ascii="OpenSymbol" w:hAnsi="OpenSymbol" w:cs="OpenSymbol" w:hint="default"/>
-      </w:rPr>
-    </w:lvl>
-    <w:lvl w:ilvl="8">
-      <w:start w:val="1"/>
-      <w:numFmt w:val="bullet"/>
-      <w:lvlText w:val="▪"/>
-      <w:lvlJc w:val="left"/>
-      <w:pPr>
-        <w:tabs>
-          <w:tab w:val="num" w:pos="3600"/>
-        </w:tabs>
-        <w:ind w:left="3600" w:hanging="360"/>
-      </w:pPr>
-      <w:rPr>
-        <w:rFonts w:ascii="OpenSymbol" w:hAnsi="OpenSymbol" w:cs="OpenSymbol" w:hint="default"/>
-      </w:rPr>
-    </w:lvl>
-  </w:abstractNum>
-  <w:abstractNum w:abstractNumId="13">
-    <w:lvl w:ilvl="0">
-      <w:start w:val="1"/>
-      <w:numFmt w:val="bullet"/>
-      <w:lvlText w:val=""/>
-      <w:lvlJc w:val="left"/>
-      <w:pPr>
-        <w:tabs>
-          <w:tab w:val="num" w:pos="720"/>
-        </w:tabs>
-        <w:ind w:left="720" w:hanging="360"/>
-      </w:pPr>
-      <w:rPr>
-        <w:rFonts w:ascii="Symbol" w:hAnsi="Symbol" w:cs="Symbol" w:hint="default"/>
-      </w:rPr>
-    </w:lvl>
-    <w:lvl w:ilvl="1">
-      <w:start w:val="1"/>
-      <w:numFmt w:val="bullet"/>
-      <w:lvlText w:val="◦"/>
-      <w:lvlJc w:val="left"/>
-      <w:pPr>
-        <w:tabs>
-          <w:tab w:val="num" w:pos="1080"/>
-        </w:tabs>
-        <w:ind w:left="1080" w:hanging="360"/>
-      </w:pPr>
-      <w:rPr>
-        <w:rFonts w:ascii="OpenSymbol" w:hAnsi="OpenSymbol" w:cs="OpenSymbol" w:hint="default"/>
-      </w:rPr>
-    </w:lvl>
-    <w:lvl w:ilvl="2">
-      <w:start w:val="1"/>
-      <w:numFmt w:val="bullet"/>
-      <w:lvlText w:val="▪"/>
-      <w:lvlJc w:val="left"/>
-      <w:pPr>
-        <w:tabs>
-          <w:tab w:val="num" w:pos="1440"/>
-        </w:tabs>
-        <w:ind w:left="1440" w:hanging="360"/>
-      </w:pPr>
-      <w:rPr>
-        <w:rFonts w:ascii="OpenSymbol" w:hAnsi="OpenSymbol" w:cs="OpenSymbol" w:hint="default"/>
-      </w:rPr>
-    </w:lvl>
-    <w:lvl w:ilvl="3">
-      <w:start w:val="1"/>
-      <w:numFmt w:val="bullet"/>
-      <w:lvlText w:val=""/>
-      <w:lvlJc w:val="left"/>
-      <w:pPr>
-        <w:tabs>
-          <w:tab w:val="num" w:pos="1800"/>
-        </w:tabs>
-        <w:ind w:left="1800" w:hanging="360"/>
-      </w:pPr>
-      <w:rPr>
-        <w:rFonts w:ascii="Symbol" w:hAnsi="Symbol" w:cs="Symbol" w:hint="default"/>
-      </w:rPr>
-    </w:lvl>
-    <w:lvl w:ilvl="4">
-      <w:start w:val="1"/>
-      <w:numFmt w:val="bullet"/>
-      <w:lvlText w:val="◦"/>
-      <w:lvlJc w:val="left"/>
-      <w:pPr>
-        <w:tabs>
-          <w:tab w:val="num" w:pos="2160"/>
-        </w:tabs>
-        <w:ind w:left="2160" w:hanging="360"/>
-      </w:pPr>
-      <w:rPr>
-        <w:rFonts w:ascii="OpenSymbol" w:hAnsi="OpenSymbol" w:cs="OpenSymbol" w:hint="default"/>
-      </w:rPr>
-    </w:lvl>
-    <w:lvl w:ilvl="5">
-      <w:start w:val="1"/>
-      <w:numFmt w:val="bullet"/>
-      <w:lvlText w:val="▪"/>
-      <w:lvlJc w:val="left"/>
-      <w:pPr>
-        <w:tabs>
-          <w:tab w:val="num" w:pos="2520"/>
-        </w:tabs>
-        <w:ind w:left="2520" w:hanging="360"/>
-      </w:pPr>
-      <w:rPr>
-        <w:rFonts w:ascii="OpenSymbol" w:hAnsi="OpenSymbol" w:cs="OpenSymbol" w:hint="default"/>
-      </w:rPr>
-    </w:lvl>
-    <w:lvl w:ilvl="6">
-      <w:start w:val="1"/>
-      <w:numFmt w:val="bullet"/>
-      <w:lvlText w:val=""/>
-      <w:lvlJc w:val="left"/>
-      <w:pPr>
-        <w:tabs>
-          <w:tab w:val="num" w:pos="2880"/>
-        </w:tabs>
-        <w:ind w:left="2880" w:hanging="360"/>
-      </w:pPr>
-      <w:rPr>
-        <w:rFonts w:ascii="Symbol" w:hAnsi="Symbol" w:cs="Symbol" w:hint="default"/>
-      </w:rPr>
-    </w:lvl>
-    <w:lvl w:ilvl="7">
-      <w:start w:val="1"/>
-      <w:numFmt w:val="bullet"/>
-      <w:lvlText w:val="◦"/>
-      <w:lvlJc w:val="left"/>
-      <w:pPr>
-        <w:tabs>
-          <w:tab w:val="num" w:pos="3240"/>
-        </w:tabs>
-        <w:ind w:left="3240" w:hanging="360"/>
-      </w:pPr>
-      <w:rPr>
-        <w:rFonts w:ascii="OpenSymbol" w:hAnsi="OpenSymbol" w:cs="OpenSymbol" w:hint="default"/>
-      </w:rPr>
-    </w:lvl>
-    <w:lvl w:ilvl="8">
-      <w:start w:val="1"/>
-      <w:numFmt w:val="bullet"/>
-      <w:lvlText w:val="▪"/>
-      <w:lvlJc w:val="left"/>
-      <w:pPr>
-        <w:tabs>
-          <w:tab w:val="num" w:pos="3600"/>
-        </w:tabs>
-        <w:ind w:left="3600" w:hanging="360"/>
-      </w:pPr>
-      <w:rPr>
-        <w:rFonts w:ascii="OpenSymbol" w:hAnsi="OpenSymbol" w:cs="OpenSymbol" w:hint="default"/>
-      </w:rPr>
-    </w:lvl>
-  </w:abstractNum>
-  <w:abstractNum w:abstractNumId="14">
-    <w:lvl w:ilvl="0">
-      <w:start w:val="1"/>
-      <w:numFmt w:val="bullet"/>
-      <w:lvlText w:val=""/>
-      <w:lvlJc w:val="left"/>
-      <w:pPr>
-        <w:tabs>
-          <w:tab w:val="num" w:pos="720"/>
-        </w:tabs>
-        <w:ind w:left="720" w:hanging="360"/>
-      </w:pPr>
-      <w:rPr>
-        <w:rFonts w:ascii="Symbol" w:hAnsi="Symbol" w:cs="Symbol" w:hint="default"/>
-      </w:rPr>
-    </w:lvl>
-    <w:lvl w:ilvl="1">
-      <w:start w:val="1"/>
-      <w:numFmt w:val="bullet"/>
-      <w:lvlText w:val="◦"/>
-      <w:lvlJc w:val="left"/>
-      <w:pPr>
-        <w:tabs>
-          <w:tab w:val="num" w:pos="1080"/>
-        </w:tabs>
-        <w:ind w:left="1080" w:hanging="360"/>
-      </w:pPr>
-      <w:rPr>
-        <w:rFonts w:ascii="OpenSymbol" w:hAnsi="OpenSymbol" w:cs="OpenSymbol" w:hint="default"/>
-      </w:rPr>
-    </w:lvl>
-    <w:lvl w:ilvl="2">
-      <w:start w:val="1"/>
-      <w:numFmt w:val="bullet"/>
-      <w:lvlText w:val="▪"/>
-      <w:lvlJc w:val="left"/>
-      <w:pPr>
-        <w:tabs>
-          <w:tab w:val="num" w:pos="1440"/>
-        </w:tabs>
-        <w:ind w:left="1440" w:hanging="360"/>
-      </w:pPr>
-      <w:rPr>
-        <w:rFonts w:ascii="OpenSymbol" w:hAnsi="OpenSymbol" w:cs="OpenSymbol" w:hint="default"/>
-      </w:rPr>
-    </w:lvl>
-    <w:lvl w:ilvl="3">
-      <w:start w:val="1"/>
-      <w:numFmt w:val="bullet"/>
-      <w:lvlText w:val=""/>
-      <w:lvlJc w:val="left"/>
-      <w:pPr>
-        <w:tabs>
-          <w:tab w:val="num" w:pos="1800"/>
-        </w:tabs>
-        <w:ind w:left="1800" w:hanging="360"/>
-      </w:pPr>
-      <w:rPr>
-        <w:rFonts w:ascii="Symbol" w:hAnsi="Symbol" w:cs="Symbol" w:hint="default"/>
-      </w:rPr>
-    </w:lvl>
-    <w:lvl w:ilvl="4">
-      <w:start w:val="1"/>
-      <w:numFmt w:val="bullet"/>
-      <w:lvlText w:val="◦"/>
-      <w:lvlJc w:val="left"/>
-      <w:pPr>
-        <w:tabs>
-          <w:tab w:val="num" w:pos="2160"/>
-        </w:tabs>
-        <w:ind w:left="2160" w:hanging="360"/>
-      </w:pPr>
-      <w:rPr>
-        <w:rFonts w:ascii="OpenSymbol" w:hAnsi="OpenSymbol" w:cs="OpenSymbol" w:hint="default"/>
-      </w:rPr>
-    </w:lvl>
-    <w:lvl w:ilvl="5">
-      <w:start w:val="1"/>
-      <w:numFmt w:val="bullet"/>
-      <w:lvlText w:val="▪"/>
-      <w:lvlJc w:val="left"/>
-      <w:pPr>
-        <w:tabs>
-          <w:tab w:val="num" w:pos="2520"/>
-        </w:tabs>
-        <w:ind w:left="2520" w:hanging="360"/>
-      </w:pPr>
-      <w:rPr>
-        <w:rFonts w:ascii="OpenSymbol" w:hAnsi="OpenSymbol" w:cs="OpenSymbol" w:hint="default"/>
-      </w:rPr>
-    </w:lvl>
-    <w:lvl w:ilvl="6">
-      <w:start w:val="1"/>
-      <w:numFmt w:val="bullet"/>
-      <w:lvlText w:val=""/>
-      <w:lvlJc w:val="left"/>
-      <w:pPr>
-        <w:tabs>
-          <w:tab w:val="num" w:pos="2880"/>
-        </w:tabs>
-        <w:ind w:left="2880" w:hanging="360"/>
-      </w:pPr>
-      <w:rPr>
-        <w:rFonts w:ascii="Symbol" w:hAnsi="Symbol" w:cs="Symbol" w:hint="default"/>
-      </w:rPr>
-    </w:lvl>
-    <w:lvl w:ilvl="7">
-      <w:start w:val="1"/>
-      <w:numFmt w:val="bullet"/>
-      <w:lvlText w:val="◦"/>
-      <w:lvlJc w:val="left"/>
-      <w:pPr>
-        <w:tabs>
-          <w:tab w:val="num" w:pos="3240"/>
-        </w:tabs>
-        <w:ind w:left="3240" w:hanging="360"/>
-      </w:pPr>
-      <w:rPr>
-        <w:rFonts w:ascii="OpenSymbol" w:hAnsi="OpenSymbol" w:cs="OpenSymbol" w:hint="default"/>
-      </w:rPr>
-    </w:lvl>
-    <w:lvl w:ilvl="8">
-      <w:start w:val="1"/>
-      <w:numFmt w:val="bullet"/>
-      <w:lvlText w:val="▪"/>
-      <w:lvlJc w:val="left"/>
-      <w:pPr>
-        <w:tabs>
-          <w:tab w:val="num" w:pos="3600"/>
-        </w:tabs>
-        <w:ind w:left="3600" w:hanging="360"/>
-      </w:pPr>
-      <w:rPr>
-        <w:rFonts w:ascii="OpenSymbol" w:hAnsi="OpenSymbol" w:cs="OpenSymbol" w:hint="default"/>
-      </w:rPr>
-    </w:lvl>
-  </w:abstractNum>
-  <w:abstractNum w:abstractNumId="15">
-    <w:lvl w:ilvl="0">
-      <w:start w:val="1"/>
-      <w:numFmt w:val="bullet"/>
-      <w:lvlText w:val=""/>
-      <w:lvlJc w:val="left"/>
-      <w:pPr>
-        <w:tabs>
-          <w:tab w:val="num" w:pos="720"/>
-        </w:tabs>
-        <w:ind w:left="720" w:hanging="360"/>
-      </w:pPr>
-      <w:rPr>
-        <w:rFonts w:ascii="Symbol" w:hAnsi="Symbol" w:cs="Symbol" w:hint="default"/>
-      </w:rPr>
-    </w:lvl>
-    <w:lvl w:ilvl="1">
-      <w:start w:val="1"/>
-      <w:numFmt w:val="bullet"/>
-      <w:lvlText w:val="◦"/>
-      <w:lvlJc w:val="left"/>
-      <w:pPr>
-        <w:tabs>
-          <w:tab w:val="num" w:pos="1080"/>
-        </w:tabs>
-        <w:ind w:left="1080" w:hanging="360"/>
-      </w:pPr>
-      <w:rPr>
-        <w:rFonts w:ascii="OpenSymbol" w:hAnsi="OpenSymbol" w:cs="OpenSymbol" w:hint="default"/>
-      </w:rPr>
-    </w:lvl>
-    <w:lvl w:ilvl="2">
-      <w:start w:val="1"/>
-      <w:numFmt w:val="bullet"/>
-      <w:lvlText w:val="▪"/>
-      <w:lvlJc w:val="left"/>
-      <w:pPr>
-        <w:tabs>
-          <w:tab w:val="num" w:pos="1440"/>
-        </w:tabs>
-        <w:ind w:left="1440" w:hanging="360"/>
-      </w:pPr>
-      <w:rPr>
-        <w:rFonts w:ascii="OpenSymbol" w:hAnsi="OpenSymbol" w:cs="OpenSymbol" w:hint="default"/>
-      </w:rPr>
-    </w:lvl>
-    <w:lvl w:ilvl="3">
-      <w:start w:val="1"/>
-      <w:numFmt w:val="bullet"/>
-      <w:lvlText w:val=""/>
-      <w:lvlJc w:val="left"/>
-      <w:pPr>
-        <w:tabs>
-          <w:tab w:val="num" w:pos="1800"/>
-        </w:tabs>
-        <w:ind w:left="1800" w:hanging="360"/>
-      </w:pPr>
-      <w:rPr>
-        <w:rFonts w:ascii="Symbol" w:hAnsi="Symbol" w:cs="Symbol" w:hint="default"/>
-      </w:rPr>
-    </w:lvl>
-    <w:lvl w:ilvl="4">
-      <w:start w:val="1"/>
-      <w:numFmt w:val="bullet"/>
-      <w:lvlText w:val="◦"/>
-      <w:lvlJc w:val="left"/>
-      <w:pPr>
-        <w:tabs>
-          <w:tab w:val="num" w:pos="2160"/>
-        </w:tabs>
-        <w:ind w:left="2160" w:hanging="360"/>
-      </w:pPr>
-      <w:rPr>
-        <w:rFonts w:ascii="OpenSymbol" w:hAnsi="OpenSymbol" w:cs="OpenSymbol" w:hint="default"/>
-      </w:rPr>
-    </w:lvl>
-    <w:lvl w:ilvl="5">
-      <w:start w:val="1"/>
-      <w:numFmt w:val="bullet"/>
-      <w:lvlText w:val="▪"/>
-      <w:lvlJc w:val="left"/>
-      <w:pPr>
-        <w:tabs>
-          <w:tab w:val="num" w:pos="2520"/>
-        </w:tabs>
-        <w:ind w:left="2520" w:hanging="360"/>
-      </w:pPr>
-      <w:rPr>
-        <w:rFonts w:ascii="OpenSymbol" w:hAnsi="OpenSymbol" w:cs="OpenSymbol" w:hint="default"/>
-      </w:rPr>
-    </w:lvl>
-    <w:lvl w:ilvl="6">
-      <w:start w:val="1"/>
-      <w:numFmt w:val="bullet"/>
-      <w:lvlText w:val=""/>
-      <w:lvlJc w:val="left"/>
-      <w:pPr>
-        <w:tabs>
-          <w:tab w:val="num" w:pos="2880"/>
-        </w:tabs>
-        <w:ind w:left="2880" w:hanging="360"/>
-      </w:pPr>
-      <w:rPr>
-        <w:rFonts w:ascii="Symbol" w:hAnsi="Symbol" w:cs="Symbol" w:hint="default"/>
-      </w:rPr>
-    </w:lvl>
-    <w:lvl w:ilvl="7">
-      <w:start w:val="1"/>
-      <w:numFmt w:val="bullet"/>
-      <w:lvlText w:val="◦"/>
-      <w:lvlJc w:val="left"/>
-      <w:pPr>
-        <w:tabs>
-          <w:tab w:val="num" w:pos="3240"/>
-        </w:tabs>
-        <w:ind w:left="3240" w:hanging="360"/>
-      </w:pPr>
-      <w:rPr>
-        <w:rFonts w:ascii="OpenSymbol" w:hAnsi="OpenSymbol" w:cs="OpenSymbol" w:hint="default"/>
-      </w:rPr>
-    </w:lvl>
-    <w:lvl w:ilvl="8">
-      <w:start w:val="1"/>
-      <w:numFmt w:val="bullet"/>
-      <w:lvlText w:val="▪"/>
-      <w:lvlJc w:val="left"/>
-      <w:pPr>
-        <w:tabs>
-          <w:tab w:val="num" w:pos="3600"/>
-        </w:tabs>
-        <w:ind w:left="3600" w:hanging="360"/>
-      </w:pPr>
-      <w:rPr>
-        <w:rFonts w:ascii="OpenSymbol" w:hAnsi="OpenSymbol" w:cs="OpenSymbol" w:hint="default"/>
-      </w:rPr>
-    </w:lvl>
-  </w:abstractNum>
-  <w:abstractNum w:abstractNumId="16">
-    <w:lvl w:ilvl="0">
-      <w:start w:val="1"/>
-      <w:numFmt w:val="none"/>
-      <w:suff w:val="nothing"/>
-      <w:lvlText w:val=""/>
-      <w:lvlJc w:val="left"/>
-      <w:pPr>
-        <w:tabs>
-          <w:tab w:val="num" w:pos="0"/>
-        </w:tabs>
-        <w:ind w:left="0" w:hanging="0"/>
-      </w:pPr>
-    </w:lvl>
-    <w:lvl w:ilvl="1">
-      <w:start w:val="1"/>
-      <w:numFmt w:val="none"/>
-      <w:suff w:val="nothing"/>
-      <w:lvlText w:val=""/>
-      <w:lvlJc w:val="left"/>
-      <w:pPr>
-        <w:tabs>
-          <w:tab w:val="num" w:pos="0"/>
-        </w:tabs>
-        <w:ind w:left="0" w:hanging="0"/>
-      </w:pPr>
-    </w:lvl>
-    <w:lvl w:ilvl="2">
-      <w:start w:val="1"/>
-      <w:numFmt w:val="none"/>
-      <w:suff w:val="nothing"/>
-      <w:lvlText w:val=""/>
-      <w:lvlJc w:val="left"/>
-      <w:pPr>
-        <w:tabs>
-          <w:tab w:val="num" w:pos="0"/>
-        </w:tabs>
-        <w:ind w:left="0" w:hanging="0"/>
-      </w:pPr>
-    </w:lvl>
-    <w:lvl w:ilvl="3">
-      <w:start w:val="1"/>
-      <w:numFmt w:val="none"/>
-      <w:suff w:val="nothing"/>
-      <w:lvlText w:val=""/>
-      <w:lvlJc w:val="left"/>
-      <w:pPr>
-        <w:tabs>
-          <w:tab w:val="num" w:pos="0"/>
-        </w:tabs>
-        <w:ind w:left="0" w:hanging="0"/>
-      </w:pPr>
-    </w:lvl>
-    <w:lvl w:ilvl="4">
-      <w:start w:val="1"/>
-      <w:numFmt w:val="none"/>
-      <w:suff w:val="nothing"/>
-      <w:lvlText w:val=""/>
-      <w:lvlJc w:val="left"/>
-      <w:pPr>
-        <w:tabs>
-          <w:tab w:val="num" w:pos="0"/>
-        </w:tabs>
-        <w:ind w:left="0" w:hanging="0"/>
-      </w:pPr>
-    </w:lvl>
-    <w:lvl w:ilvl="5">
-      <w:start w:val="1"/>
-      <w:numFmt w:val="none"/>
-      <w:suff w:val="nothing"/>
-      <w:lvlText w:val=""/>
-      <w:lvlJc w:val="left"/>
-      <w:pPr>
-        <w:tabs>
-          <w:tab w:val="num" w:pos="0"/>
-        </w:tabs>
-        <w:ind w:left="0" w:hanging="0"/>
-      </w:pPr>
-    </w:lvl>
-    <w:lvl w:ilvl="6">
-      <w:start w:val="1"/>
-      <w:numFmt w:val="none"/>
-      <w:suff w:val="nothing"/>
-      <w:lvlText w:val=""/>
-      <w:lvlJc w:val="left"/>
-      <w:pPr>
-        <w:tabs>
-          <w:tab w:val="num" w:pos="0"/>
-        </w:tabs>
-        <w:ind w:left="0" w:hanging="0"/>
-      </w:pPr>
-    </w:lvl>
-    <w:lvl w:ilvl="7">
-      <w:start w:val="1"/>
-      <w:numFmt w:val="none"/>
-      <w:suff w:val="nothing"/>
-      <w:lvlText w:val=""/>
-      <w:lvlJc w:val="left"/>
-      <w:pPr>
-        <w:tabs>
-          <w:tab w:val="num" w:pos="0"/>
-        </w:tabs>
-        <w:ind w:left="0" w:hanging="0"/>
-      </w:pPr>
-    </w:lvl>
-    <w:lvl w:ilvl="8">
-      <w:start w:val="1"/>
-      <w:numFmt w:val="none"/>
-      <w:suff w:val="nothing"/>
-      <w:lvlText w:val=""/>
-      <w:lvlJc w:val="left"/>
-      <w:pPr>
-        <w:tabs>
-          <w:tab w:val="num" w:pos="0"/>
-        </w:tabs>
-        <w:ind w:left="0" w:hanging="0"/>
-      </w:pPr>
-    </w:lvl>
-  </w:abstractNum>
-  <w:num w:numId="1">
+  <w:num w:numId="1" w16cid:durableId="2137405420">
+    <w:abstractNumId w:val="13"/>
+  </w:num>
+  <w:num w:numId="2" w16cid:durableId="191504420">
+    <w:abstractNumId w:val="3"/>
+  </w:num>
+  <w:num w:numId="3" w16cid:durableId="776676844">
+    <w:abstractNumId w:val="14"/>
+  </w:num>
+  <w:num w:numId="4" w16cid:durableId="679428364">
+    <w:abstractNumId w:val="2"/>
+  </w:num>
+  <w:num w:numId="5" w16cid:durableId="1860116305">
+    <w:abstractNumId w:val="6"/>
+  </w:num>
+  <w:num w:numId="6" w16cid:durableId="1716781960">
+    <w:abstractNumId w:val="0"/>
+  </w:num>
+  <w:num w:numId="7" w16cid:durableId="1135954640">
+    <w:abstractNumId w:val="11"/>
+  </w:num>
+  <w:num w:numId="8" w16cid:durableId="2009166680">
+    <w:abstractNumId w:val="5"/>
+  </w:num>
+  <w:num w:numId="9" w16cid:durableId="726418202">
+    <w:abstractNumId w:val="15"/>
+  </w:num>
+  <w:num w:numId="10" w16cid:durableId="398019057">
+    <w:abstractNumId w:val="4"/>
+  </w:num>
+  <w:num w:numId="11" w16cid:durableId="1068652418">
+    <w:abstractNumId w:val="9"/>
+  </w:num>
+  <w:num w:numId="12" w16cid:durableId="1952087728">
+    <w:abstractNumId w:val="7"/>
+  </w:num>
+  <w:num w:numId="13" w16cid:durableId="1453211117">
+    <w:abstractNumId w:val="8"/>
+  </w:num>
+  <w:num w:numId="14" w16cid:durableId="913206035">
     <w:abstractNumId w:val="1"/>
   </w:num>
-  <w:num w:numId="2">
-    <w:abstractNumId w:val="2"/>
-  </w:num>
-  <w:num w:numId="3">
-    <w:abstractNumId w:val="3"/>
-  </w:num>
-  <w:num w:numId="4">
-    <w:abstractNumId w:val="4"/>
-  </w:num>
-  <w:num w:numId="5">
-    <w:abstractNumId w:val="5"/>
-  </w:num>
-  <w:num w:numId="6">
-    <w:abstractNumId w:val="6"/>
-  </w:num>
-  <w:num w:numId="7">
-    <w:abstractNumId w:val="7"/>
-  </w:num>
-  <w:num w:numId="8">
-    <w:abstractNumId w:val="8"/>
-  </w:num>
-  <w:num w:numId="9">
-    <w:abstractNumId w:val="9"/>
-  </w:num>
-  <w:num w:numId="10">
-    <w:abstractNumId w:val="10"/>
-  </w:num>
-  <w:num w:numId="11">
-    <w:abstractNumId w:val="11"/>
-  </w:num>
-  <w:num w:numId="12">
+  <w:num w:numId="15" w16cid:durableId="1478376318">
     <w:abstractNumId w:val="12"/>
   </w:num>
-  <w:num w:numId="13">
-    <w:abstractNumId w:val="13"/>
-  </w:num>
-  <w:num w:numId="14">
-    <w:abstractNumId w:val="14"/>
-  </w:num>
-  <w:num w:numId="15">
-    <w:abstractNumId w:val="15"/>
-  </w:num>
-  <w:num w:numId="16">
-    <w:abstractNumId w:val="16"/>
+  <w:num w:numId="16" w16cid:durableId="443310979">
+    <w:abstractNumId w:val="10"/>
   </w:num>
 </w:numbering>
 </file>
 
 <file path=word/styles.xml><?xml version="1.0" encoding="utf-8"?>
-<w:styles xmlns:w="http://schemas.openxmlformats.org/wordprocessingml/2006/main" xmlns:w14="http://schemas.microsoft.com/office/word/2010/wordml" xmlns:mc="http://schemas.openxmlformats.org/markup-compatibility/2006" mc:Ignorable="w14">
+<w:styles xmlns:mc="http://schemas.openxmlformats.org/markup-compatibility/2006" xmlns:r="http://schemas.openxmlformats.org/officeDocument/2006/relationships" xmlns:w="http://schemas.openxmlformats.org/wordprocessingml/2006/main" xmlns:w14="http://schemas.microsoft.com/office/word/2010/wordml" xmlns:w15="http://schemas.microsoft.com/office/word/2012/wordml" xmlns:w16cex="http://schemas.microsoft.com/office/word/2018/wordml/cex" xmlns:w16cid="http://schemas.microsoft.com/office/word/2016/wordml/cid" xmlns:w16="http://schemas.microsoft.com/office/word/2018/wordml" xmlns:w16sdtdh="http://schemas.microsoft.com/office/word/2020/wordml/sdtdatahash" xmlns:w16se="http://schemas.microsoft.com/office/word/2015/wordml/symex" mc:Ignorable="w14 w15 w16se w16cid w16 w16cex w16sdtdh">
   <w:docDefaults>
     <w:rPrDefault>
       <w:rPr>
-        <w:rFonts w:ascii="Calibri" w:hAnsi="Calibri" w:eastAsia="Calibri" w:cs="" w:asciiTheme="minorHAnsi" w:cstheme="minorBidi" w:eastAsiaTheme="minorHAnsi" w:hAnsiTheme="minorHAnsi"/>
+        <w:rFonts w:asciiTheme="minorHAnsi" w:eastAsiaTheme="minorHAnsi" w:hAnsiTheme="minorHAnsi" w:cstheme="minorBidi"/>
         <w:szCs w:val="22"/>
         <w:lang w:val="de-CH" w:eastAsia="en-US" w:bidi="ar-SA"/>
       </w:rPr>
     </w:rPrDefault>
     <w:pPrDefault>
       <w:pPr>
-        <w:suppressAutoHyphens w:val="true"/>
+        <w:suppressAutoHyphens/>
       </w:pPr>
     </w:pPrDefault>
   </w:docDefaults>
-  <w:latentStyles w:defLockedState="0" w:defUIPriority="99" w:defSemiHidden="0" w:defUnhideWhenUsed="0" w:defQFormat="0" w:count="371">
+  <w:latentStyles w:defLockedState="0" w:defUIPriority="99" w:defSemiHidden="0" w:defUnhideWhenUsed="0" w:defQFormat="0" w:count="376">
     <w:lsdException w:name="Normal" w:uiPriority="0" w:qFormat="1"/>
     <w:lsdException w:name="heading 1" w:uiPriority="9" w:qFormat="1"/>
-    <w:lsdException w:name="heading 2" w:uiPriority="0" w:semiHidden="1" w:unhideWhenUsed="1" w:qFormat="1"/>
-    <w:lsdException w:name="heading 3" w:uiPriority="0" w:semiHidden="1" w:unhideWhenUsed="1" w:qFormat="1"/>
-    <w:lsdException w:name="heading 4" w:uiPriority="9" w:semiHidden="1" w:unhideWhenUsed="1" w:qFormat="1"/>
-    <w:lsdException w:name="heading 5" w:uiPriority="9" w:semiHidden="1" w:unhideWhenUsed="1" w:qFormat="1"/>
-    <w:lsdException w:name="heading 6" w:uiPriority="9" w:semiHidden="1" w:unhideWhenUsed="1" w:qFormat="1"/>
-    <w:lsdException w:name="heading 7" w:uiPriority="9" w:semiHidden="1" w:unhideWhenUsed="1" w:qFormat="1"/>
-    <w:lsdException w:name="heading 8" w:uiPriority="9" w:semiHidden="1" w:unhideWhenUsed="1" w:qFormat="1"/>
-    <w:lsdException w:name="heading 9" w:uiPriority="9" w:semiHidden="1" w:unhideWhenUsed="1" w:qFormat="1"/>
+    <w:lsdException w:name="heading 2" w:semiHidden="1" w:uiPriority="0" w:unhideWhenUsed="1" w:qFormat="1"/>
+    <w:lsdException w:name="heading 3" w:semiHidden="1" w:uiPriority="0" w:unhideWhenUsed="1" w:qFormat="1"/>
+    <w:lsdException w:name="heading 4" w:semiHidden="1" w:uiPriority="9" w:unhideWhenUsed="1" w:qFormat="1"/>
+    <w:lsdException w:name="heading 5" w:semiHidden="1" w:uiPriority="9" w:unhideWhenUsed="1" w:qFormat="1"/>
+    <w:lsdException w:name="heading 6" w:semiHidden="1" w:uiPriority="9" w:unhideWhenUsed="1" w:qFormat="1"/>
+    <w:lsdException w:name="heading 7" w:semiHidden="1" w:uiPriority="9" w:unhideWhenUsed="1" w:qFormat="1"/>
+    <w:lsdException w:name="heading 8" w:semiHidden="1" w:uiPriority="9" w:unhideWhenUsed="1" w:qFormat="1"/>
+    <w:lsdException w:name="heading 9" w:semiHidden="1" w:uiPriority="9" w:unhideWhenUsed="1" w:qFormat="1"/>
     <w:lsdException w:name="index 1" w:semiHidden="1" w:unhideWhenUsed="1"/>
     <w:lsdException w:name="index 2" w:semiHidden="1" w:unhideWhenUsed="1"/>
     <w:lsdException w:name="index 3" w:semiHidden="1" w:unhideWhenUsed="1"/>
@@ -7151,22 +6713,22 @@
     <w:lsdException w:name="index 7" w:semiHidden="1" w:unhideWhenUsed="1"/>
     <w:lsdException w:name="index 8" w:semiHidden="1" w:unhideWhenUsed="1"/>
     <w:lsdException w:name="index 9" w:semiHidden="1" w:unhideWhenUsed="1"/>
-    <w:lsdException w:name="toc 1" w:uiPriority="39" w:semiHidden="1" w:unhideWhenUsed="1"/>
-    <w:lsdException w:name="toc 2" w:uiPriority="39" w:semiHidden="1" w:unhideWhenUsed="1"/>
-    <w:lsdException w:name="toc 3" w:uiPriority="39" w:semiHidden="1" w:unhideWhenUsed="1"/>
-    <w:lsdException w:name="toc 4" w:uiPriority="39" w:semiHidden="1" w:unhideWhenUsed="1"/>
-    <w:lsdException w:name="toc 5" w:uiPriority="39" w:semiHidden="1" w:unhideWhenUsed="1"/>
-    <w:lsdException w:name="toc 6" w:uiPriority="39" w:semiHidden="1" w:unhideWhenUsed="1"/>
-    <w:lsdException w:name="toc 7" w:uiPriority="39" w:semiHidden="1" w:unhideWhenUsed="1"/>
-    <w:lsdException w:name="toc 8" w:uiPriority="39" w:semiHidden="1" w:unhideWhenUsed="1"/>
-    <w:lsdException w:name="toc 9" w:uiPriority="39" w:semiHidden="1" w:unhideWhenUsed="1"/>
+    <w:lsdException w:name="toc 1" w:semiHidden="1" w:uiPriority="39" w:unhideWhenUsed="1"/>
+    <w:lsdException w:name="toc 2" w:semiHidden="1" w:uiPriority="39" w:unhideWhenUsed="1"/>
+    <w:lsdException w:name="toc 3" w:semiHidden="1" w:uiPriority="39" w:unhideWhenUsed="1"/>
+    <w:lsdException w:name="toc 4" w:semiHidden="1" w:uiPriority="39" w:unhideWhenUsed="1"/>
+    <w:lsdException w:name="toc 5" w:semiHidden="1" w:uiPriority="39" w:unhideWhenUsed="1"/>
+    <w:lsdException w:name="toc 6" w:semiHidden="1" w:uiPriority="39" w:unhideWhenUsed="1"/>
+    <w:lsdException w:name="toc 7" w:semiHidden="1" w:uiPriority="39" w:unhideWhenUsed="1"/>
+    <w:lsdException w:name="toc 8" w:semiHidden="1" w:uiPriority="39" w:unhideWhenUsed="1"/>
+    <w:lsdException w:name="toc 9" w:semiHidden="1" w:uiPriority="39" w:unhideWhenUsed="1"/>
     <w:lsdException w:name="Normal Indent" w:semiHidden="1" w:unhideWhenUsed="1"/>
     <w:lsdException w:name="footnote text" w:semiHidden="1" w:unhideWhenUsed="1"/>
     <w:lsdException w:name="annotation text" w:semiHidden="1" w:unhideWhenUsed="1"/>
-    <w:lsdException w:name="header" w:uiPriority="0" w:semiHidden="1" w:unhideWhenUsed="1"/>
-    <w:lsdException w:name="footer" w:uiPriority="0" w:semiHidden="1" w:unhideWhenUsed="1"/>
+    <w:lsdException w:name="header" w:semiHidden="1" w:uiPriority="0" w:unhideWhenUsed="1"/>
+    <w:lsdException w:name="footer" w:semiHidden="1" w:uiPriority="0" w:unhideWhenUsed="1"/>
     <w:lsdException w:name="index heading" w:semiHidden="1" w:unhideWhenUsed="1"/>
-    <w:lsdException w:name="caption" w:uiPriority="35" w:semiHidden="1" w:unhideWhenUsed="1" w:qFormat="1"/>
+    <w:lsdException w:name="caption" w:semiHidden="1" w:uiPriority="35" w:unhideWhenUsed="1" w:qFormat="1"/>
     <w:lsdException w:name="table of figures" w:semiHidden="1" w:unhideWhenUsed="1"/>
     <w:lsdException w:name="envelope address" w:semiHidden="1" w:unhideWhenUsed="1"/>
     <w:lsdException w:name="envelope return" w:semiHidden="1" w:unhideWhenUsed="1"/>
@@ -7197,8 +6759,8 @@
     <w:lsdException w:name="Title" w:uiPriority="10" w:qFormat="1"/>
     <w:lsdException w:name="Closing" w:semiHidden="1" w:unhideWhenUsed="1"/>
     <w:lsdException w:name="Signature" w:semiHidden="1" w:unhideWhenUsed="1"/>
-    <w:lsdException w:name="Default Paragraph Font" w:uiPriority="1" w:semiHidden="1" w:unhideWhenUsed="1"/>
-    <w:lsdException w:name="Body Text" w:uiPriority="0" w:semiHidden="1" w:unhideWhenUsed="1"/>
+    <w:lsdException w:name="Default Paragraph Font" w:semiHidden="1" w:uiPriority="1" w:unhideWhenUsed="1"/>
+    <w:lsdException w:name="Body Text" w:semiHidden="1" w:uiPriority="0" w:unhideWhenUsed="1"/>
     <w:lsdException w:name="Body Text Indent" w:semiHidden="1" w:unhideWhenUsed="1"/>
     <w:lsdException w:name="List Continue" w:semiHidden="1" w:unhideWhenUsed="1"/>
     <w:lsdException w:name="List Continue 2" w:semiHidden="1" w:unhideWhenUsed="1"/>
@@ -7397,8 +6959,8 @@
     <w:lsdException w:name="Subtle Reference" w:uiPriority="31" w:qFormat="1"/>
     <w:lsdException w:name="Intense Reference" w:uiPriority="32" w:qFormat="1"/>
     <w:lsdException w:name="Book Title" w:uiPriority="33" w:qFormat="1"/>
-    <w:lsdException w:name="Bibliography" w:uiPriority="37" w:semiHidden="1" w:unhideWhenUsed="1"/>
-    <w:lsdException w:name="TOC Heading" w:uiPriority="39" w:semiHidden="1" w:unhideWhenUsed="1" w:qFormat="1"/>
+    <w:lsdException w:name="Bibliography" w:semiHidden="1" w:uiPriority="37" w:unhideWhenUsed="1"/>
+    <w:lsdException w:name="TOC Heading" w:semiHidden="1" w:uiPriority="39" w:unhideWhenUsed="1" w:qFormat="1"/>
     <w:lsdException w:name="Grid Table 4" w:uiPriority="49"/>
     <w:lsdException w:name="Grid Table 5 Dark" w:uiPriority="50"/>
     <w:lsdException w:name="Grid Table 6 Colorful" w:uiPriority="51"/>
@@ -7494,30 +7056,26 @@
     <w:lsdException w:name="List Table 5 Dark Accent 6" w:uiPriority="50"/>
     <w:lsdException w:name="List Table 6 Colorful Accent 6" w:uiPriority="51"/>
     <w:lsdException w:name="List Table 7 Colorful Accent 6" w:uiPriority="52"/>
+    <w:lsdException w:name="Mention" w:semiHidden="1" w:unhideWhenUsed="1"/>
+    <w:lsdException w:name="Smart Hyperlink" w:semiHidden="1" w:unhideWhenUsed="1"/>
+    <w:lsdException w:name="Hashtag" w:semiHidden="1" w:unhideWhenUsed="1"/>
+    <w:lsdException w:name="Unresolved Mention" w:semiHidden="1" w:unhideWhenUsed="1"/>
+    <w:lsdException w:name="Smart Link" w:semiHidden="1" w:unhideWhenUsed="1"/>
   </w:latentStyles>
-  <w:style w:type="paragraph" w:styleId="Normal" w:default="1">
+  <w:style w:type="paragraph" w:default="1" w:styleId="Standard">
     <w:name w:val="Normal"/>
     <w:qFormat/>
-    <w:rsid w:val="008a6681"/>
-    <w:pPr>
-      <w:widowControl/>
-      <w:suppressAutoHyphens w:val="true"/>
-      <w:bidi w:val="0"/>
-      <w:spacing w:before="0" w:after="0"/>
-      <w:jc w:val="left"/>
-    </w:pPr>
+    <w:rsid w:val="008A6681"/>
     <w:rPr>
-      <w:rFonts w:ascii="Arial" w:hAnsi="Arial" w:eastAsia="Times New Roman" w:cs="Times New Roman"/>
+      <w:rFonts w:ascii="Arial" w:eastAsia="Times New Roman" w:hAnsi="Arial" w:cs="Times New Roman"/>
       <w:color w:val="00000A"/>
       <w:spacing w:val="8"/>
-      <w:kern w:val="0"/>
-      <w:sz w:val="20"/>
       <w:szCs w:val="20"/>
-      <w:lang w:val="de-CH" w:eastAsia="de-CH" w:bidi="ar-SA"/>
+      <w:lang w:eastAsia="de-CH"/>
     </w:rPr>
   </w:style>
-  <w:style w:type="paragraph" w:styleId="Heading2">
-    <w:name w:val="Heading 2"/>
+  <w:style w:type="paragraph" w:styleId="berschrift2">
+    <w:name w:val="heading 2"/>
     <w:basedOn w:val="Heading"/>
     <w:qFormat/>
     <w:pPr>
@@ -7525,7 +7083,7 @@
         <w:ilvl w:val="1"/>
         <w:numId w:val="1"/>
       </w:numPr>
-      <w:spacing w:before="200" w:after="120"/>
+      <w:spacing w:before="200"/>
       <w:outlineLvl w:val="1"/>
     </w:pPr>
     <w:rPr>
@@ -7535,8 +7093,8 @@
       <w:szCs w:val="32"/>
     </w:rPr>
   </w:style>
-  <w:style w:type="paragraph" w:styleId="Heading3">
-    <w:name w:val="Heading 3"/>
+  <w:style w:type="paragraph" w:styleId="berschrift3">
+    <w:name w:val="heading 3"/>
     <w:basedOn w:val="Heading"/>
     <w:qFormat/>
     <w:pPr>
@@ -7544,7 +7102,7 @@
         <w:ilvl w:val="2"/>
         <w:numId w:val="1"/>
       </w:numPr>
-      <w:spacing w:before="140" w:after="120"/>
+      <w:spacing w:before="140"/>
       <w:outlineLvl w:val="2"/>
     </w:pPr>
     <w:rPr>
@@ -7552,181 +7110,198 @@
       <w:bCs/>
     </w:rPr>
   </w:style>
-  <w:style w:type="character" w:styleId="DefaultParagraphFont" w:default="1">
+  <w:style w:type="character" w:default="1" w:styleId="Absatz-Standardschriftart">
     <w:name w:val="Default Paragraph Font"/>
     <w:uiPriority w:val="1"/>
     <w:semiHidden/>
     <w:unhideWhenUsed/>
+  </w:style>
+  <w:style w:type="table" w:default="1" w:styleId="NormaleTabelle">
+    <w:name w:val="Normal Table"/>
+    <w:uiPriority w:val="99"/>
+    <w:semiHidden/>
+    <w:unhideWhenUsed/>
+    <w:tblPr>
+      <w:tblInd w:w="0" w:type="dxa"/>
+      <w:tblCellMar>
+        <w:top w:w="0" w:type="dxa"/>
+        <w:left w:w="108" w:type="dxa"/>
+        <w:bottom w:w="0" w:type="dxa"/>
+        <w:right w:w="108" w:type="dxa"/>
+      </w:tblCellMar>
+    </w:tblPr>
+  </w:style>
+  <w:style w:type="numbering" w:default="1" w:styleId="KeineListe">
+    <w:name w:val="No List"/>
+    <w:uiPriority w:val="99"/>
+    <w:semiHidden/>
+    <w:unhideWhenUsed/>
+  </w:style>
+  <w:style w:type="character" w:customStyle="1" w:styleId="KopfzeileZchn">
+    <w:name w:val="Kopfzeile Zchn"/>
+    <w:basedOn w:val="Absatz-Standardschriftart"/>
+    <w:link w:val="En-tte1"/>
     <w:qFormat/>
-    <w:rPr/>
-  </w:style>
-  <w:style w:type="character" w:styleId="KopfzeileZchn" w:customStyle="1">
-    <w:name w:val="Kopfzeile Zchn"/>
-    <w:basedOn w:val="DefaultParagraphFont"/>
-    <w:qFormat/>
-    <w:rsid w:val="008a6681"/>
+    <w:rsid w:val="008A6681"/>
     <w:rPr>
-      <w:rFonts w:ascii="Arial" w:hAnsi="Arial" w:eastAsia="Times New Roman" w:cs="Times New Roman"/>
+      <w:rFonts w:ascii="Arial" w:eastAsia="Times New Roman" w:hAnsi="Arial" w:cs="Times New Roman"/>
       <w:spacing w:val="8"/>
       <w:sz w:val="20"/>
       <w:szCs w:val="20"/>
       <w:lang w:eastAsia="de-CH"/>
     </w:rPr>
   </w:style>
-  <w:style w:type="character" w:styleId="FuzeileZchn" w:customStyle="1">
+  <w:style w:type="character" w:customStyle="1" w:styleId="FuzeileZchn">
     <w:name w:val="Fußzeile Zchn"/>
-    <w:basedOn w:val="DefaultParagraphFont"/>
+    <w:basedOn w:val="Absatz-Standardschriftart"/>
     <w:link w:val="Pieddepage1"/>
     <w:qFormat/>
-    <w:rsid w:val="008a6681"/>
+    <w:rsid w:val="008A6681"/>
     <w:rPr>
-      <w:rFonts w:ascii="Arial" w:hAnsi="Arial" w:eastAsia="Times New Roman" w:cs="Times New Roman"/>
+      <w:rFonts w:ascii="Arial" w:eastAsia="Times New Roman" w:hAnsi="Arial" w:cs="Times New Roman"/>
       <w:spacing w:val="6"/>
       <w:sz w:val="18"/>
       <w:szCs w:val="20"/>
       <w:lang w:eastAsia="de-CH"/>
     </w:rPr>
   </w:style>
-  <w:style w:type="character" w:styleId="Berschrift1Zchn" w:customStyle="1">
+  <w:style w:type="character" w:customStyle="1" w:styleId="berschrift1Zchn">
     <w:name w:val="Überschrift 1 Zchn"/>
-    <w:basedOn w:val="DefaultParagraphFont"/>
+    <w:basedOn w:val="Absatz-Standardschriftart"/>
     <w:uiPriority w:val="9"/>
     <w:qFormat/>
-    <w:rsid w:val="008a6681"/>
+    <w:rsid w:val="008A6681"/>
     <w:rPr>
-      <w:rFonts w:ascii="Cambria" w:hAnsi="Cambria" w:eastAsia="ＭＳ ゴシック" w:cs="" w:asciiTheme="majorHAnsi" w:cstheme="majorBidi" w:eastAsiaTheme="majorEastAsia" w:hAnsiTheme="majorHAnsi"/>
-      <w:color w:val="365F91" w:themeColor="accent1" w:themeShade="bf"/>
+      <w:rFonts w:asciiTheme="majorHAnsi" w:eastAsiaTheme="majorEastAsia" w:hAnsiTheme="majorHAnsi" w:cstheme="majorBidi"/>
+      <w:color w:val="365F91" w:themeColor="accent1" w:themeShade="BF"/>
       <w:spacing w:val="8"/>
       <w:sz w:val="32"/>
       <w:szCs w:val="32"/>
       <w:lang w:eastAsia="de-CH"/>
     </w:rPr>
   </w:style>
-  <w:style w:type="character" w:styleId="NumberingSymbols" w:customStyle="1">
+  <w:style w:type="character" w:customStyle="1" w:styleId="NumberingSymbols">
     <w:name w:val="Numbering Symbols"/>
     <w:qFormat/>
-    <w:rPr/>
   </w:style>
-  <w:style w:type="character" w:styleId="PlaceholderText">
+  <w:style w:type="character" w:styleId="Platzhaltertext">
     <w:name w:val="Placeholder Text"/>
-    <w:basedOn w:val="DefaultParagraphFont"/>
+    <w:basedOn w:val="Absatz-Standardschriftart"/>
     <w:qFormat/>
     <w:rPr>
       <w:color w:val="808080"/>
     </w:rPr>
   </w:style>
-  <w:style w:type="character" w:styleId="FootnoteCharacters" w:customStyle="1">
+  <w:style w:type="character" w:customStyle="1" w:styleId="FootnoteCharacters">
     <w:name w:val="Footnote Characters"/>
     <w:qFormat/>
-    <w:rPr/>
   </w:style>
-  <w:style w:type="character" w:styleId="FootnoteAnchor" w:customStyle="1">
+  <w:style w:type="character" w:customStyle="1" w:styleId="FootnoteAnchor">
     <w:name w:val="Footnote Anchor"/>
     <w:rPr>
       <w:vertAlign w:val="superscript"/>
     </w:rPr>
   </w:style>
-  <w:style w:type="character" w:styleId="EndnoteAnchor" w:customStyle="1">
+  <w:style w:type="character" w:customStyle="1" w:styleId="EndnoteAnchor">
     <w:name w:val="Endnote Anchor"/>
     <w:rPr>
       <w:vertAlign w:val="superscript"/>
     </w:rPr>
   </w:style>
-  <w:style w:type="character" w:styleId="EndnoteCharacters" w:customStyle="1">
+  <w:style w:type="character" w:customStyle="1" w:styleId="EndnoteCharacters">
     <w:name w:val="Endnote Characters"/>
     <w:qFormat/>
-    <w:rPr/>
   </w:style>
-  <w:style w:type="character" w:styleId="Bullets" w:customStyle="1">
+  <w:style w:type="character" w:customStyle="1" w:styleId="Bullets">
     <w:name w:val="Bullets"/>
     <w:qFormat/>
     <w:rPr>
-      <w:rFonts w:ascii="OpenSymbol" w:hAnsi="OpenSymbol" w:eastAsia="OpenSymbol" w:cs="OpenSymbol"/>
+      <w:rFonts w:ascii="OpenSymbol" w:eastAsia="OpenSymbol" w:hAnsi="OpenSymbol" w:cs="OpenSymbol"/>
     </w:rPr>
   </w:style>
-  <w:style w:type="character" w:styleId="InternetLink" w:customStyle="1">
-    <w:name w:val="Hyperlink"/>
+  <w:style w:type="character" w:customStyle="1" w:styleId="Hyperlink1">
+    <w:name w:val="Hyperlink1"/>
     <w:rPr>
       <w:color w:val="000080"/>
       <w:u w:val="single"/>
     </w:rPr>
   </w:style>
-  <w:style w:type="character" w:styleId="KopfzeileZchn1" w:customStyle="1">
+  <w:style w:type="character" w:customStyle="1" w:styleId="KopfzeileZchn1">
     <w:name w:val="Kopfzeile Zchn1"/>
-    <w:basedOn w:val="DefaultParagraphFont"/>
+    <w:basedOn w:val="Absatz-Standardschriftart"/>
+    <w:link w:val="Kopfzeile"/>
     <w:qFormat/>
-    <w:rsid w:val="008f5b03"/>
+    <w:rsid w:val="008F5B03"/>
     <w:rPr>
-      <w:rFonts w:ascii="Arial" w:hAnsi="Arial" w:eastAsia="Times New Roman" w:cs="Times New Roman"/>
+      <w:rFonts w:ascii="Arial" w:eastAsia="Times New Roman" w:hAnsi="Arial" w:cs="Times New Roman"/>
       <w:color w:val="00000A"/>
       <w:spacing w:val="8"/>
       <w:szCs w:val="20"/>
       <w:lang w:eastAsia="de-CH"/>
     </w:rPr>
   </w:style>
-  <w:style w:type="character" w:styleId="FuzeileZchn1" w:customStyle="1">
+  <w:style w:type="character" w:customStyle="1" w:styleId="FuzeileZchn1">
     <w:name w:val="Fußzeile Zchn1"/>
-    <w:basedOn w:val="DefaultParagraphFont"/>
+    <w:basedOn w:val="Absatz-Standardschriftart"/>
+    <w:link w:val="Fuzeile"/>
     <w:qFormat/>
-    <w:rsid w:val="008f5b03"/>
+    <w:rsid w:val="008F5B03"/>
     <w:rPr>
-      <w:rFonts w:ascii="Arial" w:hAnsi="Arial" w:eastAsia="Times New Roman" w:cs="Times New Roman"/>
+      <w:rFonts w:ascii="Arial" w:eastAsia="Times New Roman" w:hAnsi="Arial" w:cs="Times New Roman"/>
       <w:color w:val="00000A"/>
       <w:spacing w:val="8"/>
       <w:szCs w:val="20"/>
       <w:lang w:eastAsia="de-CH"/>
     </w:rPr>
   </w:style>
-  <w:style w:type="paragraph" w:styleId="Heading" w:customStyle="1">
+  <w:style w:type="paragraph" w:customStyle="1" w:styleId="Heading">
     <w:name w:val="Heading"/>
-    <w:basedOn w:val="Normal"/>
-    <w:next w:val="TextBody"/>
+    <w:basedOn w:val="Standard"/>
+    <w:next w:val="Textkrper"/>
     <w:qFormat/>
     <w:pPr>
-      <w:keepNext w:val="true"/>
+      <w:keepNext/>
       <w:spacing w:before="240" w:after="120"/>
     </w:pPr>
     <w:rPr>
-      <w:rFonts w:ascii="Liberation Sans" w:hAnsi="Liberation Sans" w:eastAsia="Noto Sans CJK SC Regular" w:cs="FreeSans"/>
+      <w:rFonts w:ascii="Liberation Sans" w:eastAsia="Noto Sans CJK SC Regular" w:hAnsi="Liberation Sans" w:cs="FreeSans"/>
       <w:sz w:val="28"/>
       <w:szCs w:val="28"/>
     </w:rPr>
   </w:style>
-  <w:style w:type="paragraph" w:styleId="TextBody">
+  <w:style w:type="paragraph" w:styleId="Textkrper">
     <w:name w:val="Body Text"/>
-    <w:basedOn w:val="Normal"/>
+    <w:basedOn w:val="Standard"/>
     <w:pPr>
-      <w:spacing w:lineRule="auto" w:line="288" w:before="0" w:after="140"/>
+      <w:spacing w:after="140" w:line="288" w:lineRule="auto"/>
     </w:pPr>
-    <w:rPr/>
   </w:style>
-  <w:style w:type="paragraph" w:styleId="List">
+  <w:style w:type="paragraph" w:styleId="Liste">
     <w:name w:val="List"/>
-    <w:basedOn w:val="TextBody"/>
-    <w:pPr/>
+    <w:basedOn w:val="Textkrper"/>
     <w:rPr>
       <w:rFonts w:cs="FreeSans"/>
     </w:rPr>
   </w:style>
-  <w:style w:type="paragraph" w:styleId="Caption">
-    <w:name w:val="Caption"/>
-    <w:basedOn w:val="Normal"/>
+  <w:style w:type="paragraph" w:styleId="Beschriftung">
+    <w:name w:val="caption"/>
+    <w:basedOn w:val="Standard"/>
     <w:qFormat/>
     <w:pPr>
-      <w:suppressLineNumbers/>
-      <w:spacing w:before="120" w:after="120"/>
+      <w:tabs>
+        <w:tab w:val="left" w:pos="360"/>
+      </w:tabs>
+      <w:spacing w:after="120"/>
+      <w:jc w:val="both"/>
     </w:pPr>
     <w:rPr>
-      <w:rFonts w:cs="Lohit Devanagari"/>
-      <w:i/>
-      <w:iCs/>
-      <w:sz w:val="24"/>
-      <w:szCs w:val="24"/>
+      <w:b/>
+      <w:lang w:val="de-DE"/>
     </w:rPr>
   </w:style>
-  <w:style w:type="paragraph" w:styleId="Index" w:customStyle="1">
+  <w:style w:type="paragraph" w:customStyle="1" w:styleId="Index">
     <w:name w:val="Index"/>
-    <w:basedOn w:val="Normal"/>
+    <w:basedOn w:val="Standard"/>
     <w:qFormat/>
     <w:pPr>
       <w:suppressLineNumbers/>
@@ -7735,28 +7310,28 @@
       <w:rFonts w:cs="FreeSans"/>
     </w:rPr>
   </w:style>
-  <w:style w:type="paragraph" w:styleId="Titre11" w:customStyle="1">
+  <w:style w:type="paragraph" w:customStyle="1" w:styleId="Titre11">
     <w:name w:val="Titre 11"/>
-    <w:basedOn w:val="Normal"/>
+    <w:basedOn w:val="Standard"/>
     <w:uiPriority w:val="9"/>
     <w:qFormat/>
-    <w:rsid w:val="008a6681"/>
+    <w:rsid w:val="008A6681"/>
     <w:pPr>
-      <w:keepNext w:val="true"/>
+      <w:keepNext/>
       <w:keepLines/>
-      <w:spacing w:before="240" w:after="0"/>
+      <w:spacing w:before="240"/>
       <w:outlineLvl w:val="0"/>
     </w:pPr>
     <w:rPr>
-      <w:rFonts w:ascii="Cambria" w:hAnsi="Cambria" w:eastAsia="ＭＳ ゴシック" w:cs="" w:asciiTheme="majorHAnsi" w:cstheme="majorBidi" w:eastAsiaTheme="majorEastAsia" w:hAnsiTheme="majorHAnsi"/>
-      <w:color w:val="365F91" w:themeColor="accent1" w:themeShade="bf"/>
+      <w:rFonts w:asciiTheme="majorHAnsi" w:eastAsiaTheme="majorEastAsia" w:hAnsiTheme="majorHAnsi" w:cstheme="majorBidi"/>
+      <w:color w:val="365F91" w:themeColor="accent1" w:themeShade="BF"/>
       <w:sz w:val="32"/>
       <w:szCs w:val="32"/>
     </w:rPr>
   </w:style>
-  <w:style w:type="paragraph" w:styleId="Lgende1" w:customStyle="1">
+  <w:style w:type="paragraph" w:customStyle="1" w:styleId="Lgende1">
     <w:name w:val="Légende1"/>
-    <w:basedOn w:val="Normal"/>
+    <w:basedOn w:val="Standard"/>
     <w:qFormat/>
     <w:pPr>
       <w:suppressLineNumbers/>
@@ -7770,87 +7345,83 @@
       <w:szCs w:val="24"/>
     </w:rPr>
   </w:style>
-  <w:style w:type="paragraph" w:styleId="Entte1" w:customStyle="1">
+  <w:style w:type="paragraph" w:customStyle="1" w:styleId="En-tte1">
     <w:name w:val="En-tête1"/>
-    <w:basedOn w:val="Normal"/>
+    <w:basedOn w:val="Standard"/>
     <w:link w:val="KopfzeileZchn"/>
     <w:qFormat/>
-    <w:rsid w:val="008a6681"/>
+    <w:rsid w:val="008A6681"/>
     <w:pPr>
       <w:tabs>
-        <w:tab w:val="clear" w:pos="708"/>
-        <w:tab w:val="center" w:pos="4536" w:leader="none"/>
-        <w:tab w:val="right" w:pos="9072" w:leader="none"/>
+        <w:tab w:val="center" w:pos="4536"/>
+        <w:tab w:val="right" w:pos="9072"/>
       </w:tabs>
     </w:pPr>
-    <w:rPr/>
   </w:style>
-  <w:style w:type="paragraph" w:styleId="Pieddepage1" w:customStyle="1">
+  <w:style w:type="paragraph" w:customStyle="1" w:styleId="Pieddepage1">
     <w:name w:val="Pied de page1"/>
-    <w:basedOn w:val="Normal"/>
+    <w:basedOn w:val="Standard"/>
     <w:link w:val="FuzeileZchn"/>
     <w:qFormat/>
-    <w:rsid w:val="008a6681"/>
+    <w:rsid w:val="008A6681"/>
     <w:pPr>
       <w:tabs>
-        <w:tab w:val="clear" w:pos="708"/>
-        <w:tab w:val="center" w:pos="4536" w:leader="none"/>
-        <w:tab w:val="right" w:pos="9072" w:leader="none"/>
+        <w:tab w:val="center" w:pos="4536"/>
+        <w:tab w:val="right" w:pos="9072"/>
       </w:tabs>
-      <w:spacing w:lineRule="atLeast" w:line="240"/>
+      <w:spacing w:line="240" w:lineRule="atLeast"/>
     </w:pPr>
     <w:rPr>
       <w:spacing w:val="6"/>
       <w:sz w:val="18"/>
     </w:rPr>
   </w:style>
-  <w:style w:type="paragraph" w:styleId="Absender" w:customStyle="1">
+  <w:style w:type="paragraph" w:customStyle="1" w:styleId="Absender">
     <w:name w:val="Absender"/>
-    <w:basedOn w:val="Normal"/>
+    <w:basedOn w:val="Standard"/>
     <w:qFormat/>
-    <w:rsid w:val="008a6681"/>
+    <w:rsid w:val="008A6681"/>
     <w:pPr>
-      <w:spacing w:lineRule="atLeast" w:line="240"/>
+      <w:spacing w:line="240" w:lineRule="atLeast"/>
     </w:pPr>
     <w:rPr>
       <w:spacing w:val="6"/>
       <w:sz w:val="18"/>
     </w:rPr>
   </w:style>
-  <w:style w:type="paragraph" w:styleId="Text" w:customStyle="1">
+  <w:style w:type="paragraph" w:customStyle="1" w:styleId="Text">
     <w:name w:val="Text"/>
-    <w:basedOn w:val="Normal"/>
+    <w:basedOn w:val="Standard"/>
     <w:qFormat/>
-    <w:rsid w:val="008a6681"/>
+    <w:rsid w:val="008A6681"/>
     <w:pPr>
-      <w:spacing w:lineRule="atLeast" w:line="280"/>
+      <w:spacing w:line="280" w:lineRule="atLeast"/>
     </w:pPr>
-    <w:rPr/>
   </w:style>
-  <w:style w:type="paragraph" w:styleId="Direktion" w:customStyle="1">
+  <w:style w:type="paragraph" w:customStyle="1" w:styleId="Direktion">
     <w:name w:val="Direktion"/>
-    <w:basedOn w:val="Normal"/>
+    <w:basedOn w:val="Standard"/>
     <w:qFormat/>
-    <w:rsid w:val="008a6681"/>
+    <w:rsid w:val="008A6681"/>
     <w:pPr>
-      <w:spacing w:lineRule="atLeast" w:line="240"/>
+      <w:spacing w:line="240" w:lineRule="atLeast"/>
     </w:pPr>
     <w:rPr>
       <w:spacing w:val="6"/>
       <w:sz w:val="18"/>
     </w:rPr>
   </w:style>
-  <w:style w:type="paragraph" w:styleId="StadtBern" w:customStyle="1">
+  <w:style w:type="paragraph" w:customStyle="1" w:styleId="StadtBern">
     <w:name w:val="Stadt Bern"/>
     <w:basedOn w:val="Titre11"/>
     <w:qFormat/>
-    <w:rsid w:val="008a6681"/>
+    <w:rsid w:val="008A6681"/>
     <w:pPr>
-      <w:keepLines w:val="false"/>
-      <w:spacing w:lineRule="exact" w:line="240" w:before="360" w:after="0"/>
+      <w:keepLines w:val="0"/>
+      <w:spacing w:before="360" w:line="240" w:lineRule="exact"/>
     </w:pPr>
     <w:rPr>
-      <w:rFonts w:ascii="Arial" w:hAnsi="Arial" w:eastAsia="Times New Roman" w:cs="Times New Roman"/>
+      <w:rFonts w:ascii="Arial" w:eastAsia="Times New Roman" w:hAnsi="Arial" w:cs="Times New Roman"/>
       <w:b/>
       <w:color w:val="00000A"/>
       <w:spacing w:val="6"/>
@@ -7858,51 +7429,29 @@
       <w:szCs w:val="20"/>
     </w:rPr>
   </w:style>
-  <w:style w:type="paragraph" w:styleId="TableContents" w:customStyle="1">
+  <w:style w:type="paragraph" w:customStyle="1" w:styleId="TableContents">
     <w:name w:val="Table Contents"/>
-    <w:basedOn w:val="Normal"/>
+    <w:basedOn w:val="Standard"/>
     <w:qFormat/>
-    <w:pPr/>
-    <w:rPr/>
   </w:style>
-  <w:style w:type="paragraph" w:styleId="Caption1">
-    <w:name w:val="caption"/>
-    <w:basedOn w:val="Normal"/>
+  <w:style w:type="paragraph" w:styleId="Listenabsatz">
+    <w:name w:val="List Paragraph"/>
+    <w:basedOn w:val="Standard"/>
     <w:qFormat/>
     <w:pPr>
-      <w:tabs>
-        <w:tab w:val="clear" w:pos="708"/>
-        <w:tab w:val="left" w:pos="360" w:leader="none"/>
-      </w:tabs>
-      <w:spacing w:before="0" w:after="120"/>
-      <w:jc w:val="both"/>
-    </w:pPr>
-    <w:rPr>
-      <w:b/>
-      <w:lang w:val="de-DE"/>
-    </w:rPr>
-  </w:style>
-  <w:style w:type="paragraph" w:styleId="ListParagraph">
-    <w:name w:val="List Paragraph"/>
-    <w:basedOn w:val="Normal"/>
-    <w:qFormat/>
-    <w:pPr>
-      <w:spacing w:before="0" w:after="0"/>
-      <w:ind w:left="720" w:hanging="0"/>
+      <w:ind w:left="720"/>
       <w:contextualSpacing/>
     </w:pPr>
-    <w:rPr/>
   </w:style>
-  <w:style w:type="paragraph" w:styleId="Footnote">
-    <w:name w:val="Footnote Text"/>
-    <w:basedOn w:val="Normal"/>
+  <w:style w:type="paragraph" w:styleId="Funotentext">
+    <w:name w:val="footnote text"/>
+    <w:basedOn w:val="Standard"/>
     <w:qFormat/>
-    <w:pPr/>
     <w:rPr>
       <w:sz w:val="18"/>
     </w:rPr>
   </w:style>
-  <w:style w:type="paragraph" w:styleId="TableHeading" w:customStyle="1">
+  <w:style w:type="paragraph" w:customStyle="1" w:styleId="TableHeading">
     <w:name w:val="Table Heading"/>
     <w:basedOn w:val="TableContents"/>
     <w:qFormat/>
@@ -7915,63 +7464,36 @@
       <w:bCs/>
     </w:rPr>
   </w:style>
-  <w:style w:type="paragraph" w:styleId="HeaderandFooter">
+  <w:style w:type="paragraph" w:customStyle="1" w:styleId="HeaderandFooter">
     <w:name w:val="Header and Footer"/>
-    <w:basedOn w:val="Normal"/>
+    <w:basedOn w:val="Standard"/>
     <w:qFormat/>
-    <w:pPr/>
-    <w:rPr/>
   </w:style>
-  <w:style w:type="paragraph" w:styleId="Header">
-    <w:name w:val="Header"/>
-    <w:basedOn w:val="Normal"/>
+  <w:style w:type="paragraph" w:styleId="Kopfzeile">
+    <w:name w:val="header"/>
+    <w:basedOn w:val="Standard"/>
     <w:link w:val="KopfzeileZchn1"/>
     <w:unhideWhenUsed/>
-    <w:rsid w:val="008f5b03"/>
+    <w:rsid w:val="008F5B03"/>
     <w:pPr>
       <w:tabs>
-        <w:tab w:val="clear" w:pos="708"/>
-        <w:tab w:val="center" w:pos="4536" w:leader="none"/>
-        <w:tab w:val="right" w:pos="9072" w:leader="none"/>
+        <w:tab w:val="center" w:pos="4536"/>
+        <w:tab w:val="right" w:pos="9072"/>
       </w:tabs>
     </w:pPr>
-    <w:rPr/>
   </w:style>
-  <w:style w:type="paragraph" w:styleId="Footer">
-    <w:name w:val="Footer"/>
-    <w:basedOn w:val="Normal"/>
+  <w:style w:type="paragraph" w:styleId="Fuzeile">
+    <w:name w:val="footer"/>
+    <w:basedOn w:val="Standard"/>
     <w:link w:val="FuzeileZchn1"/>
     <w:unhideWhenUsed/>
-    <w:rsid w:val="008f5b03"/>
+    <w:rsid w:val="008F5B03"/>
     <w:pPr>
       <w:tabs>
-        <w:tab w:val="clear" w:pos="708"/>
-        <w:tab w:val="center" w:pos="4536" w:leader="none"/>
-        <w:tab w:val="right" w:pos="9072" w:leader="none"/>
+        <w:tab w:val="center" w:pos="4536"/>
+        <w:tab w:val="right" w:pos="9072"/>
       </w:tabs>
     </w:pPr>
-    <w:rPr/>
-  </w:style>
-  <w:style w:type="numbering" w:styleId="NoList" w:default="1">
-    <w:name w:val="No List"/>
-    <w:uiPriority w:val="99"/>
-    <w:semiHidden/>
-    <w:unhideWhenUsed/>
-    <w:qFormat/>
-  </w:style>
-  <w:style w:type="table" w:default="1" w:styleId="NormaleTabelle">
-    <w:name w:val="Normal Table"/>
-    <w:uiPriority w:val="99"/>
-    <w:semiHidden/>
-    <w:unhideWhenUsed/>
-    <w:tblPr>
-      <w:tblCellMar>
-        <w:top w:w="0" w:type="dxa"/>
-        <w:left w:w="108" w:type="dxa"/>
-        <w:bottom w:w="0" w:type="dxa"/>
-        <w:right w:w="108" w:type="dxa"/>
-      </w:tblCellMar>
-    </w:tblPr>
   </w:style>
 </w:styles>
 </file>
@@ -8262,30 +7784,6 @@
 </file>
 
 <file path=customXml/item1.xml><?xml version="1.0" encoding="utf-8"?>
-<?mso-contentType ?>
-<FormTemplates xmlns="http://schemas.microsoft.com/sharepoint/v3/contenttype/forms">
-  <Display>DocumentLibraryForm</Display>
-  <Edit>DocumentLibraryForm</Edit>
-  <New>DocumentLibraryForm</New>
-</FormTemplates>
-</file>
-
-<file path=customXml/item2.xml><?xml version="1.0" encoding="utf-8"?>
-<p:properties xmlns:p="http://schemas.microsoft.com/office/2006/metadata/properties" xmlns:xsi="http://www.w3.org/2001/XMLSchema-instance" xmlns:pc="http://schemas.microsoft.com/office/infopath/2007/PartnerControls">
-  <documentManagement>
-    <Konzept xmlns="9b8c0751-faa8-4231-a5ac-6bf79da18d38">5.3.10 Vorlagen</Konzept>
-    <Detail xmlns="9b8c0751-faa8-4231-a5ac-6bf79da18d38" xsi:nil="true"/>
-    <Kategorie xmlns="9b8c0751-faa8-4231-a5ac-6bf79da18d38">5.3 Phasenabschluss Konzept</Kategorie>
-    <_dlc_DocId xmlns="54ee83ef-352e-45b0-bb8b-979b683ba7bf">ZSZN6JXWY7WE-3092-165</_dlc_DocId>
-    <_dlc_DocIdUrl xmlns="54ee83ef-352e-45b0-bb8b-979b683ba7bf">
-      <Url>https://www.collaboration.apps.be.ch/e-bau/_layouts/DocIdRedir.aspx?ID=ZSZN6JXWY7WE-3092-165</Url>
-      <Description>ZSZN6JXWY7WE-3092-165</Description>
-    </_dlc_DocIdUrl>
-  </documentManagement>
-</p:properties>
-</file>
-
-<file path=customXml/item3.xml><?xml version="1.0" encoding="utf-8"?>
 <ct:contentTypeSchema xmlns:ct="http://schemas.microsoft.com/office/2006/metadata/contentType" xmlns:ma="http://schemas.microsoft.com/office/2006/metadata/properties/metaAttributes" ct:_="" ma:_="" ma:contentTypeName="Dokument" ma:contentTypeID="0x010100A948C06F6CB34F429A856A75A3E2C8AE" ma:contentTypeVersion="3" ma:contentTypeDescription="Ein neues Dokument erstellen." ma:contentTypeScope="" ma:versionID="c3b0b776d272afbb166d486d14104671">
   <xsd:schema xmlns:xsd="http://www.w3.org/2001/XMLSchema" xmlns:xs="http://www.w3.org/2001/XMLSchema" xmlns:p="http://schemas.microsoft.com/office/2006/metadata/properties" xmlns:ns2="54ee83ef-352e-45b0-bb8b-979b683ba7bf" xmlns:ns3="9b8c0751-faa8-4231-a5ac-6bf79da18d38" targetNamespace="http://schemas.microsoft.com/office/2006/metadata/properties" ma:root="true" ma:fieldsID="297e027606a281c5ff07d824ff51305b" ns2:_="" ns3:_="">
     <xsd:import namespace="54ee83ef-352e-45b0-bb8b-979b683ba7bf"/>
@@ -8472,6 +7970,30 @@
 </ct:contentTypeSchema>
 </file>
 
+<file path=customXml/item2.xml><?xml version="1.0" encoding="utf-8"?>
+<p:properties xmlns:p="http://schemas.microsoft.com/office/2006/metadata/properties" xmlns:xsi="http://www.w3.org/2001/XMLSchema-instance" xmlns:pc="http://schemas.microsoft.com/office/infopath/2007/PartnerControls">
+  <documentManagement>
+    <Konzept xmlns="9b8c0751-faa8-4231-a5ac-6bf79da18d38">5.3.10 Vorlagen</Konzept>
+    <Detail xmlns="9b8c0751-faa8-4231-a5ac-6bf79da18d38" xsi:nil="true"/>
+    <Kategorie xmlns="9b8c0751-faa8-4231-a5ac-6bf79da18d38">5.3 Phasenabschluss Konzept</Kategorie>
+    <_dlc_DocId xmlns="54ee83ef-352e-45b0-bb8b-979b683ba7bf">ZSZN6JXWY7WE-3092-165</_dlc_DocId>
+    <_dlc_DocIdUrl xmlns="54ee83ef-352e-45b0-bb8b-979b683ba7bf">
+      <Url>https://www.collaboration.apps.be.ch/e-bau/_layouts/DocIdRedir.aspx?ID=ZSZN6JXWY7WE-3092-165</Url>
+      <Description>ZSZN6JXWY7WE-3092-165</Description>
+    </_dlc_DocIdUrl>
+  </documentManagement>
+</p:properties>
+</file>
+
+<file path=customXml/item3.xml><?xml version="1.0" encoding="utf-8"?>
+<?mso-contentType ?>
+<FormTemplates xmlns="http://schemas.microsoft.com/sharepoint/v3/contenttype/forms">
+  <Display>DocumentLibraryForm</Display>
+  <Edit>DocumentLibraryForm</Edit>
+  <New>DocumentLibraryForm</New>
+</FormTemplates>
+</file>
+
 <file path=customXml/item4.xml><?xml version="1.0" encoding="utf-8"?>
 <?mso-contentType ?>
 <spe:Receivers xmlns:spe="http://schemas.microsoft.com/sharepoint/events">
@@ -8519,31 +8041,6 @@
 </file>
 
 <file path=customXml/itemProps1.xml><?xml version="1.0" encoding="utf-8"?>
-<ds:datastoreItem xmlns:ds="http://schemas.openxmlformats.org/officeDocument/2006/customXml" ds:itemID="{D91D5E76-D8A6-42B7-ACEC-06722902C7F0}">
-  <ds:schemaRefs>
-    <ds:schemaRef ds:uri="http://schemas.microsoft.com/sharepoint/v3/contenttype/forms"/>
-  </ds:schemaRefs>
-</ds:datastoreItem>
-</file>
-
-<file path=customXml/itemProps2.xml><?xml version="1.0" encoding="utf-8"?>
-<ds:datastoreItem xmlns:ds="http://schemas.openxmlformats.org/officeDocument/2006/customXml" ds:itemID="{C536CBA0-5527-4ADE-BA50-D20B24EF8D53}">
-  <ds:schemaRefs>
-    <ds:schemaRef ds:uri="http://purl.org/dc/terms/"/>
-    <ds:schemaRef ds:uri="http://schemas.microsoft.com/office/2006/documentManagement/types"/>
-    <ds:schemaRef ds:uri="http://schemas.microsoft.com/office/infopath/2007/PartnerControls"/>
-    <ds:schemaRef ds:uri="http://purl.org/dc/elements/1.1/"/>
-    <ds:schemaRef ds:uri="http://purl.org/dc/dcmitype/"/>
-    <ds:schemaRef ds:uri="http://schemas.microsoft.com/office/2006/metadata/properties"/>
-    <ds:schemaRef ds:uri="http://schemas.openxmlformats.org/package/2006/metadata/core-properties"/>
-    <ds:schemaRef ds:uri="9b8c0751-faa8-4231-a5ac-6bf79da18d38"/>
-    <ds:schemaRef ds:uri="54ee83ef-352e-45b0-bb8b-979b683ba7bf"/>
-    <ds:schemaRef ds:uri="http://www.w3.org/XML/1998/namespace"/>
-  </ds:schemaRefs>
-</ds:datastoreItem>
-</file>
-
-<file path=customXml/itemProps3.xml><?xml version="1.0" encoding="utf-8"?>
 <ds:datastoreItem xmlns:ds="http://schemas.openxmlformats.org/officeDocument/2006/customXml" ds:itemID="{2A595E5D-5AFE-4C81-89E9-1522B7CB0B56}">
   <ds:schemaRefs>
     <ds:schemaRef ds:uri="http://schemas.microsoft.com/office/2006/metadata/contentType"/>
@@ -8562,6 +8059,25 @@
 </ds:datastoreItem>
 </file>
 
+<file path=customXml/itemProps2.xml><?xml version="1.0" encoding="utf-8"?>
+<ds:datastoreItem xmlns:ds="http://schemas.openxmlformats.org/officeDocument/2006/customXml" ds:itemID="{C536CBA0-5527-4ADE-BA50-D20B24EF8D53}">
+  <ds:schemaRefs>
+    <ds:schemaRef ds:uri="http://schemas.microsoft.com/office/2006/metadata/properties"/>
+    <ds:schemaRef ds:uri="http://schemas.microsoft.com/office/infopath/2007/PartnerControls"/>
+    <ds:schemaRef ds:uri="9b8c0751-faa8-4231-a5ac-6bf79da18d38"/>
+    <ds:schemaRef ds:uri="54ee83ef-352e-45b0-bb8b-979b683ba7bf"/>
+  </ds:schemaRefs>
+</ds:datastoreItem>
+</file>
+
+<file path=customXml/itemProps3.xml><?xml version="1.0" encoding="utf-8"?>
+<ds:datastoreItem xmlns:ds="http://schemas.openxmlformats.org/officeDocument/2006/customXml" ds:itemID="{D91D5E76-D8A6-42B7-ACEC-06722902C7F0}">
+  <ds:schemaRefs>
+    <ds:schemaRef ds:uri="http://schemas.microsoft.com/sharepoint/v3/contenttype/forms"/>
+  </ds:schemaRefs>
+</ds:datastoreItem>
+</file>
+
 <file path=customXml/itemProps4.xml><?xml version="1.0" encoding="utf-8"?>
 <ds:datastoreItem xmlns:ds="http://schemas.openxmlformats.org/officeDocument/2006/customXml" ds:itemID="{ACB1CF03-321E-4951-84A9-64CE477BB5B7}">
   <ds:schemaRefs>
